--- a/eng/docx/32.content.docx
+++ b/eng/docx/32.content.docx
@@ -7,6 +7,15 @@
       <w:r/>
     </w:p>
     <w:p>
+      <w:pPr>
+        <w:pStyle w:val="Heading2"/>
+      </w:pPr>
+      <w:r>
+        <w:t>Resource: Study Notes (Tyndale)</w:t>
+      </w:r>
+      <w:r/>
+    </w:p>
+    <w:p>
       <w:r/>
       <w:r>
         <w:rPr>
@@ -46,7 +55,7 @@
         <w:pStyle w:val="Heading1"/>
       </w:pPr>
       <w:r>
-        <w:t>Aquifer Open Study Notes</w:t>
+        <w:t>Study Notes (Tyndale)</w:t>
       </w:r>
     </w:p>
     <w:p>
@@ -55,6 +64,51 @@
           <w:headerReference w:type="even" r:id="rId8"/>
           <w:headerReference w:type="default" r:id="rId9"/>
           <w:footerReference w:type="default" r:id="rId10"/>
+          <w:footnotePr>
+            <w:numRestart w:val="eachSect"/>
+          </w:footnotePr>
+          <w:type w:val="continuous"/>
+          <w:pgSz w:w="12240" w:h="15840" w:code="1"/>
+          <w:pgMar w:top="1440" w:right="1440" w:bottom="1440" w:left="1440" w:header="504" w:footer="504" w:gutter="0"/>
+          <w:cols w:space="708"/>
+          <w:titlePg/>
+          <w:docGrid w:linePitch="360"/>
+        </w:sectPr>
+      </w:pPr>
+    </w:p>
+    <w:p>
+      <w:r/>
+    </w:p>
+    <w:p>
+      <w:pPr>
+        <w:pStyle w:val="Heading2"/>
+      </w:pPr>
+      <w:r>
+        <w:t>JON</w:t>
+      </w:r>
+      <w:r/>
+    </w:p>
+    <w:p>
+      <w:r/>
+      <w:r>
+        <w:rPr>
+          <w:i/>
+        </w:rPr>
+        <w:t>Jonah 1:1, Jonah 1:1–2.10, Jonah 1:2, Jonah 1:3, Jonah 1:4, Jonah 1:5–6, Jonah 1:7–8, Jonah 1:9, Jonah 1:12, Jonah 1:13–14, Jonah 1:16, Jonah 1:17, Jonah 2:1–9, Jonah 2:2, Jonah 2:4, Jonah 2:6, Jonah 2:7, Jonah 2:8–9, Jonah 3:1–2, Jonah 3:1–4.11, Jonah 3:3, Jonah 3:4, Jonah 3:5–6, Jonah 3:6, Jonah 3:7–8, Jonah 3:10, Jonah 4:1, Jonah 4:1–7, Jonah 4:2, Jonah 4:3–5, Jonah 4:4, Jonah 4:6, Jonah 4:11</w:t>
+      </w:r>
+      <w:r/>
+    </w:p>
+    <w:p>
+      <w:r/>
+      <w:r>
+        <w:t xml:space="preserve"> </w:t>
+      </w:r>
+      <w:r/>
+      <w:r/>
+    </w:p>
+    <w:p>
+      <w:pPr>
+        <w:sectPr>
           <w:footnotePr>
             <w:numRestart w:val="eachSect"/>
           </w:footnotePr>

--- a/eng/docx/32.content.docx
+++ b/eng/docx/32.content.docx
@@ -4,57 +4,114 @@
   <w:body>
     <w:p/>
     <w:p>
-      <w:r/>
+      <w:pPr/>
+      <w:r>
+        <w:rPr>
+          <w:lang w:val="en_US" w:bidi="en_US"/>
+        </w:rPr>
+      </w:r>
     </w:p>
     <w:p>
       <w:pPr>
         <w:pStyle w:val="Heading2"/>
       </w:pPr>
       <w:r>
+        <w:rPr>
+          <w:lang w:val="en_US" w:bidi="en_US"/>
+        </w:rPr>
         <w:t>Resource: Study Notes (Tyndale)</w:t>
       </w:r>
-      <w:r/>
-    </w:p>
-    <w:p>
-      <w:r/>
+      <w:r>
+        <w:rPr>
+          <w:lang w:val="en_US" w:bidi="en_US"/>
+        </w:rPr>
+      </w:r>
+    </w:p>
+    <w:p>
+      <w:pPr/>
+      <w:r>
+        <w:rPr>
+          <w:lang w:val="en_US" w:bidi="en_US"/>
+        </w:rPr>
+      </w:r>
       <w:r>
         <w:rPr>
           <w:b/>
+          <w:lang w:val="en_US" w:bidi="en_US"/>
         </w:rPr>
         <w:t>Aquifer Open Study Notes</w:t>
       </w:r>
     </w:p>
     <w:p>
-      <w:r/>
-      <w:r>
+      <w:pPr/>
+      <w:r>
+        <w:rPr>
+          <w:lang w:val="en_US" w:bidi="en_US"/>
+        </w:rPr>
+      </w:r>
+      <w:r>
+        <w:rPr>
+          <w:lang w:val="en_US" w:bidi="en_US"/>
+        </w:rPr>
         <w:t xml:space="preserve">This work is an adaptation of </w:t>
       </w:r>
       <w:r>
+        <w:rPr>
+          <w:lang w:val="en_US" w:bidi="en_US"/>
+        </w:rPr>
         <w:t>Tyndale Open Study Notes</w:t>
       </w:r>
       <w:r>
+        <w:rPr>
+          <w:lang w:val="en_US" w:bidi="en_US"/>
+        </w:rPr>
         <w:t xml:space="preserve"> © 2023 Tyndale House Publishers, licensed under the CC BY-SA 4.0 license. The adaptation, </w:t>
       </w:r>
       <w:r>
+        <w:rPr>
+          <w:lang w:val="en_US" w:bidi="en_US"/>
+        </w:rPr>
         <w:t>Aquifer Open Study Notes</w:t>
       </w:r>
       <w:r>
+        <w:rPr>
+          <w:lang w:val="en_US" w:bidi="en_US"/>
+        </w:rPr>
         <w:t>, was created by Mission Mutual and is also licensed under CC BY-SA 4.0.</w:t>
       </w:r>
     </w:p>
     <w:p>
-      <w:r/>
-      <w:r>
+      <w:pPr/>
+      <w:r>
+        <w:rPr>
+          <w:lang w:val="en_US" w:bidi="en_US"/>
+        </w:rPr>
+      </w:r>
+      <w:r>
+        <w:rPr>
+          <w:lang w:val="en_US" w:bidi="en_US"/>
+        </w:rPr>
         <w:t>This resource has been adapted into multiple languages, including English, Tok Pisin, Arabic (عربي), French (Français), Hindi (हिंदी), Indonesian (Bahasa Indonesia), Portuguese (Português), Russian (Русский), Spanish (Español), Swahili (Kiswahili), and Simplified Chinese (简体中文).</w:t>
       </w:r>
-      <w:r/>
-      <w:r/>
+      <w:r>
+        <w:rPr>
+          <w:lang w:val="en_US" w:bidi="en_US"/>
+        </w:rPr>
+      </w:r>
+      <w:r>
+        <w:rPr>
+          <w:lang w:val="en_US" w:bidi="en_US"/>
+        </w:rPr>
+      </w:r>
     </w:p>
     <w:p>
       <w:pPr>
         <w:pStyle w:val="Heading1"/>
       </w:pPr>
       <w:r>
+        <w:rPr>
+          <w:lang w:val="en_US" w:bidi="en_US"/>
+        </w:rPr>
         <w:t>Study Notes (Tyndale)</w:t>
       </w:r>
     </w:p>
@@ -77,34 +134,72 @@
       </w:pPr>
     </w:p>
     <w:p>
-      <w:r/>
+      <w:pPr/>
+      <w:r>
+        <w:rPr>
+          <w:lang w:val="en_US" w:bidi="en_US"/>
+        </w:rPr>
+      </w:r>
     </w:p>
     <w:p>
       <w:pPr>
         <w:pStyle w:val="Heading2"/>
       </w:pPr>
       <w:r>
+        <w:rPr>
+          <w:lang w:val="en_US" w:bidi="en_US"/>
+        </w:rPr>
         <w:t>JON</w:t>
       </w:r>
-      <w:r/>
-    </w:p>
-    <w:p>
-      <w:r/>
+      <w:r>
+        <w:rPr>
+          <w:lang w:val="en_US" w:bidi="en_US"/>
+        </w:rPr>
+      </w:r>
+    </w:p>
+    <w:p>
+      <w:pPr/>
+      <w:r>
+        <w:rPr>
+          <w:lang w:val="en_US" w:bidi="en_US"/>
+        </w:rPr>
+      </w:r>
       <w:r>
         <w:rPr>
           <w:i/>
+          <w:lang w:val="en_US" w:bidi="en_US"/>
         </w:rPr>
         <w:t>Jonah 1:1, Jonah 1:1–2.10, Jonah 1:2, Jonah 1:3, Jonah 1:4, Jonah 1:5–6, Jonah 1:7–8, Jonah 1:9, Jonah 1:12, Jonah 1:13–14, Jonah 1:16, Jonah 1:17, Jonah 2:1–9, Jonah 2:2, Jonah 2:4, Jonah 2:6, Jonah 2:7, Jonah 2:8–9, Jonah 3:1–2, Jonah 3:1–4.11, Jonah 3:3, Jonah 3:4, Jonah 3:5–6, Jonah 3:6, Jonah 3:7–8, Jonah 3:10, Jonah 4:1, Jonah 4:1–7, Jonah 4:2, Jonah 4:3–5, Jonah 4:4, Jonah 4:6, Jonah 4:11</w:t>
       </w:r>
-      <w:r/>
-    </w:p>
-    <w:p>
-      <w:r/>
-      <w:r>
+      <w:r>
+        <w:rPr>
+          <w:lang w:val="en_US" w:bidi="en_US"/>
+        </w:rPr>
+      </w:r>
+    </w:p>
+    <w:p>
+      <w:pPr/>
+      <w:r>
+        <w:rPr>
+          <w:lang w:val="en_US" w:bidi="en_US"/>
+        </w:rPr>
+      </w:r>
+      <w:r>
+        <w:rPr>
+          <w:lang w:val="en_US" w:bidi="en_US"/>
+        </w:rPr>
         <w:t xml:space="preserve"> </w:t>
       </w:r>
-      <w:r/>
-      <w:r/>
+      <w:r>
+        <w:rPr>
+          <w:lang w:val="en_US" w:bidi="en_US"/>
+        </w:rPr>
+      </w:r>
+      <w:r>
+        <w:rPr>
+          <w:lang w:val="en_US" w:bidi="en_US"/>
+        </w:rPr>
+      </w:r>
     </w:p>
     <w:p>
       <w:pPr>
@@ -122,24 +217,47 @@
       </w:pPr>
     </w:p>
     <w:p>
-      <w:r/>
+      <w:pPr/>
+      <w:r>
+        <w:rPr>
+          <w:lang w:val="en_US" w:bidi="en_US"/>
+        </w:rPr>
+      </w:r>
     </w:p>
     <w:p>
       <w:pPr>
         <w:pStyle w:val="Heading2"/>
       </w:pPr>
       <w:r>
+        <w:rPr>
+          <w:lang w:val="en_US" w:bidi="en_US"/>
+        </w:rPr>
         <w:t>Jonah 1:1</w:t>
       </w:r>
-      <w:r/>
-    </w:p>
-    <w:p>
-      <w:r/>
-      <w:r>
+      <w:r>
+        <w:rPr>
+          <w:lang w:val="en_US" w:bidi="en_US"/>
+        </w:rPr>
+      </w:r>
+    </w:p>
+    <w:p>
+      <w:pPr/>
+      <w:r>
+        <w:rPr>
+          <w:lang w:val="en_US" w:bidi="en_US"/>
+        </w:rPr>
+      </w:r>
+      <w:r>
+        <w:rPr>
+          <w:lang w:val="en_US" w:bidi="en_US"/>
+        </w:rPr>
         <w:t xml:space="preserve">Jonah son of Amittai was from Gath-hepher, a town located on the border of the tribal areas of Naphtali and Zebulun. He ministered to the northern kingdom of Israel during the reign of Jeroboam II (793–753 BC; see </w:t>
       </w:r>
       <w:hyperlink r:id="rId13">
         <w:r>
+          <w:rPr>
+            <w:lang w:val="en_US" w:bidi="en_US"/>
+          </w:rPr>
           <w:rPr>
             <w:color w:val="0000EE"/>
             <w:u w:val="single"/>
@@ -148,50 +266,112 @@
         </w:r>
       </w:hyperlink>
       <w:r>
+        <w:rPr>
+          <w:lang w:val="en_US" w:bidi="en_US"/>
+        </w:rPr>
         <w:t>).</w:t>
       </w:r>
-      <w:r/>
-      <w:r/>
-    </w:p>
-    <w:p>
-      <w:r/>
+      <w:r>
+        <w:rPr>
+          <w:lang w:val="en_US" w:bidi="en_US"/>
+        </w:rPr>
+      </w:r>
+      <w:r>
+        <w:rPr>
+          <w:lang w:val="en_US" w:bidi="en_US"/>
+        </w:rPr>
+      </w:r>
+    </w:p>
+    <w:p>
+      <w:pPr/>
+      <w:r>
+        <w:rPr>
+          <w:lang w:val="en_US" w:bidi="en_US"/>
+        </w:rPr>
+      </w:r>
     </w:p>
     <w:p>
       <w:pPr>
         <w:pStyle w:val="Heading2"/>
       </w:pPr>
       <w:r>
+        <w:rPr>
+          <w:lang w:val="en_US" w:bidi="en_US"/>
+        </w:rPr>
         <w:t>Jonah 1:1–2.10</w:t>
       </w:r>
-      <w:r/>
-    </w:p>
-    <w:p>
-      <w:r/>
-      <w:r>
+      <w:r>
+        <w:rPr>
+          <w:lang w:val="en_US" w:bidi="en_US"/>
+        </w:rPr>
+      </w:r>
+    </w:p>
+    <w:p>
+      <w:pPr/>
+      <w:r>
+        <w:rPr>
+          <w:lang w:val="en_US" w:bidi="en_US"/>
+        </w:rPr>
+      </w:r>
+      <w:r>
+        <w:rPr>
+          <w:lang w:val="en_US" w:bidi="en_US"/>
+        </w:rPr>
         <w:t>Jonah initially rejected the Lord’s commission to warn Nineveh of the judgment it had incurred because of its wickedness.</w:t>
       </w:r>
-      <w:r/>
-      <w:r/>
-    </w:p>
-    <w:p>
-      <w:r/>
+      <w:r>
+        <w:rPr>
+          <w:lang w:val="en_US" w:bidi="en_US"/>
+        </w:rPr>
+      </w:r>
+      <w:r>
+        <w:rPr>
+          <w:lang w:val="en_US" w:bidi="en_US"/>
+        </w:rPr>
+      </w:r>
+    </w:p>
+    <w:p>
+      <w:pPr/>
+      <w:r>
+        <w:rPr>
+          <w:lang w:val="en_US" w:bidi="en_US"/>
+        </w:rPr>
+      </w:r>
     </w:p>
     <w:p>
       <w:pPr>
         <w:pStyle w:val="Heading2"/>
       </w:pPr>
       <w:r>
+        <w:rPr>
+          <w:lang w:val="en_US" w:bidi="en_US"/>
+        </w:rPr>
         <w:t>Jonah 1:2</w:t>
       </w:r>
-      <w:r/>
-    </w:p>
-    <w:p>
-      <w:r/>
-      <w:r>
+      <w:r>
+        <w:rPr>
+          <w:lang w:val="en_US" w:bidi="en_US"/>
+        </w:rPr>
+      </w:r>
+    </w:p>
+    <w:p>
+      <w:pPr/>
+      <w:r>
+        <w:rPr>
+          <w:lang w:val="en_US" w:bidi="en_US"/>
+        </w:rPr>
+      </w:r>
+      <w:r>
+        <w:rPr>
+          <w:lang w:val="en_US" w:bidi="en_US"/>
+        </w:rPr>
         <w:t xml:space="preserve">By Jonah’s day, Nineveh already had quite a long history (see </w:t>
       </w:r>
       <w:hyperlink r:id="rId14">
         <w:r>
+          <w:rPr>
+            <w:lang w:val="en_US" w:bidi="en_US"/>
+          </w:rPr>
           <w:rPr>
             <w:color w:val="0000EE"/>
             <w:u w:val="single"/>
@@ -200,10 +380,16 @@
         </w:r>
       </w:hyperlink>
       <w:r>
+        <w:rPr>
+          <w:lang w:val="en_US" w:bidi="en_US"/>
+        </w:rPr>
         <w:t xml:space="preserve">). It was a key city in the Assyrian Empire until its destruction in 612 BC (see </w:t>
       </w:r>
       <w:hyperlink r:id="rId15">
         <w:r>
+          <w:rPr>
+            <w:lang w:val="en_US" w:bidi="en_US"/>
+          </w:rPr>
           <w:rPr>
             <w:color w:val="0000EE"/>
             <w:u w:val="single"/>
@@ -212,36 +398,76 @@
         </w:r>
       </w:hyperlink>
       <w:r>
+        <w:rPr>
+          <w:lang w:val="en_US" w:bidi="en_US"/>
+        </w:rPr>
         <w:t xml:space="preserve">). Nineveh’s ruins are located across the Tigris River from the modern city of Mosul, Iraq. • great city: See </w:t>
       </w:r>
       <w:r>
+        <w:rPr>
+          <w:lang w:val="en_US" w:bidi="en_US"/>
+        </w:rPr>
         <w:t>study note on 3:3</w:t>
       </w:r>
       <w:r>
+        <w:rPr>
+          <w:lang w:val="en_US" w:bidi="en_US"/>
+        </w:rPr>
         <w:t>.</w:t>
       </w:r>
-      <w:r/>
-      <w:r/>
-    </w:p>
-    <w:p>
-      <w:r/>
+      <w:r>
+        <w:rPr>
+          <w:lang w:val="en_US" w:bidi="en_US"/>
+        </w:rPr>
+      </w:r>
+      <w:r>
+        <w:rPr>
+          <w:lang w:val="en_US" w:bidi="en_US"/>
+        </w:rPr>
+      </w:r>
+    </w:p>
+    <w:p>
+      <w:pPr/>
+      <w:r>
+        <w:rPr>
+          <w:lang w:val="en_US" w:bidi="en_US"/>
+        </w:rPr>
+      </w:r>
     </w:p>
     <w:p>
       <w:pPr>
         <w:pStyle w:val="Heading2"/>
       </w:pPr>
       <w:r>
+        <w:rPr>
+          <w:lang w:val="en_US" w:bidi="en_US"/>
+        </w:rPr>
         <w:t>Jonah 1:3</w:t>
       </w:r>
-      <w:r/>
-    </w:p>
-    <w:p>
-      <w:r/>
-      <w:r>
+      <w:r>
+        <w:rPr>
+          <w:lang w:val="en_US" w:bidi="en_US"/>
+        </w:rPr>
+      </w:r>
+    </w:p>
+    <w:p>
+      <w:pPr/>
+      <w:r>
+        <w:rPr>
+          <w:lang w:val="en_US" w:bidi="en_US"/>
+        </w:rPr>
+      </w:r>
+      <w:r>
+        <w:rPr>
+          <w:lang w:val="en_US" w:bidi="en_US"/>
+        </w:rPr>
         <w:t>Jonah’s attempt to get away from the Lord was futile. One cannot escape God (</w:t>
       </w:r>
       <w:hyperlink r:id="rId16">
         <w:r>
+          <w:rPr>
+            <w:lang w:val="en_US" w:bidi="en_US"/>
+          </w:rPr>
           <w:rPr>
             <w:color w:val="0000EE"/>
             <w:u w:val="single"/>
@@ -250,10 +476,16 @@
         </w:r>
       </w:hyperlink>
       <w:r>
+        <w:rPr>
+          <w:lang w:val="en_US" w:bidi="en_US"/>
+        </w:rPr>
         <w:t>) or disobey his will without consequence (</w:t>
       </w:r>
       <w:hyperlink r:id="rId17">
         <w:r>
+          <w:rPr>
+            <w:lang w:val="en_US" w:bidi="en_US"/>
+          </w:rPr>
           <w:rPr>
             <w:color w:val="0000EE"/>
             <w:u w:val="single"/>
@@ -262,10 +494,16 @@
         </w:r>
       </w:hyperlink>
       <w:r>
+        <w:rPr>
+          <w:lang w:val="en_US" w:bidi="en_US"/>
+        </w:rPr>
         <w:t>). Jonah’s reluctance to go to Nineveh is understandable, however. Assyria was an enemy of Israel known for its violence (</w:t>
       </w:r>
       <w:hyperlink r:id="rId18">
         <w:r>
+          <w:rPr>
+            <w:lang w:val="en_US" w:bidi="en_US"/>
+          </w:rPr>
           <w:rPr>
             <w:color w:val="0000EE"/>
             <w:u w:val="single"/>
@@ -274,10 +512,16 @@
         </w:r>
       </w:hyperlink>
       <w:r>
+        <w:rPr>
+          <w:lang w:val="en_US" w:bidi="en_US"/>
+        </w:rPr>
         <w:t xml:space="preserve">; see also </w:t>
       </w:r>
       <w:hyperlink r:id="rId19">
         <w:r>
+          <w:rPr>
+            <w:lang w:val="en_US" w:bidi="en_US"/>
+          </w:rPr>
           <w:rPr>
             <w:color w:val="0000EE"/>
             <w:u w:val="single"/>
@@ -286,10 +530,16 @@
         </w:r>
       </w:hyperlink>
       <w:r>
+        <w:rPr>
+          <w:lang w:val="en_US" w:bidi="en_US"/>
+        </w:rPr>
         <w:t>). Jonah did not want these non-Israelites to have the opportunity to repent and be saved (</w:t>
       </w:r>
       <w:hyperlink r:id="rId20">
         <w:r>
+          <w:rPr>
+            <w:lang w:val="en_US" w:bidi="en_US"/>
+          </w:rPr>
           <w:rPr>
             <w:color w:val="0000EE"/>
             <w:u w:val="single"/>
@@ -298,10 +548,16 @@
         </w:r>
       </w:hyperlink>
       <w:r>
+        <w:rPr>
+          <w:lang w:val="en_US" w:bidi="en_US"/>
+        </w:rPr>
         <w:t>). • Joppa was a key port city on the Mediterranean coast (</w:t>
       </w:r>
       <w:hyperlink r:id="rId21">
         <w:r>
+          <w:rPr>
+            <w:lang w:val="en_US" w:bidi="en_US"/>
+          </w:rPr>
           <w:rPr>
             <w:color w:val="0000EE"/>
             <w:u w:val="single"/>
@@ -310,10 +566,16 @@
         </w:r>
       </w:hyperlink>
       <w:r>
+        <w:rPr>
+          <w:lang w:val="en_US" w:bidi="en_US"/>
+        </w:rPr>
         <w:t xml:space="preserve">; </w:t>
       </w:r>
       <w:hyperlink r:id="rId22">
         <w:r>
+          <w:rPr>
+            <w:lang w:val="en_US" w:bidi="en_US"/>
+          </w:rPr>
           <w:rPr>
             <w:color w:val="0000EE"/>
             <w:u w:val="single"/>
@@ -322,39 +584,77 @@
         </w:r>
       </w:hyperlink>
       <w:r>
+        <w:rPr>
+          <w:lang w:val="en_US" w:bidi="en_US"/>
+        </w:rPr>
         <w:t xml:space="preserve">); it is now a suburb of modern Tel-Aviv. • Tarshish was possibly the port city of Tartessos in Spain, in which case Jonah was attempting to flee as far as imaginable in the opposite direction from Nineveh. Tarsus in Asia Minor is another possibility. Some think </w:t>
       </w:r>
       <w:r>
         <w:rPr>
           <w:i/>
+          <w:lang w:val="en_US" w:bidi="en_US"/>
         </w:rPr>
         <w:t>Tarshish</w:t>
       </w:r>
       <w:r>
+        <w:rPr>
+          <w:lang w:val="en_US" w:bidi="en_US"/>
+        </w:rPr>
         <w:t xml:space="preserve"> is a general reference to the sea or to any destination accessible by sea.</w:t>
       </w:r>
-      <w:r/>
-      <w:r/>
-    </w:p>
-    <w:p>
-      <w:r/>
+      <w:r>
+        <w:rPr>
+          <w:lang w:val="en_US" w:bidi="en_US"/>
+        </w:rPr>
+      </w:r>
+      <w:r>
+        <w:rPr>
+          <w:lang w:val="en_US" w:bidi="en_US"/>
+        </w:rPr>
+      </w:r>
+    </w:p>
+    <w:p>
+      <w:pPr/>
+      <w:r>
+        <w:rPr>
+          <w:lang w:val="en_US" w:bidi="en_US"/>
+        </w:rPr>
+      </w:r>
     </w:p>
     <w:p>
       <w:pPr>
         <w:pStyle w:val="Heading2"/>
       </w:pPr>
       <w:r>
+        <w:rPr>
+          <w:lang w:val="en_US" w:bidi="en_US"/>
+        </w:rPr>
         <w:t>Jonah 1:4</w:t>
       </w:r>
-      <w:r/>
-    </w:p>
-    <w:p>
-      <w:r/>
-      <w:r>
+      <w:r>
+        <w:rPr>
+          <w:lang w:val="en_US" w:bidi="en_US"/>
+        </w:rPr>
+      </w:r>
+    </w:p>
+    <w:p>
+      <w:pPr/>
+      <w:r>
+        <w:rPr>
+          <w:lang w:val="en_US" w:bidi="en_US"/>
+        </w:rPr>
+      </w:r>
+      <w:r>
+        <w:rPr>
+          <w:lang w:val="en_US" w:bidi="en_US"/>
+        </w:rPr>
         <w:t xml:space="preserve">God’s power over nature is a prominent theme throughout Jonah (see </w:t>
       </w:r>
       <w:hyperlink r:id="rId23">
         <w:r>
+          <w:rPr>
+            <w:lang w:val="en_US" w:bidi="en_US"/>
+          </w:rPr>
           <w:rPr>
             <w:color w:val="0000EE"/>
             <w:u w:val="single"/>
@@ -363,10 +663,16 @@
         </w:r>
       </w:hyperlink>
       <w:r>
+        <w:rPr>
+          <w:lang w:val="en_US" w:bidi="en_US"/>
+        </w:rPr>
         <w:t xml:space="preserve">, </w:t>
       </w:r>
       <w:hyperlink r:id="rId24">
         <w:r>
+          <w:rPr>
+            <w:lang w:val="en_US" w:bidi="en_US"/>
+          </w:rPr>
           <w:rPr>
             <w:color w:val="0000EE"/>
             <w:u w:val="single"/>
@@ -375,10 +681,16 @@
         </w:r>
       </w:hyperlink>
       <w:r>
+        <w:rPr>
+          <w:lang w:val="en_US" w:bidi="en_US"/>
+        </w:rPr>
         <w:t xml:space="preserve">, </w:t>
       </w:r>
       <w:hyperlink r:id="rId25">
         <w:r>
+          <w:rPr>
+            <w:lang w:val="en_US" w:bidi="en_US"/>
+          </w:rPr>
           <w:rPr>
             <w:color w:val="0000EE"/>
             <w:u w:val="single"/>
@@ -387,10 +699,16 @@
         </w:r>
       </w:hyperlink>
       <w:r>
+        <w:rPr>
+          <w:lang w:val="en_US" w:bidi="en_US"/>
+        </w:rPr>
         <w:t xml:space="preserve">, </w:t>
       </w:r>
       <w:hyperlink r:id="rId26">
         <w:r>
+          <w:rPr>
+            <w:lang w:val="en_US" w:bidi="en_US"/>
+          </w:rPr>
           <w:rPr>
             <w:color w:val="0000EE"/>
             <w:u w:val="single"/>
@@ -399,10 +717,16 @@
         </w:r>
       </w:hyperlink>
       <w:r>
+        <w:rPr>
+          <w:lang w:val="en_US" w:bidi="en_US"/>
+        </w:rPr>
         <w:t xml:space="preserve">; </w:t>
       </w:r>
       <w:hyperlink r:id="rId27">
         <w:r>
+          <w:rPr>
+            <w:lang w:val="en_US" w:bidi="en_US"/>
+          </w:rPr>
           <w:rPr>
             <w:color w:val="0000EE"/>
             <w:u w:val="single"/>
@@ -411,10 +735,16 @@
         </w:r>
       </w:hyperlink>
       <w:r>
+        <w:rPr>
+          <w:lang w:val="en_US" w:bidi="en_US"/>
+        </w:rPr>
         <w:t xml:space="preserve">, </w:t>
       </w:r>
       <w:hyperlink r:id="rId28">
         <w:r>
+          <w:rPr>
+            <w:lang w:val="en_US" w:bidi="en_US"/>
+          </w:rPr>
           <w:rPr>
             <w:color w:val="0000EE"/>
             <w:u w:val="single"/>
@@ -423,10 +753,16 @@
         </w:r>
       </w:hyperlink>
       <w:r>
+        <w:rPr>
+          <w:lang w:val="en_US" w:bidi="en_US"/>
+        </w:rPr>
         <w:t xml:space="preserve">; </w:t>
       </w:r>
       <w:hyperlink r:id="rId29">
         <w:r>
+          <w:rPr>
+            <w:lang w:val="en_US" w:bidi="en_US"/>
+          </w:rPr>
           <w:rPr>
             <w:color w:val="0000EE"/>
             <w:u w:val="single"/>
@@ -435,30 +771,64 @@
         </w:r>
       </w:hyperlink>
       <w:r>
+        <w:rPr>
+          <w:lang w:val="en_US" w:bidi="en_US"/>
+        </w:rPr>
         <w:t>).</w:t>
       </w:r>
-      <w:r/>
-      <w:r/>
-    </w:p>
-    <w:p>
-      <w:r/>
+      <w:r>
+        <w:rPr>
+          <w:lang w:val="en_US" w:bidi="en_US"/>
+        </w:rPr>
+      </w:r>
+      <w:r>
+        <w:rPr>
+          <w:lang w:val="en_US" w:bidi="en_US"/>
+        </w:rPr>
+      </w:r>
+    </w:p>
+    <w:p>
+      <w:pPr/>
+      <w:r>
+        <w:rPr>
+          <w:lang w:val="en_US" w:bidi="en_US"/>
+        </w:rPr>
+      </w:r>
     </w:p>
     <w:p>
       <w:pPr>
         <w:pStyle w:val="Heading2"/>
       </w:pPr>
       <w:r>
+        <w:rPr>
+          <w:lang w:val="en_US" w:bidi="en_US"/>
+        </w:rPr>
         <w:t>Jonah 1:5–6</w:t>
       </w:r>
-      <w:r/>
-    </w:p>
-    <w:p>
-      <w:r/>
-      <w:r>
+      <w:r>
+        <w:rPr>
+          <w:lang w:val="en_US" w:bidi="en_US"/>
+        </w:rPr>
+      </w:r>
+    </w:p>
+    <w:p>
+      <w:pPr/>
+      <w:r>
+        <w:rPr>
+          <w:lang w:val="en_US" w:bidi="en_US"/>
+        </w:rPr>
+      </w:r>
+      <w:r>
+        <w:rPr>
+          <w:lang w:val="en_US" w:bidi="en_US"/>
+        </w:rPr>
         <w:t>Jonah’s ongoing sleep was perhaps induced by God to advance the crisis to a point where it was clear that the sailors’ gods could not help (</w:t>
       </w:r>
       <w:hyperlink r:id="rId30">
         <w:r>
+          <w:rPr>
+            <w:lang w:val="en_US" w:bidi="en_US"/>
+          </w:rPr>
           <w:rPr>
             <w:color w:val="0000EE"/>
             <w:u w:val="single"/>
@@ -467,30 +837,64 @@
         </w:r>
       </w:hyperlink>
       <w:r>
+        <w:rPr>
+          <w:lang w:val="en_US" w:bidi="en_US"/>
+        </w:rPr>
         <w:t>).</w:t>
       </w:r>
-      <w:r/>
-      <w:r/>
-    </w:p>
-    <w:p>
-      <w:r/>
+      <w:r>
+        <w:rPr>
+          <w:lang w:val="en_US" w:bidi="en_US"/>
+        </w:rPr>
+      </w:r>
+      <w:r>
+        <w:rPr>
+          <w:lang w:val="en_US" w:bidi="en_US"/>
+        </w:rPr>
+      </w:r>
+    </w:p>
+    <w:p>
+      <w:pPr/>
+      <w:r>
+        <w:rPr>
+          <w:lang w:val="en_US" w:bidi="en_US"/>
+        </w:rPr>
+      </w:r>
     </w:p>
     <w:p>
       <w:pPr>
         <w:pStyle w:val="Heading2"/>
       </w:pPr>
       <w:r>
+        <w:rPr>
+          <w:lang w:val="en_US" w:bidi="en_US"/>
+        </w:rPr>
         <w:t>Jonah 1:7–8</w:t>
       </w:r>
-      <w:r/>
-    </w:p>
-    <w:p>
-      <w:r/>
-      <w:r>
+      <w:r>
+        <w:rPr>
+          <w:lang w:val="en_US" w:bidi="en_US"/>
+        </w:rPr>
+      </w:r>
+    </w:p>
+    <w:p>
+      <w:pPr/>
+      <w:r>
+        <w:rPr>
+          <w:lang w:val="en_US" w:bidi="en_US"/>
+        </w:rPr>
+      </w:r>
+      <w:r>
+        <w:rPr>
+          <w:lang w:val="en_US" w:bidi="en_US"/>
+        </w:rPr>
         <w:t xml:space="preserve">Use of lots was permitted by God for certain purposes (see </w:t>
       </w:r>
       <w:hyperlink r:id="rId31">
         <w:r>
+          <w:rPr>
+            <w:lang w:val="en_US" w:bidi="en_US"/>
+          </w:rPr>
           <w:rPr>
             <w:color w:val="0000EE"/>
             <w:u w:val="single"/>
@@ -499,10 +903,16 @@
         </w:r>
       </w:hyperlink>
       <w:r>
+        <w:rPr>
+          <w:lang w:val="en_US" w:bidi="en_US"/>
+        </w:rPr>
         <w:t xml:space="preserve">; </w:t>
       </w:r>
       <w:hyperlink r:id="rId32">
         <w:r>
+          <w:rPr>
+            <w:lang w:val="en_US" w:bidi="en_US"/>
+          </w:rPr>
           <w:rPr>
             <w:color w:val="0000EE"/>
             <w:u w:val="single"/>
@@ -511,10 +921,16 @@
         </w:r>
       </w:hyperlink>
       <w:r>
+        <w:rPr>
+          <w:lang w:val="en_US" w:bidi="en_US"/>
+        </w:rPr>
         <w:t xml:space="preserve">; </w:t>
       </w:r>
       <w:hyperlink r:id="rId33">
         <w:r>
+          <w:rPr>
+            <w:lang w:val="en_US" w:bidi="en_US"/>
+          </w:rPr>
           <w:rPr>
             <w:color w:val="0000EE"/>
             <w:u w:val="single"/>
@@ -523,10 +939,16 @@
         </w:r>
       </w:hyperlink>
       <w:r>
+        <w:rPr>
+          <w:lang w:val="en_US" w:bidi="en_US"/>
+        </w:rPr>
         <w:t xml:space="preserve">; </w:t>
       </w:r>
       <w:hyperlink r:id="rId34">
         <w:r>
+          <w:rPr>
+            <w:lang w:val="en_US" w:bidi="en_US"/>
+          </w:rPr>
           <w:rPr>
             <w:color w:val="0000EE"/>
             <w:u w:val="single"/>
@@ -535,10 +957,16 @@
         </w:r>
       </w:hyperlink>
       <w:r>
+        <w:rPr>
+          <w:lang w:val="en_US" w:bidi="en_US"/>
+        </w:rPr>
         <w:t>); however, divination in general, as practiced in the wider ancient world, was displeasing to the Lord (</w:t>
       </w:r>
       <w:hyperlink r:id="rId35">
         <w:r>
+          <w:rPr>
+            <w:lang w:val="en_US" w:bidi="en_US"/>
+          </w:rPr>
           <w:rPr>
             <w:color w:val="0000EE"/>
             <w:u w:val="single"/>
@@ -547,30 +975,64 @@
         </w:r>
       </w:hyperlink>
       <w:r>
+        <w:rPr>
+          <w:lang w:val="en_US" w:bidi="en_US"/>
+        </w:rPr>
         <w:t>). • to see which of them had offended the gods: It was fairly common in the ancient Near East to assume that bad fortune was the result of a god’s taking offense.</w:t>
       </w:r>
-      <w:r/>
-      <w:r/>
-    </w:p>
-    <w:p>
-      <w:r/>
+      <w:r>
+        <w:rPr>
+          <w:lang w:val="en_US" w:bidi="en_US"/>
+        </w:rPr>
+      </w:r>
+      <w:r>
+        <w:rPr>
+          <w:lang w:val="en_US" w:bidi="en_US"/>
+        </w:rPr>
+      </w:r>
+    </w:p>
+    <w:p>
+      <w:pPr/>
+      <w:r>
+        <w:rPr>
+          <w:lang w:val="en_US" w:bidi="en_US"/>
+        </w:rPr>
+      </w:r>
     </w:p>
     <w:p>
       <w:pPr>
         <w:pStyle w:val="Heading2"/>
       </w:pPr>
       <w:r>
+        <w:rPr>
+          <w:lang w:val="en_US" w:bidi="en_US"/>
+        </w:rPr>
         <w:t>Jonah 1:9</w:t>
       </w:r>
-      <w:r/>
-    </w:p>
-    <w:p>
-      <w:r/>
-      <w:r>
+      <w:r>
+        <w:rPr>
+          <w:lang w:val="en_US" w:bidi="en_US"/>
+        </w:rPr>
+      </w:r>
+    </w:p>
+    <w:p>
+      <w:pPr/>
+      <w:r>
+        <w:rPr>
+          <w:lang w:val="en_US" w:bidi="en_US"/>
+        </w:rPr>
+      </w:r>
+      <w:r>
+        <w:rPr>
+          <w:lang w:val="en_US" w:bidi="en_US"/>
+        </w:rPr>
         <w:t xml:space="preserve">a Hebrew: See also </w:t>
       </w:r>
       <w:hyperlink r:id="rId36">
         <w:r>
+          <w:rPr>
+            <w:lang w:val="en_US" w:bidi="en_US"/>
+          </w:rPr>
           <w:rPr>
             <w:color w:val="0000EE"/>
             <w:u w:val="single"/>
@@ -579,10 +1041,16 @@
         </w:r>
       </w:hyperlink>
       <w:r>
+        <w:rPr>
+          <w:lang w:val="en_US" w:bidi="en_US"/>
+        </w:rPr>
         <w:t xml:space="preserve">; </w:t>
       </w:r>
       <w:hyperlink r:id="rId37">
         <w:r>
+          <w:rPr>
+            <w:lang w:val="en_US" w:bidi="en_US"/>
+          </w:rPr>
           <w:rPr>
             <w:color w:val="0000EE"/>
             <w:u w:val="single"/>
@@ -591,10 +1059,16 @@
         </w:r>
       </w:hyperlink>
       <w:r>
+        <w:rPr>
+          <w:lang w:val="en_US" w:bidi="en_US"/>
+        </w:rPr>
         <w:t xml:space="preserve">; </w:t>
       </w:r>
       <w:hyperlink r:id="rId38">
         <w:r>
+          <w:rPr>
+            <w:lang w:val="en_US" w:bidi="en_US"/>
+          </w:rPr>
           <w:rPr>
             <w:color w:val="0000EE"/>
             <w:u w:val="single"/>
@@ -603,28 +1077,42 @@
         </w:r>
       </w:hyperlink>
       <w:r>
+        <w:rPr>
+          <w:lang w:val="en_US" w:bidi="en_US"/>
+        </w:rPr>
         <w:t>. • Jonah worshiped the Lord</w:t>
       </w:r>
       <w:r>
         <w:rPr>
           <w:i/>
+          <w:lang w:val="en_US" w:bidi="en_US"/>
         </w:rPr>
         <w:t>,</w:t>
       </w:r>
       <w:r>
+        <w:rPr>
+          <w:lang w:val="en_US" w:bidi="en_US"/>
+        </w:rPr>
         <w:t xml:space="preserve"> who in contrast to the sailors’ false gods made the sea and the land</w:t>
       </w:r>
       <w:r>
         <w:rPr>
           <w:i/>
+          <w:lang w:val="en_US" w:bidi="en_US"/>
         </w:rPr>
         <w:t>,</w:t>
       </w:r>
       <w:r>
+        <w:rPr>
+          <w:lang w:val="en_US" w:bidi="en_US"/>
+        </w:rPr>
         <w:t xml:space="preserve"> and thus controlled them. Many gods were believed to have jurisdiction over specific realms and functions. The designation God of heaven likely conveyed the superiority of that deity over all others, as heaven is the highest realm. The Old Testament consistently proclaims that the Lord alone is the one true God (see, e.g., </w:t>
       </w:r>
       <w:hyperlink r:id="rId39">
         <w:r>
+          <w:rPr>
+            <w:lang w:val="en_US" w:bidi="en_US"/>
+          </w:rPr>
           <w:rPr>
             <w:color w:val="0000EE"/>
             <w:u w:val="single"/>
@@ -633,10 +1121,16 @@
         </w:r>
       </w:hyperlink>
       <w:r>
+        <w:rPr>
+          <w:lang w:val="en_US" w:bidi="en_US"/>
+        </w:rPr>
         <w:t xml:space="preserve">), while at times adopting language that reflects his superiority to the false gods that occupied the imaginations of pagan peoples (see </w:t>
       </w:r>
       <w:hyperlink r:id="rId40">
         <w:r>
+          <w:rPr>
+            <w:lang w:val="en_US" w:bidi="en_US"/>
+          </w:rPr>
           <w:rPr>
             <w:color w:val="0000EE"/>
             <w:u w:val="single"/>
@@ -645,70 +1139,160 @@
         </w:r>
       </w:hyperlink>
       <w:r>
+        <w:rPr>
+          <w:lang w:val="en_US" w:bidi="en_US"/>
+        </w:rPr>
         <w:t>).</w:t>
       </w:r>
-      <w:r/>
-      <w:r/>
-    </w:p>
-    <w:p>
-      <w:r/>
+      <w:r>
+        <w:rPr>
+          <w:lang w:val="en_US" w:bidi="en_US"/>
+        </w:rPr>
+      </w:r>
+      <w:r>
+        <w:rPr>
+          <w:lang w:val="en_US" w:bidi="en_US"/>
+        </w:rPr>
+      </w:r>
+    </w:p>
+    <w:p>
+      <w:pPr/>
+      <w:r>
+        <w:rPr>
+          <w:lang w:val="en_US" w:bidi="en_US"/>
+        </w:rPr>
+      </w:r>
     </w:p>
     <w:p>
       <w:pPr>
         <w:pStyle w:val="Heading2"/>
       </w:pPr>
       <w:r>
+        <w:rPr>
+          <w:lang w:val="en_US" w:bidi="en_US"/>
+        </w:rPr>
         <w:t>Jonah 1:12</w:t>
       </w:r>
-      <w:r/>
-    </w:p>
-    <w:p>
-      <w:r/>
-      <w:r>
+      <w:r>
+        <w:rPr>
+          <w:lang w:val="en_US" w:bidi="en_US"/>
+        </w:rPr>
+      </w:r>
+    </w:p>
+    <w:p>
+      <w:pPr/>
+      <w:r>
+        <w:rPr>
+          <w:lang w:val="en_US" w:bidi="en_US"/>
+        </w:rPr>
+      </w:r>
+      <w:r>
+        <w:rPr>
+          <w:lang w:val="en_US" w:bidi="en_US"/>
+        </w:rPr>
         <w:t>Throw me: Jonah’s calmness in giving this direction is surprising. But he was willing to face death with equanimity rather than give the hated Assyrians a chance to repent.</w:t>
       </w:r>
-      <w:r/>
-      <w:r/>
-    </w:p>
-    <w:p>
-      <w:r/>
+      <w:r>
+        <w:rPr>
+          <w:lang w:val="en_US" w:bidi="en_US"/>
+        </w:rPr>
+      </w:r>
+      <w:r>
+        <w:rPr>
+          <w:lang w:val="en_US" w:bidi="en_US"/>
+        </w:rPr>
+      </w:r>
+    </w:p>
+    <w:p>
+      <w:pPr/>
+      <w:r>
+        <w:rPr>
+          <w:lang w:val="en_US" w:bidi="en_US"/>
+        </w:rPr>
+      </w:r>
     </w:p>
     <w:p>
       <w:pPr>
         <w:pStyle w:val="Heading2"/>
       </w:pPr>
       <w:r>
+        <w:rPr>
+          <w:lang w:val="en_US" w:bidi="en_US"/>
+        </w:rPr>
         <w:t>Jonah 1:13–14</w:t>
       </w:r>
-      <w:r/>
-    </w:p>
-    <w:p>
-      <w:r/>
-      <w:r>
+      <w:r>
+        <w:rPr>
+          <w:lang w:val="en_US" w:bidi="en_US"/>
+        </w:rPr>
+      </w:r>
+    </w:p>
+    <w:p>
+      <w:pPr/>
+      <w:r>
+        <w:rPr>
+          <w:lang w:val="en_US" w:bidi="en_US"/>
+        </w:rPr>
+      </w:r>
+      <w:r>
+        <w:rPr>
+          <w:lang w:val="en_US" w:bidi="en_US"/>
+        </w:rPr>
         <w:t>Instead, the sailors rowed even harder: It was now clear that Jonah was the one who had offended the Lord, but the sailors were apparently concerned that the Lord would be more offended if they killed one of his prophets.</w:t>
       </w:r>
-      <w:r/>
-      <w:r/>
-    </w:p>
-    <w:p>
-      <w:r/>
+      <w:r>
+        <w:rPr>
+          <w:lang w:val="en_US" w:bidi="en_US"/>
+        </w:rPr>
+      </w:r>
+      <w:r>
+        <w:rPr>
+          <w:lang w:val="en_US" w:bidi="en_US"/>
+        </w:rPr>
+      </w:r>
+    </w:p>
+    <w:p>
+      <w:pPr/>
+      <w:r>
+        <w:rPr>
+          <w:lang w:val="en_US" w:bidi="en_US"/>
+        </w:rPr>
+      </w:r>
     </w:p>
     <w:p>
       <w:pPr>
         <w:pStyle w:val="Heading2"/>
       </w:pPr>
       <w:r>
+        <w:rPr>
+          <w:lang w:val="en_US" w:bidi="en_US"/>
+        </w:rPr>
         <w:t>Jonah 1:16</w:t>
       </w:r>
-      <w:r/>
-    </w:p>
-    <w:p>
-      <w:r/>
-      <w:r>
+      <w:r>
+        <w:rPr>
+          <w:lang w:val="en_US" w:bidi="en_US"/>
+        </w:rPr>
+      </w:r>
+    </w:p>
+    <w:p>
+      <w:pPr/>
+      <w:r>
+        <w:rPr>
+          <w:lang w:val="en_US" w:bidi="en_US"/>
+        </w:rPr>
+      </w:r>
+      <w:r>
+        <w:rPr>
+          <w:lang w:val="en_US" w:bidi="en_US"/>
+        </w:rPr>
         <w:t xml:space="preserve">awestruck: God’s display of power over the storm-tossed sea moved the sailors to worship. Although sacrifices and vows were aspects of Israelite worship (e.g., </w:t>
       </w:r>
       <w:hyperlink r:id="rId41">
         <w:r>
+          <w:rPr>
+            <w:lang w:val="en_US" w:bidi="en_US"/>
+          </w:rPr>
           <w:rPr>
             <w:color w:val="0000EE"/>
             <w:u w:val="single"/>
@@ -717,36 +1301,76 @@
         </w:r>
       </w:hyperlink>
       <w:r>
+        <w:rPr>
+          <w:lang w:val="en_US" w:bidi="en_US"/>
+        </w:rPr>
         <w:t xml:space="preserve">), it is unlikely that the sailors were completely converted from the worship of false gods; they probably added Israel’s god to their list. It is ironic that pagan sailors honored the Lord while the Lord’s prophet, having dishonored him, apparently plunged to his death (cp. </w:t>
       </w:r>
       <w:r>
+        <w:rPr>
+          <w:lang w:val="en_US" w:bidi="en_US"/>
+        </w:rPr>
         <w:t>study note on Jon 2:8–9</w:t>
       </w:r>
       <w:r>
+        <w:rPr>
+          <w:lang w:val="en_US" w:bidi="en_US"/>
+        </w:rPr>
         <w:t>).</w:t>
       </w:r>
-      <w:r/>
-      <w:r/>
-    </w:p>
-    <w:p>
-      <w:r/>
+      <w:r>
+        <w:rPr>
+          <w:lang w:val="en_US" w:bidi="en_US"/>
+        </w:rPr>
+      </w:r>
+      <w:r>
+        <w:rPr>
+          <w:lang w:val="en_US" w:bidi="en_US"/>
+        </w:rPr>
+      </w:r>
+    </w:p>
+    <w:p>
+      <w:pPr/>
+      <w:r>
+        <w:rPr>
+          <w:lang w:val="en_US" w:bidi="en_US"/>
+        </w:rPr>
+      </w:r>
     </w:p>
     <w:p>
       <w:pPr>
         <w:pStyle w:val="Heading2"/>
       </w:pPr>
       <w:r>
+        <w:rPr>
+          <w:lang w:val="en_US" w:bidi="en_US"/>
+        </w:rPr>
         <w:t>Jonah 1:17</w:t>
       </w:r>
-      <w:r/>
-    </w:p>
-    <w:p>
-      <w:r/>
-      <w:r>
+      <w:r>
+        <w:rPr>
+          <w:lang w:val="en_US" w:bidi="en_US"/>
+        </w:rPr>
+      </w:r>
+    </w:p>
+    <w:p>
+      <w:pPr/>
+      <w:r>
+        <w:rPr>
+          <w:lang w:val="en_US" w:bidi="en_US"/>
+        </w:rPr>
+      </w:r>
+      <w:r>
+        <w:rPr>
+          <w:lang w:val="en_US" w:bidi="en_US"/>
+        </w:rPr>
         <w:t>Some critics consider it impossible that Jonah could be delivered from death in the belly of a great fish. In making this judgment, they oppose themselves to one of the book’s main theological themes—that God is supremely sovereign over nature. If God exists, and he created and controls nature (</w:t>
       </w:r>
       <w:hyperlink r:id="rId24">
         <w:r>
+          <w:rPr>
+            <w:lang w:val="en_US" w:bidi="en_US"/>
+          </w:rPr>
           <w:rPr>
             <w:color w:val="0000EE"/>
             <w:u w:val="single"/>
@@ -755,10 +1379,16 @@
         </w:r>
       </w:hyperlink>
       <w:r>
+        <w:rPr>
+          <w:lang w:val="en_US" w:bidi="en_US"/>
+        </w:rPr>
         <w:t xml:space="preserve">, </w:t>
       </w:r>
       <w:hyperlink r:id="rId42">
         <w:r>
+          <w:rPr>
+            <w:lang w:val="en_US" w:bidi="en_US"/>
+          </w:rPr>
           <w:rPr>
             <w:color w:val="0000EE"/>
             <w:u w:val="single"/>
@@ -767,10 +1397,16 @@
         </w:r>
       </w:hyperlink>
       <w:r>
+        <w:rPr>
+          <w:lang w:val="en_US" w:bidi="en_US"/>
+        </w:rPr>
         <w:t xml:space="preserve">; see also </w:t>
       </w:r>
       <w:hyperlink r:id="rId43">
         <w:r>
+          <w:rPr>
+            <w:lang w:val="en_US" w:bidi="en_US"/>
+          </w:rPr>
           <w:rPr>
             <w:color w:val="0000EE"/>
             <w:u w:val="single"/>
@@ -779,10 +1415,16 @@
         </w:r>
       </w:hyperlink>
       <w:r>
+        <w:rPr>
+          <w:lang w:val="en_US" w:bidi="en_US"/>
+        </w:rPr>
         <w:t xml:space="preserve">), a miraculous event of this magnitude is not unfathomable. The book presents the fish episode as a historical event. • No indication is given as to the species of the fish, nor is identifying a species crucial to validating the significance of the account. Granted God’s creative power, the fish that swallowed Jonah might well have been specially formed and appointed by the Lord for this particular event. If God exists and can work miracles, Jonah’s need for oxygen and protection from digestive processes poses no problem (cp. </w:t>
       </w:r>
       <w:hyperlink r:id="rId44">
         <w:r>
+          <w:rPr>
+            <w:lang w:val="en_US" w:bidi="en_US"/>
+          </w:rPr>
           <w:rPr>
             <w:color w:val="0000EE"/>
             <w:u w:val="single"/>
@@ -791,10 +1433,16 @@
         </w:r>
       </w:hyperlink>
       <w:r>
+        <w:rPr>
+          <w:lang w:val="en_US" w:bidi="en_US"/>
+        </w:rPr>
         <w:t>). On the other hand, certain species are large enough to have served the purpose (e.g., the whale shark), and similar incidents have been recorded in modern times. • Jesus later referred to Jonah’s stay in the belly of the fish for three days and three nights in predicting the duration of his time in the grave (</w:t>
       </w:r>
       <w:hyperlink r:id="rId45">
         <w:r>
+          <w:rPr>
+            <w:lang w:val="en_US" w:bidi="en_US"/>
+          </w:rPr>
           <w:rPr>
             <w:color w:val="0000EE"/>
             <w:u w:val="single"/>
@@ -803,10 +1451,16 @@
         </w:r>
       </w:hyperlink>
       <w:r>
+        <w:rPr>
+          <w:lang w:val="en_US" w:bidi="en_US"/>
+        </w:rPr>
         <w:t xml:space="preserve">). • Arranged for is the first of four occurrences of the same Hebrew word in the book (see </w:t>
       </w:r>
       <w:hyperlink r:id="rId46">
         <w:r>
+          <w:rPr>
+            <w:lang w:val="en_US" w:bidi="en_US"/>
+          </w:rPr>
           <w:rPr>
             <w:color w:val="0000EE"/>
             <w:u w:val="single"/>
@@ -815,10 +1469,16 @@
         </w:r>
       </w:hyperlink>
       <w:r>
+        <w:rPr>
+          <w:lang w:val="en_US" w:bidi="en_US"/>
+        </w:rPr>
         <w:t xml:space="preserve">, </w:t>
       </w:r>
       <w:hyperlink r:id="rId47">
         <w:r>
+          <w:rPr>
+            <w:lang w:val="en_US" w:bidi="en_US"/>
+          </w:rPr>
           <w:rPr>
             <w:color w:val="0000EE"/>
             <w:u w:val="single"/>
@@ -827,10 +1487,16 @@
         </w:r>
       </w:hyperlink>
       <w:r>
+        <w:rPr>
+          <w:lang w:val="en_US" w:bidi="en_US"/>
+        </w:rPr>
         <w:t xml:space="preserve">, </w:t>
       </w:r>
       <w:hyperlink r:id="rId48">
         <w:r>
+          <w:rPr>
+            <w:lang w:val="en_US" w:bidi="en_US"/>
+          </w:rPr>
           <w:rPr>
             <w:color w:val="0000EE"/>
             <w:u w:val="single"/>
@@ -839,59 +1505,125 @@
         </w:r>
       </w:hyperlink>
       <w:r>
+        <w:rPr>
+          <w:lang w:val="en_US" w:bidi="en_US"/>
+        </w:rPr>
         <w:t>). All four occurrences speak of God’s effortless control over the forces of nature.</w:t>
       </w:r>
-      <w:r/>
-      <w:r/>
-    </w:p>
-    <w:p>
-      <w:r/>
+      <w:r>
+        <w:rPr>
+          <w:lang w:val="en_US" w:bidi="en_US"/>
+        </w:rPr>
+      </w:r>
+      <w:r>
+        <w:rPr>
+          <w:lang w:val="en_US" w:bidi="en_US"/>
+        </w:rPr>
+      </w:r>
+    </w:p>
+    <w:p>
+      <w:pPr/>
+      <w:r>
+        <w:rPr>
+          <w:lang w:val="en_US" w:bidi="en_US"/>
+        </w:rPr>
+      </w:r>
     </w:p>
     <w:p>
       <w:pPr>
         <w:pStyle w:val="Heading2"/>
       </w:pPr>
       <w:r>
+        <w:rPr>
+          <w:lang w:val="en_US" w:bidi="en_US"/>
+        </w:rPr>
         <w:t>Jonah 2:1–9</w:t>
       </w:r>
-      <w:r/>
-    </w:p>
-    <w:p>
-      <w:r/>
-      <w:r>
+      <w:r>
+        <w:rPr>
+          <w:lang w:val="en_US" w:bidi="en_US"/>
+        </w:rPr>
+      </w:r>
+    </w:p>
+    <w:p>
+      <w:pPr/>
+      <w:r>
+        <w:rPr>
+          <w:lang w:val="en_US" w:bidi="en_US"/>
+        </w:rPr>
+      </w:r>
+      <w:r>
+        <w:rPr>
+          <w:lang w:val="en_US" w:bidi="en_US"/>
+        </w:rPr>
         <w:t>Realizing that the Lord had graciously delivered him by sending the fish, Jonah composed this psalm-like prayer. Its careful structure, conforming to the pattern of an individual song of thanksgiving, suggests that it may have been composed after the event, as Jonah recalled his emotions and concerns.</w:t>
       </w:r>
-      <w:r/>
-      <w:r/>
-    </w:p>
-    <w:p>
-      <w:r/>
+      <w:r>
+        <w:rPr>
+          <w:lang w:val="en_US" w:bidi="en_US"/>
+        </w:rPr>
+      </w:r>
+      <w:r>
+        <w:rPr>
+          <w:lang w:val="en_US" w:bidi="en_US"/>
+        </w:rPr>
+      </w:r>
+    </w:p>
+    <w:p>
+      <w:pPr/>
+      <w:r>
+        <w:rPr>
+          <w:lang w:val="en_US" w:bidi="en_US"/>
+        </w:rPr>
+      </w:r>
     </w:p>
     <w:p>
       <w:pPr>
         <w:pStyle w:val="Heading2"/>
       </w:pPr>
       <w:r>
+        <w:rPr>
+          <w:lang w:val="en_US" w:bidi="en_US"/>
+        </w:rPr>
         <w:t>Jonah 2:2</w:t>
       </w:r>
-      <w:r/>
-    </w:p>
-    <w:p>
-      <w:r/>
-      <w:r>
+      <w:r>
+        <w:rPr>
+          <w:lang w:val="en_US" w:bidi="en_US"/>
+        </w:rPr>
+      </w:r>
+    </w:p>
+    <w:p>
+      <w:pPr/>
+      <w:r>
+        <w:rPr>
+          <w:lang w:val="en_US" w:bidi="en_US"/>
+        </w:rPr>
+      </w:r>
+      <w:r>
+        <w:rPr>
+          <w:lang w:val="en_US" w:bidi="en_US"/>
+        </w:rPr>
         <w:t xml:space="preserve">Jonah’s psalm-prayer opens by recalling a previous prayer that was not so polished yet was all the more fervent—his cry for help while on the verge of drowning. • from the land of the dead (literally </w:t>
       </w:r>
       <w:r>
         <w:rPr>
           <w:i/>
+          <w:lang w:val="en_US" w:bidi="en_US"/>
         </w:rPr>
         <w:t>from the belly of Sheol</w:t>
       </w:r>
       <w:r>
+        <w:rPr>
+          <w:lang w:val="en_US" w:bidi="en_US"/>
+        </w:rPr>
         <w:t xml:space="preserve">): Sheol was thought to be the abode of the dead (see </w:t>
       </w:r>
       <w:hyperlink r:id="rId49">
         <w:r>
+          <w:rPr>
+            <w:lang w:val="en_US" w:bidi="en_US"/>
+          </w:rPr>
           <w:rPr>
             <w:color w:val="0000EE"/>
             <w:u w:val="single"/>
@@ -900,10 +1632,16 @@
         </w:r>
       </w:hyperlink>
       <w:r>
+        <w:rPr>
+          <w:lang w:val="en_US" w:bidi="en_US"/>
+        </w:rPr>
         <w:t xml:space="preserve">; </w:t>
       </w:r>
       <w:hyperlink r:id="rId50">
         <w:r>
+          <w:rPr>
+            <w:lang w:val="en_US" w:bidi="en_US"/>
+          </w:rPr>
           <w:rPr>
             <w:color w:val="0000EE"/>
             <w:u w:val="single"/>
@@ -912,30 +1650,64 @@
         </w:r>
       </w:hyperlink>
       <w:r>
+        <w:rPr>
+          <w:lang w:val="en_US" w:bidi="en_US"/>
+        </w:rPr>
         <w:t>). The belly metaphor for Sheol is found nowhere else in the Old Testament; it pictures Jonah’s experience of being delivered from Sheol through the belly of a fish.</w:t>
       </w:r>
-      <w:r/>
-      <w:r/>
-    </w:p>
-    <w:p>
-      <w:r/>
+      <w:r>
+        <w:rPr>
+          <w:lang w:val="en_US" w:bidi="en_US"/>
+        </w:rPr>
+      </w:r>
+      <w:r>
+        <w:rPr>
+          <w:lang w:val="en_US" w:bidi="en_US"/>
+        </w:rPr>
+      </w:r>
+    </w:p>
+    <w:p>
+      <w:pPr/>
+      <w:r>
+        <w:rPr>
+          <w:lang w:val="en_US" w:bidi="en_US"/>
+        </w:rPr>
+      </w:r>
     </w:p>
     <w:p>
       <w:pPr>
         <w:pStyle w:val="Heading2"/>
       </w:pPr>
       <w:r>
+        <w:rPr>
+          <w:lang w:val="en_US" w:bidi="en_US"/>
+        </w:rPr>
         <w:t>Jonah 2:4</w:t>
       </w:r>
-      <w:r/>
-    </w:p>
-    <w:p>
-      <w:r/>
-      <w:r>
+      <w:r>
+        <w:rPr>
+          <w:lang w:val="en_US" w:bidi="en_US"/>
+        </w:rPr>
+      </w:r>
+    </w:p>
+    <w:p>
+      <w:pPr/>
+      <w:r>
+        <w:rPr>
+          <w:lang w:val="en_US" w:bidi="en_US"/>
+        </w:rPr>
+      </w:r>
+      <w:r>
+        <w:rPr>
+          <w:lang w:val="en_US" w:bidi="en_US"/>
+        </w:rPr>
         <w:t>On the brink of drowning, Jonah called out for help, for life, and for God’s renewed presence. It is ironic that Jonah spoke of God as driving Jonah from his presence, for that was Jonah’s own aim in fleeing to Tarshish (</w:t>
       </w:r>
       <w:hyperlink r:id="rId51">
         <w:r>
+          <w:rPr>
+            <w:lang w:val="en_US" w:bidi="en_US"/>
+          </w:rPr>
           <w:rPr>
             <w:color w:val="0000EE"/>
             <w:u w:val="single"/>
@@ -944,10 +1716,16 @@
         </w:r>
       </w:hyperlink>
       <w:r>
+        <w:rPr>
+          <w:lang w:val="en_US" w:bidi="en_US"/>
+        </w:rPr>
         <w:t xml:space="preserve">). • I will look once more: Either Jonah was confident that he would be rescued and thus worship again in the Temple in Jerusalem, or he was calling to the Lord in his Temple from the sea (cp. </w:t>
       </w:r>
       <w:hyperlink r:id="rId52">
         <w:r>
+          <w:rPr>
+            <w:lang w:val="en_US" w:bidi="en_US"/>
+          </w:rPr>
           <w:rPr>
             <w:color w:val="0000EE"/>
             <w:u w:val="single"/>
@@ -956,39 +1734,77 @@
         </w:r>
       </w:hyperlink>
       <w:r>
+        <w:rPr>
+          <w:lang w:val="en_US" w:bidi="en_US"/>
+        </w:rPr>
         <w:t>).</w:t>
       </w:r>
-      <w:r/>
-      <w:r/>
-    </w:p>
-    <w:p>
-      <w:r/>
+      <w:r>
+        <w:rPr>
+          <w:lang w:val="en_US" w:bidi="en_US"/>
+        </w:rPr>
+      </w:r>
+      <w:r>
+        <w:rPr>
+          <w:lang w:val="en_US" w:bidi="en_US"/>
+        </w:rPr>
+      </w:r>
+    </w:p>
+    <w:p>
+      <w:pPr/>
+      <w:r>
+        <w:rPr>
+          <w:lang w:val="en_US" w:bidi="en_US"/>
+        </w:rPr>
+      </w:r>
     </w:p>
     <w:p>
       <w:pPr>
         <w:pStyle w:val="Heading2"/>
       </w:pPr>
       <w:r>
+        <w:rPr>
+          <w:lang w:val="en_US" w:bidi="en_US"/>
+        </w:rPr>
         <w:t>Jonah 2:6</w:t>
       </w:r>
-      <w:r/>
-    </w:p>
-    <w:p>
-      <w:r/>
-      <w:r>
+      <w:r>
+        <w:rPr>
+          <w:lang w:val="en_US" w:bidi="en_US"/>
+        </w:rPr>
+      </w:r>
+    </w:p>
+    <w:p>
+      <w:pPr/>
+      <w:r>
+        <w:rPr>
+          <w:lang w:val="en_US" w:bidi="en_US"/>
+        </w:rPr>
+      </w:r>
+      <w:r>
+        <w:rPr>
+          <w:lang w:val="en_US" w:bidi="en_US"/>
+        </w:rPr>
         <w:t>Jonah’s metaphors (roots of the mountains</w:t>
       </w:r>
       <w:r>
         <w:rPr>
           <w:i/>
+          <w:lang w:val="en_US" w:bidi="en_US"/>
         </w:rPr>
         <w:t>;</w:t>
       </w:r>
       <w:r>
+        <w:rPr>
+          <w:lang w:val="en_US" w:bidi="en_US"/>
+        </w:rPr>
         <w:t xml:space="preserve"> imprisoned in the earth) reflect ancient concepts of the underworld, with the dead being deep within the earth (see also </w:t>
       </w:r>
       <w:hyperlink r:id="rId53">
         <w:r>
+          <w:rPr>
+            <w:lang w:val="en_US" w:bidi="en_US"/>
+          </w:rPr>
           <w:rPr>
             <w:color w:val="0000EE"/>
             <w:u w:val="single"/>
@@ -997,39 +1813,77 @@
         </w:r>
       </w:hyperlink>
       <w:r>
+        <w:rPr>
+          <w:lang w:val="en_US" w:bidi="en_US"/>
+        </w:rPr>
         <w:t xml:space="preserve">). At one point Jonah felt hopelessly doomed to death’s prison. • But: The transition is powerful. Jonah, though certain of his own death, was not beyond God’s gracious reach. • the jaws of death (literally </w:t>
       </w:r>
       <w:r>
         <w:rPr>
           <w:i/>
+          <w:lang w:val="en_US" w:bidi="en_US"/>
         </w:rPr>
         <w:t>the pit</w:t>
       </w:r>
       <w:r>
+        <w:rPr>
+          <w:lang w:val="en_US" w:bidi="en_US"/>
+        </w:rPr>
         <w:t>): The Hebrew term normally denotes the habitat of the dead. Jonah’s language again makes it clear that at this point he considered himself as good as dead.</w:t>
       </w:r>
-      <w:r/>
-      <w:r/>
-    </w:p>
-    <w:p>
-      <w:r/>
+      <w:r>
+        <w:rPr>
+          <w:lang w:val="en_US" w:bidi="en_US"/>
+        </w:rPr>
+      </w:r>
+      <w:r>
+        <w:rPr>
+          <w:lang w:val="en_US" w:bidi="en_US"/>
+        </w:rPr>
+      </w:r>
+    </w:p>
+    <w:p>
+      <w:pPr/>
+      <w:r>
+        <w:rPr>
+          <w:lang w:val="en_US" w:bidi="en_US"/>
+        </w:rPr>
+      </w:r>
     </w:p>
     <w:p>
       <w:pPr>
         <w:pStyle w:val="Heading2"/>
       </w:pPr>
       <w:r>
+        <w:rPr>
+          <w:lang w:val="en_US" w:bidi="en_US"/>
+        </w:rPr>
         <w:t>Jonah 2:7</w:t>
       </w:r>
-      <w:r/>
-    </w:p>
-    <w:p>
-      <w:r/>
-      <w:r>
+      <w:r>
+        <w:rPr>
+          <w:lang w:val="en_US" w:bidi="en_US"/>
+        </w:rPr>
+      </w:r>
+    </w:p>
+    <w:p>
+      <w:pPr/>
+      <w:r>
+        <w:rPr>
+          <w:lang w:val="en_US" w:bidi="en_US"/>
+        </w:rPr>
+      </w:r>
+      <w:r>
+        <w:rPr>
+          <w:lang w:val="en_US" w:bidi="en_US"/>
+        </w:rPr>
         <w:t>I remembered the Lord: In this context, Jonah’s statement means “I turned my thoughts to the Lord in prayer.” • earnest prayer . . . holy Temple: The Temple was God’s special dwelling place in Israel’s worship, even though God is present everywhere at all times (</w:t>
       </w:r>
       <w:hyperlink r:id="rId16">
         <w:r>
+          <w:rPr>
+            <w:lang w:val="en_US" w:bidi="en_US"/>
+          </w:rPr>
           <w:rPr>
             <w:color w:val="0000EE"/>
             <w:u w:val="single"/>
@@ -1038,10 +1892,16 @@
         </w:r>
       </w:hyperlink>
       <w:r>
+        <w:rPr>
+          <w:lang w:val="en_US" w:bidi="en_US"/>
+        </w:rPr>
         <w:t xml:space="preserve">; </w:t>
       </w:r>
       <w:hyperlink r:id="rId54">
         <w:r>
+          <w:rPr>
+            <w:lang w:val="en_US" w:bidi="en_US"/>
+          </w:rPr>
           <w:rPr>
             <w:color w:val="0000EE"/>
             <w:u w:val="single"/>
@@ -1050,30 +1910,64 @@
         </w:r>
       </w:hyperlink>
       <w:r>
+        <w:rPr>
+          <w:lang w:val="en_US" w:bidi="en_US"/>
+        </w:rPr>
         <w:t>).</w:t>
       </w:r>
-      <w:r/>
-      <w:r/>
-    </w:p>
-    <w:p>
-      <w:r/>
+      <w:r>
+        <w:rPr>
+          <w:lang w:val="en_US" w:bidi="en_US"/>
+        </w:rPr>
+      </w:r>
+      <w:r>
+        <w:rPr>
+          <w:lang w:val="en_US" w:bidi="en_US"/>
+        </w:rPr>
+      </w:r>
+    </w:p>
+    <w:p>
+      <w:pPr/>
+      <w:r>
+        <w:rPr>
+          <w:lang w:val="en_US" w:bidi="en_US"/>
+        </w:rPr>
+      </w:r>
     </w:p>
     <w:p>
       <w:pPr>
         <w:pStyle w:val="Heading2"/>
       </w:pPr>
       <w:r>
+        <w:rPr>
+          <w:lang w:val="en_US" w:bidi="en_US"/>
+        </w:rPr>
         <w:t>Jonah 2:8–9</w:t>
       </w:r>
-      <w:r/>
-    </w:p>
-    <w:p>
-      <w:r/>
-      <w:r>
+      <w:r>
+        <w:rPr>
+          <w:lang w:val="en_US" w:bidi="en_US"/>
+        </w:rPr>
+      </w:r>
+    </w:p>
+    <w:p>
+      <w:pPr/>
+      <w:r>
+        <w:rPr>
+          <w:lang w:val="en_US" w:bidi="en_US"/>
+        </w:rPr>
+      </w:r>
+      <w:r>
+        <w:rPr>
+          <w:lang w:val="en_US" w:bidi="en_US"/>
+        </w:rPr>
         <w:t xml:space="preserve">The conclusion to Jonah’s psalm-prayer bears similarity to </w:t>
       </w:r>
       <w:hyperlink r:id="rId42">
         <w:r>
+          <w:rPr>
+            <w:lang w:val="en_US" w:bidi="en_US"/>
+          </w:rPr>
           <w:rPr>
             <w:color w:val="0000EE"/>
             <w:u w:val="single"/>
@@ -1082,30 +1976,64 @@
         </w:r>
       </w:hyperlink>
       <w:r>
+        <w:rPr>
+          <w:lang w:val="en_US" w:bidi="en_US"/>
+        </w:rPr>
         <w:t>: The sailors also responded to the Lord’s power to save and acts of mercy with sacrifices and vows.</w:t>
       </w:r>
-      <w:r/>
-      <w:r/>
-    </w:p>
-    <w:p>
-      <w:r/>
+      <w:r>
+        <w:rPr>
+          <w:lang w:val="en_US" w:bidi="en_US"/>
+        </w:rPr>
+      </w:r>
+      <w:r>
+        <w:rPr>
+          <w:lang w:val="en_US" w:bidi="en_US"/>
+        </w:rPr>
+      </w:r>
+    </w:p>
+    <w:p>
+      <w:pPr/>
+      <w:r>
+        <w:rPr>
+          <w:lang w:val="en_US" w:bidi="en_US"/>
+        </w:rPr>
+      </w:r>
     </w:p>
     <w:p>
       <w:pPr>
         <w:pStyle w:val="Heading2"/>
       </w:pPr>
       <w:r>
+        <w:rPr>
+          <w:lang w:val="en_US" w:bidi="en_US"/>
+        </w:rPr>
         <w:t>Jonah 3:1–2</w:t>
       </w:r>
-      <w:r/>
-    </w:p>
-    <w:p>
-      <w:r/>
-      <w:r>
+      <w:r>
+        <w:rPr>
+          <w:lang w:val="en_US" w:bidi="en_US"/>
+        </w:rPr>
+      </w:r>
+    </w:p>
+    <w:p>
+      <w:pPr/>
+      <w:r>
+        <w:rPr>
+          <w:lang w:val="en_US" w:bidi="en_US"/>
+        </w:rPr>
+      </w:r>
+      <w:r>
+        <w:rPr>
+          <w:lang w:val="en_US" w:bidi="en_US"/>
+        </w:rPr>
         <w:t xml:space="preserve">The second part of the book opens as the first part did (see </w:t>
       </w:r>
       <w:hyperlink r:id="rId55">
         <w:r>
+          <w:rPr>
+            <w:lang w:val="en_US" w:bidi="en_US"/>
+          </w:rPr>
           <w:rPr>
             <w:color w:val="0000EE"/>
             <w:u w:val="single"/>
@@ -1114,50 +2042,112 @@
         </w:r>
       </w:hyperlink>
       <w:r>
+        <w:rPr>
+          <w:lang w:val="en_US" w:bidi="en_US"/>
+        </w:rPr>
         <w:t>).</w:t>
       </w:r>
-      <w:r/>
-      <w:r/>
-    </w:p>
-    <w:p>
-      <w:r/>
+      <w:r>
+        <w:rPr>
+          <w:lang w:val="en_US" w:bidi="en_US"/>
+        </w:rPr>
+      </w:r>
+      <w:r>
+        <w:rPr>
+          <w:lang w:val="en_US" w:bidi="en_US"/>
+        </w:rPr>
+      </w:r>
+    </w:p>
+    <w:p>
+      <w:pPr/>
+      <w:r>
+        <w:rPr>
+          <w:lang w:val="en_US" w:bidi="en_US"/>
+        </w:rPr>
+      </w:r>
     </w:p>
     <w:p>
       <w:pPr>
         <w:pStyle w:val="Heading2"/>
       </w:pPr>
       <w:r>
+        <w:rPr>
+          <w:lang w:val="en_US" w:bidi="en_US"/>
+        </w:rPr>
         <w:t>Jonah 3:1–4.11</w:t>
       </w:r>
-      <w:r/>
-    </w:p>
-    <w:p>
-      <w:r/>
-      <w:r>
+      <w:r>
+        <w:rPr>
+          <w:lang w:val="en_US" w:bidi="en_US"/>
+        </w:rPr>
+      </w:r>
+    </w:p>
+    <w:p>
+      <w:pPr/>
+      <w:r>
+        <w:rPr>
+          <w:lang w:val="en_US" w:bidi="en_US"/>
+        </w:rPr>
+      </w:r>
+      <w:r>
+        <w:rPr>
+          <w:lang w:val="en_US" w:bidi="en_US"/>
+        </w:rPr>
         <w:t>God again commands Jonah to preach to Nineveh. This time Jonah obeys, leading to an irony: The city repents, as Jonah had feared, and he is angry at God.</w:t>
       </w:r>
-      <w:r/>
-      <w:r/>
-    </w:p>
-    <w:p>
-      <w:r/>
+      <w:r>
+        <w:rPr>
+          <w:lang w:val="en_US" w:bidi="en_US"/>
+        </w:rPr>
+      </w:r>
+      <w:r>
+        <w:rPr>
+          <w:lang w:val="en_US" w:bidi="en_US"/>
+        </w:rPr>
+      </w:r>
+    </w:p>
+    <w:p>
+      <w:pPr/>
+      <w:r>
+        <w:rPr>
+          <w:lang w:val="en_US" w:bidi="en_US"/>
+        </w:rPr>
+      </w:r>
     </w:p>
     <w:p>
       <w:pPr>
         <w:pStyle w:val="Heading2"/>
       </w:pPr>
       <w:r>
+        <w:rPr>
+          <w:lang w:val="en_US" w:bidi="en_US"/>
+        </w:rPr>
         <w:t>Jonah 3:3</w:t>
       </w:r>
-      <w:r/>
-    </w:p>
-    <w:p>
-      <w:r/>
-      <w:r>
+      <w:r>
+        <w:rPr>
+          <w:lang w:val="en_US" w:bidi="en_US"/>
+        </w:rPr>
+      </w:r>
+    </w:p>
+    <w:p>
+      <w:pPr/>
+      <w:r>
+        <w:rPr>
+          <w:lang w:val="en_US" w:bidi="en_US"/>
+        </w:rPr>
+      </w:r>
+      <w:r>
+        <w:rPr>
+          <w:lang w:val="en_US" w:bidi="en_US"/>
+        </w:rPr>
         <w:t>a city so large that it took three days to see it all: God desired to save rather than destroy such a vast city, one teeming with human and natural resources (</w:t>
       </w:r>
       <w:hyperlink r:id="rId56">
         <w:r>
+          <w:rPr>
+            <w:lang w:val="en_US" w:bidi="en_US"/>
+          </w:rPr>
           <w:rPr>
             <w:color w:val="0000EE"/>
             <w:u w:val="single"/>
@@ -1166,10 +2156,16 @@
         </w:r>
       </w:hyperlink>
       <w:r>
+        <w:rPr>
+          <w:lang w:val="en_US" w:bidi="en_US"/>
+        </w:rPr>
         <w:t xml:space="preserve">). This desire on God’s part was precisely what Jonah fought against (see </w:t>
       </w:r>
       <w:hyperlink r:id="rId20">
         <w:r>
+          <w:rPr>
+            <w:lang w:val="en_US" w:bidi="en_US"/>
+          </w:rPr>
           <w:rPr>
             <w:color w:val="0000EE"/>
             <w:u w:val="single"/>
@@ -1178,10 +2174,16 @@
         </w:r>
       </w:hyperlink>
       <w:r>
+        <w:rPr>
+          <w:lang w:val="en_US" w:bidi="en_US"/>
+        </w:rPr>
         <w:t xml:space="preserve">, </w:t>
       </w:r>
       <w:hyperlink r:id="rId57">
         <w:r>
+          <w:rPr>
+            <w:lang w:val="en_US" w:bidi="en_US"/>
+          </w:rPr>
           <w:rPr>
             <w:color w:val="0000EE"/>
             <w:u w:val="single"/>
@@ -1190,30 +2192,64 @@
         </w:r>
       </w:hyperlink>
       <w:r>
+        <w:rPr>
+          <w:lang w:val="en_US" w:bidi="en_US"/>
+        </w:rPr>
         <w:t>). • The city’s circumference was roughly three miles, and it would not have taken three days to walk around it. This description possibly indicates how long it took Jonah to spread his message throughout the city. It might also include the surrounding villages along with the city.</w:t>
       </w:r>
-      <w:r/>
-      <w:r/>
-    </w:p>
-    <w:p>
-      <w:r/>
+      <w:r>
+        <w:rPr>
+          <w:lang w:val="en_US" w:bidi="en_US"/>
+        </w:rPr>
+      </w:r>
+      <w:r>
+        <w:rPr>
+          <w:lang w:val="en_US" w:bidi="en_US"/>
+        </w:rPr>
+      </w:r>
+    </w:p>
+    <w:p>
+      <w:pPr/>
+      <w:r>
+        <w:rPr>
+          <w:lang w:val="en_US" w:bidi="en_US"/>
+        </w:rPr>
+      </w:r>
     </w:p>
     <w:p>
       <w:pPr>
         <w:pStyle w:val="Heading2"/>
       </w:pPr>
       <w:r>
+        <w:rPr>
+          <w:lang w:val="en_US" w:bidi="en_US"/>
+        </w:rPr>
         <w:t>Jonah 3:4</w:t>
       </w:r>
-      <w:r/>
-    </w:p>
-    <w:p>
-      <w:r/>
-      <w:r>
+      <w:r>
+        <w:rPr>
+          <w:lang w:val="en_US" w:bidi="en_US"/>
+        </w:rPr>
+      </w:r>
+    </w:p>
+    <w:p>
+      <w:pPr/>
+      <w:r>
+        <w:rPr>
+          <w:lang w:val="en_US" w:bidi="en_US"/>
+        </w:rPr>
+      </w:r>
+      <w:r>
+        <w:rPr>
+          <w:lang w:val="en_US" w:bidi="en_US"/>
+        </w:rPr>
         <w:t xml:space="preserve">Forty days from now Nineveh will be destroyed! Jonah’s message apparently did not include a contingency clause—e.g., “But if you repent, God will not destroy you” (note the king’s uncertainty in </w:t>
       </w:r>
       <w:hyperlink r:id="rId58">
         <w:r>
+          <w:rPr>
+            <w:lang w:val="en_US" w:bidi="en_US"/>
+          </w:rPr>
           <w:rPr>
             <w:color w:val="0000EE"/>
             <w:u w:val="single"/>
@@ -1222,10 +2258,16 @@
         </w:r>
       </w:hyperlink>
       <w:r>
+        <w:rPr>
+          <w:lang w:val="en_US" w:bidi="en_US"/>
+        </w:rPr>
         <w:t>). Jonah knew, however, of God’s desire for people to repent rather than be destroyed (</w:t>
       </w:r>
       <w:hyperlink r:id="rId59">
         <w:r>
+          <w:rPr>
+            <w:lang w:val="en_US" w:bidi="en_US"/>
+          </w:rPr>
           <w:rPr>
             <w:color w:val="0000EE"/>
             <w:u w:val="single"/>
@@ -1234,10 +2276,16 @@
         </w:r>
       </w:hyperlink>
       <w:r>
+        <w:rPr>
+          <w:lang w:val="en_US" w:bidi="en_US"/>
+        </w:rPr>
         <w:t xml:space="preserve">; </w:t>
       </w:r>
       <w:hyperlink r:id="rId20">
         <w:r>
+          <w:rPr>
+            <w:lang w:val="en_US" w:bidi="en_US"/>
+          </w:rPr>
           <w:rPr>
             <w:color w:val="0000EE"/>
             <w:u w:val="single"/>
@@ -1246,30 +2294,64 @@
         </w:r>
       </w:hyperlink>
       <w:r>
+        <w:rPr>
+          <w:lang w:val="en_US" w:bidi="en_US"/>
+        </w:rPr>
         <w:t>).</w:t>
       </w:r>
-      <w:r/>
-      <w:r/>
-    </w:p>
-    <w:p>
-      <w:r/>
+      <w:r>
+        <w:rPr>
+          <w:lang w:val="en_US" w:bidi="en_US"/>
+        </w:rPr>
+      </w:r>
+      <w:r>
+        <w:rPr>
+          <w:lang w:val="en_US" w:bidi="en_US"/>
+        </w:rPr>
+      </w:r>
+    </w:p>
+    <w:p>
+      <w:pPr/>
+      <w:r>
+        <w:rPr>
+          <w:lang w:val="en_US" w:bidi="en_US"/>
+        </w:rPr>
+      </w:r>
     </w:p>
     <w:p>
       <w:pPr>
         <w:pStyle w:val="Heading2"/>
       </w:pPr>
       <w:r>
+        <w:rPr>
+          <w:lang w:val="en_US" w:bidi="en_US"/>
+        </w:rPr>
         <w:t>Jonah 3:5–6</w:t>
       </w:r>
-      <w:r/>
-    </w:p>
-    <w:p>
-      <w:r/>
-      <w:r>
+      <w:r>
+        <w:rPr>
+          <w:lang w:val="en_US" w:bidi="en_US"/>
+        </w:rPr>
+      </w:r>
+    </w:p>
+    <w:p>
+      <w:pPr/>
+      <w:r>
+        <w:rPr>
+          <w:lang w:val="en_US" w:bidi="en_US"/>
+        </w:rPr>
+      </w:r>
+      <w:r>
+        <w:rPr>
+          <w:lang w:val="en_US" w:bidi="en_US"/>
+        </w:rPr>
         <w:t xml:space="preserve">For the second time in this short book, pagans respond favorably to the Lord (cp. </w:t>
       </w:r>
       <w:hyperlink r:id="rId42">
         <w:r>
+          <w:rPr>
+            <w:lang w:val="en_US" w:bidi="en_US"/>
+          </w:rPr>
           <w:rPr>
             <w:color w:val="0000EE"/>
             <w:u w:val="single"/>
@@ -1278,10 +2360,16 @@
         </w:r>
       </w:hyperlink>
       <w:r>
+        <w:rPr>
+          <w:lang w:val="en_US" w:bidi="en_US"/>
+        </w:rPr>
         <w:t xml:space="preserve">). • In ancient Israel, fasting would often accompany prayer and repentance in times of distress (see </w:t>
       </w:r>
       <w:hyperlink r:id="rId60">
         <w:r>
+          <w:rPr>
+            <w:lang w:val="en_US" w:bidi="en_US"/>
+          </w:rPr>
           <w:rPr>
             <w:color w:val="0000EE"/>
             <w:u w:val="single"/>
@@ -1290,10 +2378,16 @@
         </w:r>
       </w:hyperlink>
       <w:r>
+        <w:rPr>
+          <w:lang w:val="en_US" w:bidi="en_US"/>
+        </w:rPr>
         <w:t xml:space="preserve">; </w:t>
       </w:r>
       <w:hyperlink r:id="rId61">
         <w:r>
+          <w:rPr>
+            <w:lang w:val="en_US" w:bidi="en_US"/>
+          </w:rPr>
           <w:rPr>
             <w:color w:val="0000EE"/>
             <w:u w:val="single"/>
@@ -1302,10 +2396,16 @@
         </w:r>
       </w:hyperlink>
       <w:r>
+        <w:rPr>
+          <w:lang w:val="en_US" w:bidi="en_US"/>
+        </w:rPr>
         <w:t xml:space="preserve">). Wearing burlap and sitting on a heap of ashes would often accompany mourning and sorrowful repentance (see </w:t>
       </w:r>
       <w:hyperlink r:id="rId62">
         <w:r>
+          <w:rPr>
+            <w:lang w:val="en_US" w:bidi="en_US"/>
+          </w:rPr>
           <w:rPr>
             <w:color w:val="0000EE"/>
             <w:u w:val="single"/>
@@ -1314,10 +2414,16 @@
         </w:r>
       </w:hyperlink>
       <w:r>
+        <w:rPr>
+          <w:lang w:val="en_US" w:bidi="en_US"/>
+        </w:rPr>
         <w:t xml:space="preserve">; </w:t>
       </w:r>
       <w:hyperlink r:id="rId63">
         <w:r>
+          <w:rPr>
+            <w:lang w:val="en_US" w:bidi="en_US"/>
+          </w:rPr>
           <w:rPr>
             <w:color w:val="0000EE"/>
             <w:u w:val="single"/>
@@ -1326,10 +2432,16 @@
         </w:r>
       </w:hyperlink>
       <w:r>
+        <w:rPr>
+          <w:lang w:val="en_US" w:bidi="en_US"/>
+        </w:rPr>
         <w:t xml:space="preserve">; </w:t>
       </w:r>
       <w:hyperlink r:id="rId64">
         <w:r>
+          <w:rPr>
+            <w:lang w:val="en_US" w:bidi="en_US"/>
+          </w:rPr>
           <w:rPr>
             <w:color w:val="0000EE"/>
             <w:u w:val="single"/>
@@ -1338,10 +2450,16 @@
         </w:r>
       </w:hyperlink>
       <w:r>
+        <w:rPr>
+          <w:lang w:val="en_US" w:bidi="en_US"/>
+        </w:rPr>
         <w:t>). The Assyrians apparently had similar customs. These activities allowed the participants to express their grief in a tangible way for all, including God, to see. • The repentance of the Ninevites was an indictment against the hard-hearted in Jesus’ day (</w:t>
       </w:r>
       <w:hyperlink r:id="rId65">
         <w:r>
+          <w:rPr>
+            <w:lang w:val="en_US" w:bidi="en_US"/>
+          </w:rPr>
           <w:rPr>
             <w:color w:val="0000EE"/>
             <w:u w:val="single"/>
@@ -1350,30 +2468,64 @@
         </w:r>
       </w:hyperlink>
       <w:r>
+        <w:rPr>
+          <w:lang w:val="en_US" w:bidi="en_US"/>
+        </w:rPr>
         <w:t>).</w:t>
       </w:r>
-      <w:r/>
-      <w:r/>
-    </w:p>
-    <w:p>
-      <w:r/>
+      <w:r>
+        <w:rPr>
+          <w:lang w:val="en_US" w:bidi="en_US"/>
+        </w:rPr>
+      </w:r>
+      <w:r>
+        <w:rPr>
+          <w:lang w:val="en_US" w:bidi="en_US"/>
+        </w:rPr>
+      </w:r>
+    </w:p>
+    <w:p>
+      <w:pPr/>
+      <w:r>
+        <w:rPr>
+          <w:lang w:val="en_US" w:bidi="en_US"/>
+        </w:rPr>
+      </w:r>
     </w:p>
     <w:p>
       <w:pPr>
         <w:pStyle w:val="Heading2"/>
       </w:pPr>
       <w:r>
+        <w:rPr>
+          <w:lang w:val="en_US" w:bidi="en_US"/>
+        </w:rPr>
         <w:t>Jonah 3:6</w:t>
       </w:r>
-      <w:r/>
-    </w:p>
-    <w:p>
-      <w:r/>
-      <w:r>
+      <w:r>
+        <w:rPr>
+          <w:lang w:val="en_US" w:bidi="en_US"/>
+        </w:rPr>
+      </w:r>
+    </w:p>
+    <w:p>
+      <w:pPr/>
+      <w:r>
+        <w:rPr>
+          <w:lang w:val="en_US" w:bidi="en_US"/>
+        </w:rPr>
+      </w:r>
+      <w:r>
+        <w:rPr>
+          <w:lang w:val="en_US" w:bidi="en_US"/>
+        </w:rPr>
         <w:t xml:space="preserve">The king of Nineveh was either an unknown governor of the city or perhaps the king of Assyria, who might have used Nineveh as a regular seat of government (cp. </w:t>
       </w:r>
       <w:hyperlink r:id="rId66">
         <w:r>
+          <w:rPr>
+            <w:lang w:val="en_US" w:bidi="en_US"/>
+          </w:rPr>
           <w:rPr>
             <w:color w:val="0000EE"/>
             <w:u w:val="single"/>
@@ -1382,50 +2534,112 @@
         </w:r>
       </w:hyperlink>
       <w:r>
+        <w:rPr>
+          <w:lang w:val="en_US" w:bidi="en_US"/>
+        </w:rPr>
         <w:t>).</w:t>
       </w:r>
-      <w:r/>
-      <w:r/>
-    </w:p>
-    <w:p>
-      <w:r/>
+      <w:r>
+        <w:rPr>
+          <w:lang w:val="en_US" w:bidi="en_US"/>
+        </w:rPr>
+      </w:r>
+      <w:r>
+        <w:rPr>
+          <w:lang w:val="en_US" w:bidi="en_US"/>
+        </w:rPr>
+      </w:r>
+    </w:p>
+    <w:p>
+      <w:pPr/>
+      <w:r>
+        <w:rPr>
+          <w:lang w:val="en_US" w:bidi="en_US"/>
+        </w:rPr>
+      </w:r>
     </w:p>
     <w:p>
       <w:pPr>
         <w:pStyle w:val="Heading2"/>
       </w:pPr>
       <w:r>
+        <w:rPr>
+          <w:lang w:val="en_US" w:bidi="en_US"/>
+        </w:rPr>
         <w:t>Jonah 3:7–8</w:t>
       </w:r>
-      <w:r/>
-    </w:p>
-    <w:p>
-      <w:r/>
-      <w:r>
+      <w:r>
+        <w:rPr>
+          <w:lang w:val="en_US" w:bidi="en_US"/>
+        </w:rPr>
+      </w:r>
+    </w:p>
+    <w:p>
+      <w:pPr/>
+      <w:r>
+        <w:rPr>
+          <w:lang w:val="en_US" w:bidi="en_US"/>
+        </w:rPr>
+      </w:r>
+      <w:r>
+        <w:rPr>
+          <w:lang w:val="en_US" w:bidi="en_US"/>
+        </w:rPr>
         <w:t>By extending the fast and the mourning rituals to animals, the king communicated that this dire emergency required all normal operations to cease so that everyone might pray earnestly and repent of their evil ways. The violence that had come to permeate their society topped the list.</w:t>
       </w:r>
-      <w:r/>
-      <w:r/>
-    </w:p>
-    <w:p>
-      <w:r/>
+      <w:r>
+        <w:rPr>
+          <w:lang w:val="en_US" w:bidi="en_US"/>
+        </w:rPr>
+      </w:r>
+      <w:r>
+        <w:rPr>
+          <w:lang w:val="en_US" w:bidi="en_US"/>
+        </w:rPr>
+      </w:r>
+    </w:p>
+    <w:p>
+      <w:pPr/>
+      <w:r>
+        <w:rPr>
+          <w:lang w:val="en_US" w:bidi="en_US"/>
+        </w:rPr>
+      </w:r>
     </w:p>
     <w:p>
       <w:pPr>
         <w:pStyle w:val="Heading2"/>
       </w:pPr>
       <w:r>
+        <w:rPr>
+          <w:lang w:val="en_US" w:bidi="en_US"/>
+        </w:rPr>
         <w:t>Jonah 3:10</w:t>
       </w:r>
-      <w:r/>
-    </w:p>
-    <w:p>
-      <w:r/>
-      <w:r>
+      <w:r>
+        <w:rPr>
+          <w:lang w:val="en_US" w:bidi="en_US"/>
+        </w:rPr>
+      </w:r>
+    </w:p>
+    <w:p>
+      <w:pPr/>
+      <w:r>
+        <w:rPr>
+          <w:lang w:val="en_US" w:bidi="en_US"/>
+        </w:rPr>
+      </w:r>
+      <w:r>
+        <w:rPr>
+          <w:lang w:val="en_US" w:bidi="en_US"/>
+        </w:rPr>
         <w:t>he changed his mind: Had the people of Nineveh not repented, God would have destroyed them (</w:t>
       </w:r>
       <w:hyperlink r:id="rId67">
         <w:r>
+          <w:rPr>
+            <w:lang w:val="en_US" w:bidi="en_US"/>
+          </w:rPr>
           <w:rPr>
             <w:color w:val="0000EE"/>
             <w:u w:val="single"/>
@@ -1434,10 +2648,16 @@
         </w:r>
       </w:hyperlink>
       <w:r>
+        <w:rPr>
+          <w:lang w:val="en_US" w:bidi="en_US"/>
+        </w:rPr>
         <w:t xml:space="preserve">). But God was ready to meet their repentance with mercy (see </w:t>
       </w:r>
       <w:hyperlink r:id="rId20">
         <w:r>
+          <w:rPr>
+            <w:lang w:val="en_US" w:bidi="en_US"/>
+          </w:rPr>
           <w:rPr>
             <w:color w:val="0000EE"/>
             <w:u w:val="single"/>
@@ -1446,10 +2666,16 @@
         </w:r>
       </w:hyperlink>
       <w:r>
+        <w:rPr>
+          <w:lang w:val="en_US" w:bidi="en_US"/>
+        </w:rPr>
         <w:t xml:space="preserve">, </w:t>
       </w:r>
       <w:hyperlink r:id="rId56">
         <w:r>
+          <w:rPr>
+            <w:lang w:val="en_US" w:bidi="en_US"/>
+          </w:rPr>
           <w:rPr>
             <w:color w:val="0000EE"/>
             <w:u w:val="single"/>
@@ -1458,10 +2684,16 @@
         </w:r>
       </w:hyperlink>
       <w:r>
+        <w:rPr>
+          <w:lang w:val="en_US" w:bidi="en_US"/>
+        </w:rPr>
         <w:t xml:space="preserve">). In God’s mind, the change did not reverse his original intention, because his disposition always included the possibility of mercy. Nor does this change in God’s mind say anything about God’s foreknowledge. Historically, the church has believed that God knows the future fully (see </w:t>
       </w:r>
       <w:hyperlink r:id="rId68">
         <w:r>
+          <w:rPr>
+            <w:lang w:val="en_US" w:bidi="en_US"/>
+          </w:rPr>
           <w:rPr>
             <w:color w:val="0000EE"/>
             <w:u w:val="single"/>
@@ -1470,10 +2702,16 @@
         </w:r>
       </w:hyperlink>
       <w:r>
+        <w:rPr>
+          <w:lang w:val="en_US" w:bidi="en_US"/>
+        </w:rPr>
         <w:t xml:space="preserve">; </w:t>
       </w:r>
       <w:hyperlink r:id="rId69">
         <w:r>
+          <w:rPr>
+            <w:lang w:val="en_US" w:bidi="en_US"/>
+          </w:rPr>
           <w:rPr>
             <w:color w:val="0000EE"/>
             <w:u w:val="single"/>
@@ -1482,10 +2720,16 @@
         </w:r>
       </w:hyperlink>
       <w:r>
+        <w:rPr>
+          <w:lang w:val="en_US" w:bidi="en_US"/>
+        </w:rPr>
         <w:t xml:space="preserve">; </w:t>
       </w:r>
       <w:hyperlink r:id="rId70">
         <w:r>
+          <w:rPr>
+            <w:lang w:val="en_US" w:bidi="en_US"/>
+          </w:rPr>
           <w:rPr>
             <w:color w:val="0000EE"/>
             <w:u w:val="single"/>
@@ -1494,10 +2738,16 @@
         </w:r>
       </w:hyperlink>
       <w:r>
+        <w:rPr>
+          <w:lang w:val="en_US" w:bidi="en_US"/>
+        </w:rPr>
         <w:t xml:space="preserve">; </w:t>
       </w:r>
       <w:hyperlink r:id="rId71">
         <w:r>
+          <w:rPr>
+            <w:lang w:val="en_US" w:bidi="en_US"/>
+          </w:rPr>
           <w:rPr>
             <w:color w:val="0000EE"/>
             <w:u w:val="single"/>
@@ -1506,65 +2756,137 @@
         </w:r>
       </w:hyperlink>
       <w:r>
+        <w:rPr>
+          <w:lang w:val="en_US" w:bidi="en_US"/>
+        </w:rPr>
         <w:t>). Nothing in this account contradicts that belief.</w:t>
       </w:r>
-      <w:r/>
-      <w:r/>
-    </w:p>
-    <w:p>
-      <w:r/>
+      <w:r>
+        <w:rPr>
+          <w:lang w:val="en_US" w:bidi="en_US"/>
+        </w:rPr>
+      </w:r>
+      <w:r>
+        <w:rPr>
+          <w:lang w:val="en_US" w:bidi="en_US"/>
+        </w:rPr>
+      </w:r>
+    </w:p>
+    <w:p>
+      <w:pPr/>
+      <w:r>
+        <w:rPr>
+          <w:lang w:val="en_US" w:bidi="en_US"/>
+        </w:rPr>
+      </w:r>
     </w:p>
     <w:p>
       <w:pPr>
         <w:pStyle w:val="Heading2"/>
       </w:pPr>
       <w:r>
+        <w:rPr>
+          <w:lang w:val="en_US" w:bidi="en_US"/>
+        </w:rPr>
         <w:t>Jonah 4:1</w:t>
       </w:r>
-      <w:r/>
-    </w:p>
-    <w:p>
-      <w:r/>
-      <w:r>
+      <w:r>
+        <w:rPr>
+          <w:lang w:val="en_US" w:bidi="en_US"/>
+        </w:rPr>
+      </w:r>
+    </w:p>
+    <w:p>
+      <w:pPr/>
+      <w:r>
+        <w:rPr>
+          <w:lang w:val="en_US" w:bidi="en_US"/>
+        </w:rPr>
+      </w:r>
+      <w:r>
+        <w:rPr>
+          <w:lang w:val="en_US" w:bidi="en_US"/>
+        </w:rPr>
         <w:t xml:space="preserve">This change of plans (literally </w:t>
       </w:r>
       <w:r>
         <w:rPr>
           <w:i/>
+          <w:lang w:val="en_US" w:bidi="en_US"/>
         </w:rPr>
         <w:t>It</w:t>
       </w:r>
       <w:r>
+        <w:rPr>
+          <w:lang w:val="en_US" w:bidi="en_US"/>
+        </w:rPr>
         <w:t xml:space="preserve">): See </w:t>
       </w:r>
       <w:r>
+        <w:rPr>
+          <w:lang w:val="en_US" w:bidi="en_US"/>
+        </w:rPr>
         <w:t>study note on 3:10</w:t>
       </w:r>
       <w:r>
+        <w:rPr>
+          <w:lang w:val="en_US" w:bidi="en_US"/>
+        </w:rPr>
         <w:t>.</w:t>
       </w:r>
-      <w:r/>
-      <w:r/>
-    </w:p>
-    <w:p>
-      <w:r/>
+      <w:r>
+        <w:rPr>
+          <w:lang w:val="en_US" w:bidi="en_US"/>
+        </w:rPr>
+      </w:r>
+      <w:r>
+        <w:rPr>
+          <w:lang w:val="en_US" w:bidi="en_US"/>
+        </w:rPr>
+      </w:r>
+    </w:p>
+    <w:p>
+      <w:pPr/>
+      <w:r>
+        <w:rPr>
+          <w:lang w:val="en_US" w:bidi="en_US"/>
+        </w:rPr>
+      </w:r>
     </w:p>
     <w:p>
       <w:pPr>
         <w:pStyle w:val="Heading2"/>
       </w:pPr>
       <w:r>
+        <w:rPr>
+          <w:lang w:val="en_US" w:bidi="en_US"/>
+        </w:rPr>
         <w:t>Jonah 4:1–7</w:t>
       </w:r>
-      <w:r/>
-    </w:p>
-    <w:p>
-      <w:r/>
-      <w:r>
+      <w:r>
+        <w:rPr>
+          <w:lang w:val="en_US" w:bidi="en_US"/>
+        </w:rPr>
+      </w:r>
+    </w:p>
+    <w:p>
+      <w:pPr/>
+      <w:r>
+        <w:rPr>
+          <w:lang w:val="en_US" w:bidi="en_US"/>
+        </w:rPr>
+      </w:r>
+      <w:r>
+        <w:rPr>
+          <w:lang w:val="en_US" w:bidi="en_US"/>
+        </w:rPr>
         <w:t xml:space="preserve">The account takes an unexpected turn. Jonah, himself a recipient of God’s mercy, complains about the mercy that the Lord has dispensed to the Assyrians. The prophet’s insolence only magnifies God’s grace (see </w:t>
       </w:r>
       <w:hyperlink r:id="rId72">
         <w:r>
+          <w:rPr>
+            <w:lang w:val="en_US" w:bidi="en_US"/>
+          </w:rPr>
           <w:rPr>
             <w:color w:val="0000EE"/>
             <w:u w:val="single"/>
@@ -1573,30 +2895,64 @@
         </w:r>
       </w:hyperlink>
       <w:r>
+        <w:rPr>
+          <w:lang w:val="en_US" w:bidi="en_US"/>
+        </w:rPr>
         <w:t xml:space="preserve"> for God’s response).</w:t>
       </w:r>
-      <w:r/>
-      <w:r/>
-    </w:p>
-    <w:p>
-      <w:r/>
+      <w:r>
+        <w:rPr>
+          <w:lang w:val="en_US" w:bidi="en_US"/>
+        </w:rPr>
+      </w:r>
+      <w:r>
+        <w:rPr>
+          <w:lang w:val="en_US" w:bidi="en_US"/>
+        </w:rPr>
+      </w:r>
+    </w:p>
+    <w:p>
+      <w:pPr/>
+      <w:r>
+        <w:rPr>
+          <w:lang w:val="en_US" w:bidi="en_US"/>
+        </w:rPr>
+      </w:r>
     </w:p>
     <w:p>
       <w:pPr>
         <w:pStyle w:val="Heading2"/>
       </w:pPr>
       <w:r>
+        <w:rPr>
+          <w:lang w:val="en_US" w:bidi="en_US"/>
+        </w:rPr>
         <w:t>Jonah 4:2</w:t>
       </w:r>
-      <w:r/>
-    </w:p>
-    <w:p>
-      <w:r/>
-      <w:r>
+      <w:r>
+        <w:rPr>
+          <w:lang w:val="en_US" w:bidi="en_US"/>
+        </w:rPr>
+      </w:r>
+    </w:p>
+    <w:p>
+      <w:pPr/>
+      <w:r>
+        <w:rPr>
+          <w:lang w:val="en_US" w:bidi="en_US"/>
+        </w:rPr>
+      </w:r>
+      <w:r>
+        <w:rPr>
+          <w:lang w:val="en_US" w:bidi="en_US"/>
+        </w:rPr>
         <w:t>Jonah expresses his motive in originally fleeing from the Lord (</w:t>
       </w:r>
       <w:hyperlink r:id="rId51">
         <w:r>
+          <w:rPr>
+            <w:lang w:val="en_US" w:bidi="en_US"/>
+          </w:rPr>
           <w:rPr>
             <w:color w:val="0000EE"/>
             <w:u w:val="single"/>
@@ -1605,10 +2961,16 @@
         </w:r>
       </w:hyperlink>
       <w:r>
+        <w:rPr>
+          <w:lang w:val="en_US" w:bidi="en_US"/>
+        </w:rPr>
         <w:t xml:space="preserve">): He knew that the Lord would not destroy the wicked Ninevites if they repented. • I knew: Jonah practically quotes </w:t>
       </w:r>
       <w:hyperlink r:id="rId73">
         <w:r>
+          <w:rPr>
+            <w:lang w:val="en_US" w:bidi="en_US"/>
+          </w:rPr>
           <w:rPr>
             <w:color w:val="0000EE"/>
             <w:u w:val="single"/>
@@ -1617,10 +2979,16 @@
         </w:r>
       </w:hyperlink>
       <w:r>
+        <w:rPr>
+          <w:lang w:val="en_US" w:bidi="en_US"/>
+        </w:rPr>
         <w:t xml:space="preserve">, a passage set in the context of Israel’s covenant relationship with the Lord. Even in the Old Testament, God was concerned to spread salvation to the nations (cp. </w:t>
       </w:r>
       <w:hyperlink r:id="rId74">
         <w:r>
+          <w:rPr>
+            <w:lang w:val="en_US" w:bidi="en_US"/>
+          </w:rPr>
           <w:rPr>
             <w:color w:val="0000EE"/>
             <w:u w:val="single"/>
@@ -1629,30 +2997,64 @@
         </w:r>
       </w:hyperlink>
       <w:r>
+        <w:rPr>
+          <w:lang w:val="en_US" w:bidi="en_US"/>
+        </w:rPr>
         <w:t>).</w:t>
       </w:r>
-      <w:r/>
-      <w:r/>
-    </w:p>
-    <w:p>
-      <w:r/>
+      <w:r>
+        <w:rPr>
+          <w:lang w:val="en_US" w:bidi="en_US"/>
+        </w:rPr>
+      </w:r>
+      <w:r>
+        <w:rPr>
+          <w:lang w:val="en_US" w:bidi="en_US"/>
+        </w:rPr>
+      </w:r>
+    </w:p>
+    <w:p>
+      <w:pPr/>
+      <w:r>
+        <w:rPr>
+          <w:lang w:val="en_US" w:bidi="en_US"/>
+        </w:rPr>
+      </w:r>
     </w:p>
     <w:p>
       <w:pPr>
         <w:pStyle w:val="Heading2"/>
       </w:pPr>
       <w:r>
+        <w:rPr>
+          <w:lang w:val="en_US" w:bidi="en_US"/>
+        </w:rPr>
         <w:t>Jonah 4:3–5</w:t>
       </w:r>
-      <w:r/>
-    </w:p>
-    <w:p>
-      <w:r/>
-      <w:r>
+      <w:r>
+        <w:rPr>
+          <w:lang w:val="en_US" w:bidi="en_US"/>
+        </w:rPr>
+      </w:r>
+    </w:p>
+    <w:p>
+      <w:pPr/>
+      <w:r>
+        <w:rPr>
+          <w:lang w:val="en_US" w:bidi="en_US"/>
+        </w:rPr>
+      </w:r>
+      <w:r>
+        <w:rPr>
+          <w:lang w:val="en_US" w:bidi="en_US"/>
+        </w:rPr>
         <w:t xml:space="preserve">Jonah’s desire to die rather than embrace God’s will (see also </w:t>
       </w:r>
       <w:hyperlink r:id="rId75">
         <w:r>
+          <w:rPr>
+            <w:lang w:val="en_US" w:bidi="en_US"/>
+          </w:rPr>
           <w:rPr>
             <w:color w:val="0000EE"/>
             <w:u w:val="single"/>
@@ -1661,10 +3063,16 @@
         </w:r>
       </w:hyperlink>
       <w:r>
+        <w:rPr>
+          <w:lang w:val="en_US" w:bidi="en_US"/>
+        </w:rPr>
         <w:t>), and his willingness to wait in hope that the city would be destroyed (</w:t>
       </w:r>
       <w:hyperlink r:id="rId76">
         <w:r>
+          <w:rPr>
+            <w:lang w:val="en_US" w:bidi="en_US"/>
+          </w:rPr>
           <w:rPr>
             <w:color w:val="0000EE"/>
             <w:u w:val="single"/>
@@ -1673,30 +3081,64 @@
         </w:r>
       </w:hyperlink>
       <w:r>
+        <w:rPr>
+          <w:lang w:val="en_US" w:bidi="en_US"/>
+        </w:rPr>
         <w:t>), are signs of his hard-heartedness and his hatred for the Assyrians.</w:t>
       </w:r>
-      <w:r/>
-      <w:r/>
-    </w:p>
-    <w:p>
-      <w:r/>
+      <w:r>
+        <w:rPr>
+          <w:lang w:val="en_US" w:bidi="en_US"/>
+        </w:rPr>
+      </w:r>
+      <w:r>
+        <w:rPr>
+          <w:lang w:val="en_US" w:bidi="en_US"/>
+        </w:rPr>
+      </w:r>
+    </w:p>
+    <w:p>
+      <w:pPr/>
+      <w:r>
+        <w:rPr>
+          <w:lang w:val="en_US" w:bidi="en_US"/>
+        </w:rPr>
+      </w:r>
     </w:p>
     <w:p>
       <w:pPr>
         <w:pStyle w:val="Heading2"/>
       </w:pPr>
       <w:r>
+        <w:rPr>
+          <w:lang w:val="en_US" w:bidi="en_US"/>
+        </w:rPr>
         <w:t>Jonah 4:4</w:t>
       </w:r>
-      <w:r/>
-    </w:p>
-    <w:p>
-      <w:r/>
-      <w:r>
+      <w:r>
+        <w:rPr>
+          <w:lang w:val="en_US" w:bidi="en_US"/>
+        </w:rPr>
+      </w:r>
+    </w:p>
+    <w:p>
+      <w:pPr/>
+      <w:r>
+        <w:rPr>
+          <w:lang w:val="en_US" w:bidi="en_US"/>
+        </w:rPr>
+      </w:r>
+      <w:r>
+        <w:rPr>
+          <w:lang w:val="en_US" w:bidi="en_US"/>
+        </w:rPr>
         <w:t>The Lord’s reply is a rhetorical question. The implied answer is “No, of course not!” The object lesson that follows (</w:t>
       </w:r>
       <w:hyperlink r:id="rId77">
         <w:r>
+          <w:rPr>
+            <w:lang w:val="en_US" w:bidi="en_US"/>
+          </w:rPr>
           <w:rPr>
             <w:color w:val="0000EE"/>
             <w:u w:val="single"/>
@@ -1705,30 +3147,64 @@
         </w:r>
       </w:hyperlink>
       <w:r>
+        <w:rPr>
+          <w:lang w:val="en_US" w:bidi="en_US"/>
+        </w:rPr>
         <w:t>) reveals why Jonah ought not to be angry.</w:t>
       </w:r>
-      <w:r/>
-      <w:r/>
-    </w:p>
-    <w:p>
-      <w:r/>
+      <w:r>
+        <w:rPr>
+          <w:lang w:val="en_US" w:bidi="en_US"/>
+        </w:rPr>
+      </w:r>
+      <w:r>
+        <w:rPr>
+          <w:lang w:val="en_US" w:bidi="en_US"/>
+        </w:rPr>
+      </w:r>
+    </w:p>
+    <w:p>
+      <w:pPr/>
+      <w:r>
+        <w:rPr>
+          <w:lang w:val="en_US" w:bidi="en_US"/>
+        </w:rPr>
+      </w:r>
     </w:p>
     <w:p>
       <w:pPr>
         <w:pStyle w:val="Heading2"/>
       </w:pPr>
       <w:r>
+        <w:rPr>
+          <w:lang w:val="en_US" w:bidi="en_US"/>
+        </w:rPr>
         <w:t>Jonah 4:6</w:t>
       </w:r>
-      <w:r/>
-    </w:p>
-    <w:p>
-      <w:r/>
-      <w:r>
+      <w:r>
+        <w:rPr>
+          <w:lang w:val="en_US" w:bidi="en_US"/>
+        </w:rPr>
+      </w:r>
+    </w:p>
+    <w:p>
+      <w:pPr/>
+      <w:r>
+        <w:rPr>
+          <w:lang w:val="en_US" w:bidi="en_US"/>
+        </w:rPr>
+      </w:r>
+      <w:r>
+        <w:rPr>
+          <w:lang w:val="en_US" w:bidi="en_US"/>
+        </w:rPr>
         <w:t xml:space="preserve">The Lord is God’s covenant name in relation to Israel (see, e.g., </w:t>
       </w:r>
       <w:hyperlink r:id="rId78">
         <w:r>
+          <w:rPr>
+            <w:lang w:val="en_US" w:bidi="en_US"/>
+          </w:rPr>
           <w:rPr>
             <w:color w:val="0000EE"/>
             <w:u w:val="single"/>
@@ -1737,36 +3213,76 @@
         </w:r>
       </w:hyperlink>
       <w:r>
+        <w:rPr>
+          <w:lang w:val="en_US" w:bidi="en_US"/>
+        </w:rPr>
         <w:t xml:space="preserve">). God did these things to show his covenant love toward Jonah and to those in Israel who had the same attitude. • arranged for: see </w:t>
       </w:r>
       <w:r>
+        <w:rPr>
+          <w:lang w:val="en_US" w:bidi="en_US"/>
+        </w:rPr>
         <w:t>study note on Jon 1:17</w:t>
       </w:r>
       <w:r>
+        <w:rPr>
+          <w:lang w:val="en_US" w:bidi="en_US"/>
+        </w:rPr>
         <w:t>.</w:t>
       </w:r>
-      <w:r/>
-      <w:r/>
-    </w:p>
-    <w:p>
-      <w:r/>
+      <w:r>
+        <w:rPr>
+          <w:lang w:val="en_US" w:bidi="en_US"/>
+        </w:rPr>
+      </w:r>
+      <w:r>
+        <w:rPr>
+          <w:lang w:val="en_US" w:bidi="en_US"/>
+        </w:rPr>
+      </w:r>
+    </w:p>
+    <w:p>
+      <w:pPr/>
+      <w:r>
+        <w:rPr>
+          <w:lang w:val="en_US" w:bidi="en_US"/>
+        </w:rPr>
+      </w:r>
     </w:p>
     <w:p>
       <w:pPr>
         <w:pStyle w:val="Heading2"/>
       </w:pPr>
       <w:r>
+        <w:rPr>
+          <w:lang w:val="en_US" w:bidi="en_US"/>
+        </w:rPr>
         <w:t>Jonah 4:11</w:t>
       </w:r>
-      <w:r/>
-    </w:p>
-    <w:p>
-      <w:r/>
-      <w:r>
+      <w:r>
+        <w:rPr>
+          <w:lang w:val="en_US" w:bidi="en_US"/>
+        </w:rPr>
+      </w:r>
+    </w:p>
+    <w:p>
+      <w:pPr/>
+      <w:r>
+        <w:rPr>
+          <w:lang w:val="en_US" w:bidi="en_US"/>
+        </w:rPr>
+      </w:r>
+      <w:r>
+        <w:rPr>
+          <w:lang w:val="en_US" w:bidi="en_US"/>
+        </w:rPr>
         <w:t xml:space="preserve">people living in spiritual darkness: God graciously sent the light of his prophetic word into a wicked city. Not all who encounter God’s light respond favorably (cp. </w:t>
       </w:r>
       <w:hyperlink r:id="rId79">
         <w:r>
+          <w:rPr>
+            <w:lang w:val="en_US" w:bidi="en_US"/>
+          </w:rPr>
           <w:rPr>
             <w:color w:val="0000EE"/>
             <w:u w:val="single"/>
@@ -1775,10 +3291,21 @@
         </w:r>
       </w:hyperlink>
       <w:r>
+        <w:rPr>
+          <w:lang w:val="en_US" w:bidi="en_US"/>
+        </w:rPr>
         <w:t>), but God is eager to save those who receive his word in genuine repentance and faith. • The book closes abruptly, leaving the reader to ponder God’s final question to Jonah. God would rather save than destroy. Those who have received his mercy must be glad for that same mercy to be shown to others, even to their enemies.</w:t>
       </w:r>
-      <w:r/>
-      <w:r/>
+      <w:r>
+        <w:rPr>
+          <w:lang w:val="en_US" w:bidi="en_US"/>
+        </w:rPr>
+      </w:r>
+      <w:r>
+        <w:rPr>
+          <w:lang w:val="en_US" w:bidi="en_US"/>
+        </w:rPr>
+      </w:r>
     </w:p>
     <w:sectPr>
       <w:footnotePr>
@@ -3680,7 +5207,7 @@
     <w:rPrDefault>
       <w:rPr>
         <w:rFonts w:ascii="Times New Roman" w:eastAsia="Times New Roman" w:hAnsi="Times New Roman" w:cs="Times New Roman"/>
-        <w:lang w:val="en-US" w:eastAsia="en-US" w:bidi="ar-SA"/>
+        <w:lang w:val="en_US" w:eastAsia="en-US" w:bidi="ar-SA"/>
       </w:rPr>
     </w:rPrDefault>
     <w:pPrDefault/>

--- a/eng/docx/32.content.docx
+++ b/eng/docx/32.content.docx
@@ -163,13 +163,6 @@
         <w:rPr>
           <w:lang w:val="en_US" w:bidi="en_US"/>
         </w:rPr>
-      </w:r>
-      <w:r>
-        <w:rPr>
-          <w:i/>
-          <w:lang w:val="en_US" w:bidi="en_US"/>
-        </w:rPr>
-        <w:t>Jonah 1:1, Jonah 1:1–2.10, Jonah 1:2, Jonah 1:3, Jonah 1:4, Jonah 1:5–6, Jonah 1:7–8, Jonah 1:9, Jonah 1:12, Jonah 1:13–14, Jonah 1:16, Jonah 1:17, Jonah 2:1–9, Jonah 2:2, Jonah 2:4, Jonah 2:6, Jonah 2:7, Jonah 2:8–9, Jonah 3:1–2, Jonah 3:1–4.11, Jonah 3:3, Jonah 3:4, Jonah 3:5–6, Jonah 3:6, Jonah 3:7–8, Jonah 3:10, Jonah 4:1, Jonah 4:1–7, Jonah 4:2, Jonah 4:3–5, Jonah 4:4, Jonah 4:6, Jonah 4:11</w:t>
       </w:r>
       <w:r>
         <w:rPr>

--- a/eng/docx/32.content.docx
+++ b/eng/docx/32.content.docx
@@ -168,19 +168,6 @@
         <w:rPr>
           <w:lang w:val="en_US" w:bidi="en_US"/>
         </w:rPr>
-      </w:r>
-    </w:p>
-    <w:p>
-      <w:pPr/>
-      <w:r>
-        <w:rPr>
-          <w:lang w:val="en_US" w:bidi="en_US"/>
-        </w:rPr>
-      </w:r>
-      <w:r>
-        <w:rPr>
-          <w:lang w:val="en_US" w:bidi="en_US"/>
-        </w:rPr>
         <w:t xml:space="preserve"> </w:t>
       </w:r>
       <w:r>
@@ -244,7 +231,7 @@
         <w:rPr>
           <w:lang w:val="en_US" w:bidi="en_US"/>
         </w:rPr>
-        <w:t xml:space="preserve">Jonah son of Amittai was from Gath-hepher, a town located on the border of the tribal areas of Naphtali and Zebulun. He ministered to the northern kingdom of Israel during the reign of Jeroboam II (793–753 BC; see </w:t>
+        <w:t xml:space="preserve">Jonah, son of Amittai, came from Gath-hepher. This town was on the border between the tribal areas of Naphtali and Zebulun. He served the northern kingdom of Israel during the reign of Jeroboam II, from 793 to 753 BC (see </w:t>
       </w:r>
       <w:hyperlink r:id="rId13">
         <w:r>
@@ -255,7 +242,7 @@
             <w:color w:val="0000EE"/>
             <w:u w:val="single"/>
           </w:rPr>
-          <w:t>2 Kgs 14:25</w:t>
+          <w:t>2 Kings 14:25</w:t>
         </w:r>
       </w:hyperlink>
       <w:r>
@@ -310,7 +297,7 @@
         <w:rPr>
           <w:lang w:val="en_US" w:bidi="en_US"/>
         </w:rPr>
-        <w:t>Jonah initially rejected the Lord’s commission to warn Nineveh of the judgment it had incurred because of its wickedness.</w:t>
+        <w:t>Jonah first refused the Lord's command to warn Nineveh about the judgment it faced due to its wickedness.</w:t>
       </w:r>
       <w:r>
         <w:rPr>
@@ -348,17 +335,21 @@
       </w:r>
     </w:p>
     <w:p>
-      <w:pPr/>
-      <w:r>
-        <w:rPr>
-          <w:lang w:val="en_US" w:bidi="en_US"/>
-        </w:rPr>
-      </w:r>
-      <w:r>
-        <w:rPr>
-          <w:lang w:val="en_US" w:bidi="en_US"/>
-        </w:rPr>
-        <w:t xml:space="preserve">By Jonah’s day, Nineveh already had quite a long history (see </w:t>
+      <w:pPr>
+        <w:pStyle w:val="ListBullet"/>
+        <w:spacing w:line="240" w:lineRule="auto"/>
+        <w:ind w:left="720"/>
+      </w:pPr>
+      <w:r>
+        <w:rPr>
+          <w:lang w:val="en_US" w:bidi="en_US"/>
+        </w:rPr>
+      </w:r>
+      <w:r>
+        <w:rPr>
+          <w:lang w:val="en_US" w:bidi="en_US"/>
+        </w:rPr>
+        <w:t xml:space="preserve">By the time of Jonah, Nineveh already had a long history (see </w:t>
       </w:r>
       <w:hyperlink r:id="rId14">
         <w:r>
@@ -369,14 +360,14 @@
             <w:color w:val="0000EE"/>
             <w:u w:val="single"/>
           </w:rPr>
-          <w:t>Gen 10:12</w:t>
+          <w:t>Genesis 10:12</w:t>
         </w:r>
       </w:hyperlink>
       <w:r>
         <w:rPr>
           <w:lang w:val="en_US" w:bidi="en_US"/>
         </w:rPr>
-        <w:t xml:space="preserve">). It was a key city in the Assyrian Empire until its destruction in 612 BC (see </w:t>
+        <w:t xml:space="preserve">). It was an important city in the Assyrian Empire until it was destroyed in 612 BC (see </w:t>
       </w:r>
       <w:hyperlink r:id="rId15">
         <w:r>
@@ -387,20 +378,45 @@
             <w:color w:val="0000EE"/>
             <w:u w:val="single"/>
           </w:rPr>
-          <w:t>Nah 1–3</w:t>
+          <w:t>Nahum 1–3</w:t>
         </w:r>
       </w:hyperlink>
       <w:r>
         <w:rPr>
           <w:lang w:val="en_US" w:bidi="en_US"/>
         </w:rPr>
-        <w:t xml:space="preserve">). Nineveh’s ruins are located across the Tigris River from the modern city of Mosul, Iraq. • great city: See </w:t>
-      </w:r>
-      <w:r>
-        <w:rPr>
-          <w:lang w:val="en_US" w:bidi="en_US"/>
-        </w:rPr>
-        <w:t>study note on 3:3</w:t>
+        <w:t xml:space="preserve">). Nineveh’s ruins are across the Tigris River from the modern city of Mosul, Iraq. </w:t>
+      </w:r>
+    </w:p>
+    <w:p>
+      <w:pPr>
+        <w:pStyle w:val="ListBullet"/>
+        <w:spacing w:line="240" w:lineRule="auto"/>
+        <w:ind w:left="720"/>
+      </w:pPr>
+      <w:r>
+        <w:rPr>
+          <w:lang w:val="en_US" w:bidi="en_US"/>
+        </w:rPr>
+      </w:r>
+      <w:r>
+        <w:rPr>
+          <w:i/>
+          <w:lang w:val="en_US" w:bidi="en_US"/>
+        </w:rPr>
+        <w:t>great city</w:t>
+      </w:r>
+      <w:r>
+        <w:rPr>
+          <w:lang w:val="en_US" w:bidi="en_US"/>
+        </w:rPr>
+        <w:t xml:space="preserve">: See </w:t>
+      </w:r>
+      <w:r>
+        <w:rPr>
+          <w:lang w:val="en_US" w:bidi="en_US"/>
+        </w:rPr>
+        <w:t>study note on Jonah 3:3</w:t>
       </w:r>
       <w:r>
         <w:rPr>
@@ -444,17 +460,21 @@
       </w:r>
     </w:p>
     <w:p>
-      <w:pPr/>
-      <w:r>
-        <w:rPr>
-          <w:lang w:val="en_US" w:bidi="en_US"/>
-        </w:rPr>
-      </w:r>
-      <w:r>
-        <w:rPr>
-          <w:lang w:val="en_US" w:bidi="en_US"/>
-        </w:rPr>
-        <w:t>Jonah’s attempt to get away from the Lord was futile. One cannot escape God (</w:t>
+      <w:pPr>
+        <w:pStyle w:val="ListBullet"/>
+        <w:spacing w:line="240" w:lineRule="auto"/>
+        <w:ind w:left="720"/>
+      </w:pPr>
+      <w:r>
+        <w:rPr>
+          <w:lang w:val="en_US" w:bidi="en_US"/>
+        </w:rPr>
+      </w:r>
+      <w:r>
+        <w:rPr>
+          <w:lang w:val="en_US" w:bidi="en_US"/>
+        </w:rPr>
+        <w:t>Jonah tried to run away from the Lord, but he could not succeed. No one can escape God (</w:t>
       </w:r>
       <w:hyperlink r:id="rId16">
         <w:r>
@@ -465,14 +485,14 @@
             <w:color w:val="0000EE"/>
             <w:u w:val="single"/>
           </w:rPr>
-          <w:t>Ps 139:7–10</w:t>
+          <w:t>Psalm 139:7–10</w:t>
         </w:r>
       </w:hyperlink>
       <w:r>
         <w:rPr>
           <w:lang w:val="en_US" w:bidi="en_US"/>
         </w:rPr>
-        <w:t>) or disobey his will without consequence (</w:t>
+        <w:t>) or disobey his will without facing consequences (</w:t>
       </w:r>
       <w:hyperlink r:id="rId17">
         <w:r>
@@ -483,14 +503,14 @@
             <w:color w:val="0000EE"/>
             <w:u w:val="single"/>
           </w:rPr>
-          <w:t>Deut 8:5</w:t>
+          <w:t>Deuteronomy 8:5</w:t>
         </w:r>
       </w:hyperlink>
       <w:r>
         <w:rPr>
           <w:lang w:val="en_US" w:bidi="en_US"/>
         </w:rPr>
-        <w:t>). Jonah’s reluctance to go to Nineveh is understandable, however. Assyria was an enemy of Israel known for its violence (</w:t>
+        <w:t>). Jonah's hesitation to go to Nineveh is understandable. Assyria was an enemy of Israel known for its violence (</w:t>
       </w:r>
       <w:hyperlink r:id="rId18">
         <w:r>
@@ -501,7 +521,7 @@
             <w:color w:val="0000EE"/>
             <w:u w:val="single"/>
           </w:rPr>
-          <w:t>Jon 3:8</w:t>
+          <w:t>Jonah 3:8</w:t>
         </w:r>
       </w:hyperlink>
       <w:r>
@@ -519,14 +539,14 @@
             <w:color w:val="0000EE"/>
             <w:u w:val="single"/>
           </w:rPr>
-          <w:t>Nah 3:1–4</w:t>
+          <w:t>Nahum 3:1–4</w:t>
         </w:r>
       </w:hyperlink>
       <w:r>
         <w:rPr>
           <w:lang w:val="en_US" w:bidi="en_US"/>
         </w:rPr>
-        <w:t>). Jonah did not want these non-Israelites to have the opportunity to repent and be saved (</w:t>
+        <w:t>). Jonah did not want these non-Israelites to have the chance to repent and be saved (</w:t>
       </w:r>
       <w:hyperlink r:id="rId20">
         <w:r>
@@ -537,14 +557,32 @@
             <w:color w:val="0000EE"/>
             <w:u w:val="single"/>
           </w:rPr>
-          <w:t>Jon 4:2</w:t>
+          <w:t>Jonah 4:2</w:t>
         </w:r>
       </w:hyperlink>
       <w:r>
         <w:rPr>
           <w:lang w:val="en_US" w:bidi="en_US"/>
         </w:rPr>
-        <w:t>). • Joppa was a key port city on the Mediterranean coast (</w:t>
+        <w:t xml:space="preserve">). </w:t>
+      </w:r>
+    </w:p>
+    <w:p>
+      <w:pPr>
+        <w:pStyle w:val="ListBullet"/>
+        <w:spacing w:line="240" w:lineRule="auto"/>
+        <w:ind w:left="720"/>
+      </w:pPr>
+      <w:r>
+        <w:rPr>
+          <w:lang w:val="en_US" w:bidi="en_US"/>
+        </w:rPr>
+      </w:r>
+      <w:r>
+        <w:rPr>
+          <w:lang w:val="en_US" w:bidi="en_US"/>
+        </w:rPr>
+        <w:t>Joppa was an important port city on the Mediterranean coast (</w:t>
       </w:r>
       <w:hyperlink r:id="rId21">
         <w:r>
@@ -555,7 +593,7 @@
             <w:color w:val="0000EE"/>
             <w:u w:val="single"/>
           </w:rPr>
-          <w:t>2 Chr 2:16</w:t>
+          <w:t>2 Chronicles 2:16</w:t>
         </w:r>
       </w:hyperlink>
       <w:r>
@@ -580,7 +618,25 @@
         <w:rPr>
           <w:lang w:val="en_US" w:bidi="en_US"/>
         </w:rPr>
-        <w:t xml:space="preserve">); it is now a suburb of modern Tel-Aviv. • Tarshish was possibly the port city of Tartessos in Spain, in which case Jonah was attempting to flee as far as imaginable in the opposite direction from Nineveh. Tarsus in Asia Minor is another possibility. Some think </w:t>
+        <w:t xml:space="preserve">); it is now a suburb of modern Tel Aviv. </w:t>
+      </w:r>
+    </w:p>
+    <w:p>
+      <w:pPr>
+        <w:pStyle w:val="ListBullet"/>
+        <w:spacing w:line="240" w:lineRule="auto"/>
+        <w:ind w:left="720"/>
+      </w:pPr>
+      <w:r>
+        <w:rPr>
+          <w:lang w:val="en_US" w:bidi="en_US"/>
+        </w:rPr>
+      </w:r>
+      <w:r>
+        <w:rPr>
+          <w:lang w:val="en_US" w:bidi="en_US"/>
+        </w:rPr>
+        <w:t xml:space="preserve">Tarshish might have been the port city of Tartessos in Spain, meaning Jonah tried to flee as far as possible in the opposite direction from Nineveh. Tarsus in Asia Minor is another possibility. Some believe </w:t>
       </w:r>
       <w:r>
         <w:rPr>
@@ -593,7 +649,7 @@
         <w:rPr>
           <w:lang w:val="en_US" w:bidi="en_US"/>
         </w:rPr>
-        <w:t xml:space="preserve"> is a general reference to the sea or to any destination accessible by sea.</w:t>
+        <w:t xml:space="preserve"> refers to the sea or any destination reachable by sea.</w:t>
       </w:r>
       <w:r>
         <w:rPr>
@@ -641,7 +697,7 @@
         <w:rPr>
           <w:lang w:val="en_US" w:bidi="en_US"/>
         </w:rPr>
-        <w:t xml:space="preserve">God’s power over nature is a prominent theme throughout Jonah (see </w:t>
+        <w:t xml:space="preserve">God's control over nature is a key theme in the book of Jonah (see </w:t>
       </w:r>
       <w:hyperlink r:id="rId23">
         <w:r>
@@ -652,7 +708,7 @@
             <w:color w:val="0000EE"/>
             <w:u w:val="single"/>
           </w:rPr>
-          <w:t>Jon 1:4</w:t>
+          <w:t>Jonah 1:4</w:t>
         </w:r>
       </w:hyperlink>
       <w:r>
@@ -815,7 +871,7 @@
         <w:rPr>
           <w:lang w:val="en_US" w:bidi="en_US"/>
         </w:rPr>
-        <w:t>Jonah’s ongoing sleep was perhaps induced by God to advance the crisis to a point where it was clear that the sailors’ gods could not help (</w:t>
+        <w:t>God may have caused Jonah to keep sleeping to show that the sailors' gods could not help (</w:t>
       </w:r>
       <w:hyperlink r:id="rId30">
         <w:r>
@@ -826,7 +882,7 @@
             <w:color w:val="0000EE"/>
             <w:u w:val="single"/>
           </w:rPr>
-          <w:t>1:6</w:t>
+          <w:t>Jonah 1:6</w:t>
         </w:r>
       </w:hyperlink>
       <w:r>
@@ -871,17 +927,21 @@
       </w:r>
     </w:p>
     <w:p>
-      <w:pPr/>
-      <w:r>
-        <w:rPr>
-          <w:lang w:val="en_US" w:bidi="en_US"/>
-        </w:rPr>
-      </w:r>
-      <w:r>
-        <w:rPr>
-          <w:lang w:val="en_US" w:bidi="en_US"/>
-        </w:rPr>
-        <w:t xml:space="preserve">Use of lots was permitted by God for certain purposes (see </w:t>
+      <w:pPr>
+        <w:pStyle w:val="ListBullet"/>
+        <w:spacing w:line="240" w:lineRule="auto"/>
+        <w:ind w:left="720"/>
+      </w:pPr>
+      <w:r>
+        <w:rPr>
+          <w:lang w:val="en_US" w:bidi="en_US"/>
+        </w:rPr>
+      </w:r>
+      <w:r>
+        <w:rPr>
+          <w:lang w:val="en_US" w:bidi="en_US"/>
+        </w:rPr>
+        <w:t xml:space="preserve">God permitted the use of lots for certain purposes, such as making decisions when people sought his will (see </w:t>
       </w:r>
       <w:hyperlink r:id="rId31">
         <w:r>
@@ -892,7 +952,7 @@
             <w:color w:val="0000EE"/>
             <w:u w:val="single"/>
           </w:rPr>
-          <w:t>Lev 16:8</w:t>
+          <w:t>Leviticus 16:8</w:t>
         </w:r>
       </w:hyperlink>
       <w:r>
@@ -910,7 +970,7 @@
             <w:color w:val="0000EE"/>
             <w:u w:val="single"/>
           </w:rPr>
-          <w:t>Josh 18:6</w:t>
+          <w:t>Joshua 18:6</w:t>
         </w:r>
       </w:hyperlink>
       <w:r>
@@ -928,7 +988,7 @@
             <w:color w:val="0000EE"/>
             <w:u w:val="single"/>
           </w:rPr>
-          <w:t>1 Chr 26:12–16</w:t>
+          <w:t>1 Chronicles 26:12–16</w:t>
         </w:r>
       </w:hyperlink>
       <w:r>
@@ -953,7 +1013,7 @@
         <w:rPr>
           <w:lang w:val="en_US" w:bidi="en_US"/>
         </w:rPr>
-        <w:t>); however, divination in general, as practiced in the wider ancient world, was displeasing to the Lord (</w:t>
+        <w:t>). However, divination in general, as it was practiced throughout the ancient world, displeased the Lord because it sought guidance apart from him (</w:t>
       </w:r>
       <w:hyperlink r:id="rId35">
         <w:r>
@@ -964,14 +1024,45 @@
             <w:color w:val="0000EE"/>
             <w:u w:val="single"/>
           </w:rPr>
-          <w:t>Deut 18:9–13</w:t>
+          <w:t>Deuteronomy 18:9–13</w:t>
         </w:r>
       </w:hyperlink>
       <w:r>
         <w:rPr>
           <w:lang w:val="en_US" w:bidi="en_US"/>
         </w:rPr>
-        <w:t>). • to see which of them had offended the gods: It was fairly common in the ancient Near East to assume that bad fortune was the result of a god’s taking offense.</w:t>
+        <w:t>).</w:t>
+      </w:r>
+    </w:p>
+    <w:p>
+      <w:pPr>
+        <w:pStyle w:val="ListBullet"/>
+        <w:spacing w:line="240" w:lineRule="auto"/>
+        <w:ind w:left="720"/>
+      </w:pPr>
+      <w:r>
+        <w:rPr>
+          <w:lang w:val="en_US" w:bidi="en_US"/>
+        </w:rPr>
+      </w:r>
+      <w:r>
+        <w:rPr>
+          <w:i/>
+          <w:lang w:val="en_US" w:bidi="en_US"/>
+        </w:rPr>
+        <w:t>who is responsible for this calamity that is upon us</w:t>
+      </w:r>
+      <w:r>
+        <w:rPr>
+          <w:lang w:val="en_US" w:bidi="en_US"/>
+        </w:rPr>
+        <w:t xml:space="preserve">: </w:t>
+      </w:r>
+      <w:r>
+        <w:rPr>
+          <w:lang w:val="en_US" w:bidi="en_US"/>
+        </w:rPr>
+        <w:t>In the ancient Near East, people often believed that disasters or bad events happened because a god was angry. They assumed that someone had caused offense and needed to be identified.</w:t>
       </w:r>
       <w:r>
         <w:rPr>
@@ -1009,17 +1100,28 @@
       </w:r>
     </w:p>
     <w:p>
-      <w:pPr/>
-      <w:r>
-        <w:rPr>
-          <w:lang w:val="en_US" w:bidi="en_US"/>
-        </w:rPr>
-      </w:r>
-      <w:r>
-        <w:rPr>
-          <w:lang w:val="en_US" w:bidi="en_US"/>
-        </w:rPr>
-        <w:t xml:space="preserve">a Hebrew: See also </w:t>
+      <w:pPr>
+        <w:pStyle w:val="ListBullet"/>
+        <w:spacing w:line="240" w:lineRule="auto"/>
+        <w:ind w:left="720"/>
+      </w:pPr>
+      <w:r>
+        <w:rPr>
+          <w:lang w:val="en_US" w:bidi="en_US"/>
+        </w:rPr>
+      </w:r>
+      <w:r>
+        <w:rPr>
+          <w:i/>
+          <w:lang w:val="en_US" w:bidi="en_US"/>
+        </w:rPr>
+        <w:t>a Hebrew</w:t>
+      </w:r>
+      <w:r>
+        <w:rPr>
+          <w:lang w:val="en_US" w:bidi="en_US"/>
+        </w:rPr>
+        <w:t xml:space="preserve">: See also </w:t>
       </w:r>
       <w:hyperlink r:id="rId36">
         <w:r>
@@ -1030,7 +1132,7 @@
             <w:color w:val="0000EE"/>
             <w:u w:val="single"/>
           </w:rPr>
-          <w:t>Gen 41:12</w:t>
+          <w:t>Genesis 41:12</w:t>
         </w:r>
       </w:hyperlink>
       <w:r>
@@ -1048,7 +1150,7 @@
             <w:color w:val="0000EE"/>
             <w:u w:val="single"/>
           </w:rPr>
-          <w:t>Exod 1:15</w:t>
+          <w:t>Exodus 1:15</w:t>
         </w:r>
       </w:hyperlink>
       <w:r>
@@ -1073,33 +1175,38 @@
         <w:rPr>
           <w:lang w:val="en_US" w:bidi="en_US"/>
         </w:rPr>
-        <w:t>. • Jonah worshiped the Lord</w:t>
+        <w:t xml:space="preserve">. </w:t>
+      </w:r>
+    </w:p>
+    <w:p>
+      <w:pPr>
+        <w:pStyle w:val="ListBullet"/>
+        <w:spacing w:line="240" w:lineRule="auto"/>
+        <w:ind w:left="720"/>
+      </w:pPr>
+      <w:r>
+        <w:rPr>
+          <w:lang w:val="en_US" w:bidi="en_US"/>
+        </w:rPr>
+      </w:r>
+      <w:r>
+        <w:rPr>
+          <w:lang w:val="en_US" w:bidi="en_US"/>
+        </w:rPr>
+        <w:t xml:space="preserve">Jonah worshiped the Lord, who, unlike the sailors’ false gods, made and controlled the sea and land. Many believed different gods ruled specific areas and tasks. Calling God </w:t>
       </w:r>
       <w:r>
         <w:rPr>
           <w:i/>
           <w:lang w:val="en_US" w:bidi="en_US"/>
         </w:rPr>
-        <w:t>,</w:t>
-      </w:r>
-      <w:r>
-        <w:rPr>
-          <w:lang w:val="en_US" w:bidi="en_US"/>
-        </w:rPr>
-        <w:t xml:space="preserve"> who in contrast to the sailors’ false gods made the sea and the land</w:t>
-      </w:r>
-      <w:r>
-        <w:rPr>
-          <w:i/>
-          <w:lang w:val="en_US" w:bidi="en_US"/>
-        </w:rPr>
-        <w:t>,</w:t>
-      </w:r>
-      <w:r>
-        <w:rPr>
-          <w:lang w:val="en_US" w:bidi="en_US"/>
-        </w:rPr>
-        <w:t xml:space="preserve"> and thus controlled them. Many gods were believed to have jurisdiction over specific realms and functions. The designation God of heaven likely conveyed the superiority of that deity over all others, as heaven is the highest realm. The Old Testament consistently proclaims that the Lord alone is the one true God (see, e.g., </w:t>
+        <w:t>the God of the heavens</w:t>
+      </w:r>
+      <w:r>
+        <w:rPr>
+          <w:lang w:val="en_US" w:bidi="en_US"/>
+        </w:rPr>
+        <w:t xml:space="preserve"> likely showed this deity's superiority, as heaven is the highest realm. The Old Testament consistently states that the Lord is the one true God (see, for example, </w:t>
       </w:r>
       <w:hyperlink r:id="rId39">
         <w:r>
@@ -1110,14 +1217,14 @@
             <w:color w:val="0000EE"/>
             <w:u w:val="single"/>
           </w:rPr>
-          <w:t>Deut 6:4</w:t>
+          <w:t>Deuteronomy 6:4</w:t>
         </w:r>
       </w:hyperlink>
       <w:r>
         <w:rPr>
           <w:lang w:val="en_US" w:bidi="en_US"/>
         </w:rPr>
-        <w:t xml:space="preserve">), while at times adopting language that reflects his superiority to the false gods that occupied the imaginations of pagan peoples (see </w:t>
+        <w:t xml:space="preserve">), sometimes using language to show his superiority over false gods imagined by pagan peoples (see </w:t>
       </w:r>
       <w:hyperlink r:id="rId40">
         <w:r>
@@ -1128,7 +1235,7 @@
             <w:color w:val="0000EE"/>
             <w:u w:val="single"/>
           </w:rPr>
-          <w:t>Ps 95:3–5</w:t>
+          <w:t>Psalm 95:3–5</w:t>
         </w:r>
       </w:hyperlink>
       <w:r>
@@ -1181,9 +1288,16 @@
       </w:r>
       <w:r>
         <w:rPr>
-          <w:lang w:val="en_US" w:bidi="en_US"/>
-        </w:rPr>
-        <w:t>Throw me: Jonah’s calmness in giving this direction is surprising. But he was willing to face death with equanimity rather than give the hated Assyrians a chance to repent.</w:t>
+          <w:i/>
+          <w:lang w:val="en_US" w:bidi="en_US"/>
+        </w:rPr>
+        <w:t>Pick me up</w:t>
+      </w:r>
+      <w:r>
+        <w:rPr>
+          <w:lang w:val="en_US" w:bidi="en_US"/>
+        </w:rPr>
+        <w:t>: Jonah’s calmness in giving this direction is surprising. But he was willing to face death peacefully rather than give the hated Assyrians a chance to repent.</w:t>
       </w:r>
       <w:r>
         <w:rPr>
@@ -1229,9 +1343,22 @@
       </w:r>
       <w:r>
         <w:rPr>
-          <w:lang w:val="en_US" w:bidi="en_US"/>
-        </w:rPr>
-        <w:t>Instead, the sailors rowed even harder: It was now clear that Jonah was the one who had offended the Lord, but the sailors were apparently concerned that the Lord would be more offended if they killed one of his prophets.</w:t>
+          <w:i/>
+          <w:lang w:val="en_US" w:bidi="en_US"/>
+        </w:rPr>
+        <w:t>the men rowed hard</w:t>
+      </w:r>
+      <w:r>
+        <w:rPr>
+          <w:lang w:val="en_US" w:bidi="en_US"/>
+        </w:rPr>
+        <w:t xml:space="preserve">: </w:t>
+      </w:r>
+      <w:r>
+        <w:rPr>
+          <w:lang w:val="en_US" w:bidi="en_US"/>
+        </w:rPr>
+        <w:t>They knew Jonah had angered the Lord, but they worried the Lord would be angrier if they killed his prophet.</w:t>
       </w:r>
       <w:r>
         <w:rPr>
@@ -1277,9 +1404,16 @@
       </w:r>
       <w:r>
         <w:rPr>
-          <w:lang w:val="en_US" w:bidi="en_US"/>
-        </w:rPr>
-        <w:t xml:space="preserve">awestruck: God’s display of power over the storm-tossed sea moved the sailors to worship. Although sacrifices and vows were aspects of Israelite worship (e.g., </w:t>
+          <w:i/>
+          <w:lang w:val="en_US" w:bidi="en_US"/>
+        </w:rPr>
+        <w:t>feared</w:t>
+      </w:r>
+      <w:r>
+        <w:rPr>
+          <w:lang w:val="en_US" w:bidi="en_US"/>
+        </w:rPr>
+        <w:t xml:space="preserve">: God's power over the stormy sea led the sailors to worship. Although sacrifices and vows were part of Israelite worship (for example, </w:t>
       </w:r>
       <w:hyperlink r:id="rId41">
         <w:r>
@@ -1290,20 +1424,20 @@
             <w:color w:val="0000EE"/>
             <w:u w:val="single"/>
           </w:rPr>
-          <w:t>Ps 116:17–18</w:t>
+          <w:t>Psalm 116:17–18</w:t>
         </w:r>
       </w:hyperlink>
       <w:r>
         <w:rPr>
           <w:lang w:val="en_US" w:bidi="en_US"/>
         </w:rPr>
-        <w:t xml:space="preserve">), it is unlikely that the sailors were completely converted from the worship of false gods; they probably added Israel’s god to their list. It is ironic that pagan sailors honored the Lord while the Lord’s prophet, having dishonored him, apparently plunged to his death (cp. </w:t>
-      </w:r>
-      <w:r>
-        <w:rPr>
-          <w:lang w:val="en_US" w:bidi="en_US"/>
-        </w:rPr>
-        <w:t>study note on Jon 2:8–9</w:t>
+        <w:t xml:space="preserve">), the sailors likely did not fully convert from worshiping false gods. They probably added Israel's God to their list. This situation is deeply ironic. Pagan sailors showed respect and honor toward the Lord, while the Lord’s own prophet dishonored him. The prophet then seemed to sink into the sea and face death (compare </w:t>
+      </w:r>
+      <w:r>
+        <w:rPr>
+          <w:lang w:val="en_US" w:bidi="en_US"/>
+        </w:rPr>
+        <w:t>study note on Jonah 2:8–9</w:t>
       </w:r>
       <w:r>
         <w:rPr>
@@ -1347,17 +1481,21 @@
       </w:r>
     </w:p>
     <w:p>
-      <w:pPr/>
-      <w:r>
-        <w:rPr>
-          <w:lang w:val="en_US" w:bidi="en_US"/>
-        </w:rPr>
-      </w:r>
-      <w:r>
-        <w:rPr>
-          <w:lang w:val="en_US" w:bidi="en_US"/>
-        </w:rPr>
-        <w:t>Some critics consider it impossible that Jonah could be delivered from death in the belly of a great fish. In making this judgment, they oppose themselves to one of the book’s main theological themes—that God is supremely sovereign over nature. If God exists, and he created and controls nature (</w:t>
+      <w:pPr>
+        <w:pStyle w:val="ListBullet"/>
+        <w:spacing w:line="240" w:lineRule="auto"/>
+        <w:ind w:left="720"/>
+      </w:pPr>
+      <w:r>
+        <w:rPr>
+          <w:lang w:val="en_US" w:bidi="en_US"/>
+        </w:rPr>
+      </w:r>
+      <w:r>
+        <w:rPr>
+          <w:lang w:val="en_US" w:bidi="en_US"/>
+        </w:rPr>
+        <w:t>Some critics find it hard to believe that Jonah could survive inside a large fish. They challenge one of the book's main ideas, that God has complete control over nature. If God exists and created nature (</w:t>
       </w:r>
       <w:hyperlink r:id="rId24">
         <w:r>
@@ -1368,7 +1506,7 @@
             <w:color w:val="0000EE"/>
             <w:u w:val="single"/>
           </w:rPr>
-          <w:t>1:9</w:t>
+          <w:t>Jonah 1:9</w:t>
         </w:r>
       </w:hyperlink>
       <w:r>
@@ -1404,14 +1542,32 @@
             <w:color w:val="0000EE"/>
             <w:u w:val="single"/>
           </w:rPr>
-          <w:t>Gen 1:21</w:t>
+          <w:t>Genesis 1:21</w:t>
         </w:r>
       </w:hyperlink>
       <w:r>
         <w:rPr>
           <w:lang w:val="en_US" w:bidi="en_US"/>
         </w:rPr>
-        <w:t xml:space="preserve">), a miraculous event of this magnitude is not unfathomable. The book presents the fish episode as a historical event. • No indication is given as to the species of the fish, nor is identifying a species crucial to validating the significance of the account. Granted God’s creative power, the fish that swallowed Jonah might well have been specially formed and appointed by the Lord for this particular event. If God exists and can work miracles, Jonah’s need for oxygen and protection from digestive processes poses no problem (cp. </w:t>
+        <w:t xml:space="preserve">), such a miracle is possible. The book treats the fish story as historical. </w:t>
+      </w:r>
+    </w:p>
+    <w:p>
+      <w:pPr>
+        <w:pStyle w:val="ListBullet"/>
+        <w:spacing w:line="240" w:lineRule="auto"/>
+        <w:ind w:left="720"/>
+      </w:pPr>
+      <w:r>
+        <w:rPr>
+          <w:lang w:val="en_US" w:bidi="en_US"/>
+        </w:rPr>
+      </w:r>
+      <w:r>
+        <w:rPr>
+          <w:lang w:val="en_US" w:bidi="en_US"/>
+        </w:rPr>
+        <w:t xml:space="preserve">The species of the fish is not specified, nor is it important for the story's meaning. Given God's power, the fish could have been specially created for this event. If God can perform miracles, Jonah's need for air and protection from digestion is not a problem (see </w:t>
       </w:r>
       <w:hyperlink r:id="rId44">
         <w:r>
@@ -1422,14 +1578,32 @@
             <w:color w:val="0000EE"/>
             <w:u w:val="single"/>
           </w:rPr>
-          <w:t>Dan 3:14–27</w:t>
+          <w:t>Daniel 3:14–27</w:t>
         </w:r>
       </w:hyperlink>
       <w:r>
         <w:rPr>
           <w:lang w:val="en_US" w:bidi="en_US"/>
         </w:rPr>
-        <w:t>). On the other hand, certain species are large enough to have served the purpose (e.g., the whale shark), and similar incidents have been recorded in modern times. • Jesus later referred to Jonah’s stay in the belly of the fish for three days and three nights in predicting the duration of his time in the grave (</w:t>
+        <w:t xml:space="preserve">). Some fish, like the whale shark, are large enough for this purpose, and similar events have happened in modern times. </w:t>
+      </w:r>
+    </w:p>
+    <w:p>
+      <w:pPr>
+        <w:pStyle w:val="ListBullet"/>
+        <w:spacing w:line="240" w:lineRule="auto"/>
+        <w:ind w:left="720"/>
+      </w:pPr>
+      <w:r>
+        <w:rPr>
+          <w:lang w:val="en_US" w:bidi="en_US"/>
+        </w:rPr>
+      </w:r>
+      <w:r>
+        <w:rPr>
+          <w:lang w:val="en_US" w:bidi="en_US"/>
+        </w:rPr>
+        <w:t>Jesus later mentioned Jonah's three days and nights in the fish to predict his own time in the grave (</w:t>
       </w:r>
       <w:hyperlink r:id="rId45">
         <w:r>
@@ -1440,14 +1614,45 @@
             <w:color w:val="0000EE"/>
             <w:u w:val="single"/>
           </w:rPr>
-          <w:t>Matt 12:39–41</w:t>
+          <w:t>Matthew 12:39–41</w:t>
         </w:r>
       </w:hyperlink>
       <w:r>
         <w:rPr>
           <w:lang w:val="en_US" w:bidi="en_US"/>
         </w:rPr>
-        <w:t xml:space="preserve">). • Arranged for is the first of four occurrences of the same Hebrew word in the book (see </w:t>
+        <w:t xml:space="preserve">). </w:t>
+      </w:r>
+    </w:p>
+    <w:p>
+      <w:pPr>
+        <w:pStyle w:val="ListBullet"/>
+        <w:spacing w:line="240" w:lineRule="auto"/>
+        <w:ind w:left="720"/>
+      </w:pPr>
+      <w:r>
+        <w:rPr>
+          <w:lang w:val="en_US" w:bidi="en_US"/>
+        </w:rPr>
+      </w:r>
+      <w:r>
+        <w:rPr>
+          <w:lang w:val="en_US" w:bidi="en_US"/>
+        </w:rPr>
+        <w:t xml:space="preserve">The phrase </w:t>
+      </w:r>
+      <w:r>
+        <w:rPr>
+          <w:i/>
+          <w:lang w:val="en_US" w:bidi="en_US"/>
+        </w:rPr>
+        <w:t>appointed</w:t>
+      </w:r>
+      <w:r>
+        <w:rPr>
+          <w:lang w:val="en_US" w:bidi="en_US"/>
+        </w:rPr>
+        <w:t xml:space="preserve"> appears four times in the book, showing God's easy control over nature (</w:t>
       </w:r>
       <w:hyperlink r:id="rId46">
         <w:r>
@@ -1458,7 +1663,7 @@
             <w:color w:val="0000EE"/>
             <w:u w:val="single"/>
           </w:rPr>
-          <w:t>Jon 4:6</w:t>
+          <w:t>Jonah 4:6</w:t>
         </w:r>
       </w:hyperlink>
       <w:r>
@@ -1501,7 +1706,7 @@
         <w:rPr>
           <w:lang w:val="en_US" w:bidi="en_US"/>
         </w:rPr>
-        <w:t>). All four occurrences speak of God’s effortless control over the forces of nature.</w:t>
+        <w:t>).</w:t>
       </w:r>
       <w:r>
         <w:rPr>
@@ -1549,7 +1754,7 @@
         <w:rPr>
           <w:lang w:val="en_US" w:bidi="en_US"/>
         </w:rPr>
-        <w:t>Realizing that the Lord had graciously delivered him by sending the fish, Jonah composed this psalm-like prayer. Its careful structure, conforming to the pattern of an individual song of thanksgiving, suggests that it may have been composed after the event, as Jonah recalled his emotions and concerns.</w:t>
+        <w:t>Jonah realized that the Lord had kindly saved him by sending the fish. He then created a prayer similar to a psalm. The prayer's careful structure follows the pattern of a personal song of thanks. This suggests Jonah may have written it after the event, as he remembered his feelings and worries.</w:t>
       </w:r>
       <w:r>
         <w:rPr>
@@ -1587,30 +1792,46 @@
       </w:r>
     </w:p>
     <w:p>
-      <w:pPr/>
-      <w:r>
-        <w:rPr>
-          <w:lang w:val="en_US" w:bidi="en_US"/>
-        </w:rPr>
-      </w:r>
-      <w:r>
-        <w:rPr>
-          <w:lang w:val="en_US" w:bidi="en_US"/>
-        </w:rPr>
-        <w:t xml:space="preserve">Jonah’s psalm-prayer opens by recalling a previous prayer that was not so polished yet was all the more fervent—his cry for help while on the verge of drowning. • from the land of the dead (literally </w:t>
+      <w:pPr>
+        <w:pStyle w:val="ListBullet"/>
+        <w:spacing w:line="240" w:lineRule="auto"/>
+        <w:ind w:left="720"/>
+      </w:pPr>
+      <w:r>
+        <w:rPr>
+          <w:lang w:val="en_US" w:bidi="en_US"/>
+        </w:rPr>
+      </w:r>
+      <w:r>
+        <w:rPr>
+          <w:lang w:val="en_US" w:bidi="en_US"/>
+        </w:rPr>
+        <w:t xml:space="preserve">Jonah's psalm-prayer begins by recalling an earlier, less polished but more fervent prayer (his cry for help when he was about to drown). </w:t>
+      </w:r>
+    </w:p>
+    <w:p>
+      <w:pPr>
+        <w:pStyle w:val="ListBullet"/>
+        <w:spacing w:line="240" w:lineRule="auto"/>
+        <w:ind w:left="720"/>
+      </w:pPr>
+      <w:r>
+        <w:rPr>
+          <w:lang w:val="en_US" w:bidi="en_US"/>
+        </w:rPr>
       </w:r>
       <w:r>
         <w:rPr>
           <w:i/>
           <w:lang w:val="en_US" w:bidi="en_US"/>
         </w:rPr>
-        <w:t>from the belly of Sheol</w:t>
-      </w:r>
-      <w:r>
-        <w:rPr>
-          <w:lang w:val="en_US" w:bidi="en_US"/>
-        </w:rPr>
-        <w:t xml:space="preserve">): Sheol was thought to be the abode of the dead (see </w:t>
+        <w:t>From the belly of Sheol</w:t>
+      </w:r>
+      <w:r>
+        <w:rPr>
+          <w:lang w:val="en_US" w:bidi="en_US"/>
+        </w:rPr>
+        <w:t xml:space="preserve">: Sheol was believed to be the place where the dead lived (see </w:t>
       </w:r>
       <w:hyperlink r:id="rId49">
         <w:r>
@@ -1621,7 +1842,7 @@
             <w:color w:val="0000EE"/>
             <w:u w:val="single"/>
           </w:rPr>
-          <w:t>Isa 14:15</w:t>
+          <w:t>Isaiah 14:15</w:t>
         </w:r>
       </w:hyperlink>
       <w:r>
@@ -1639,14 +1860,14 @@
             <w:color w:val="0000EE"/>
             <w:u w:val="single"/>
           </w:rPr>
-          <w:t>Ezek 31:15–17</w:t>
+          <w:t>Ezekiel 31:15–17</w:t>
         </w:r>
       </w:hyperlink>
       <w:r>
         <w:rPr>
           <w:lang w:val="en_US" w:bidi="en_US"/>
         </w:rPr>
-        <w:t>). The belly metaphor for Sheol is found nowhere else in the Old Testament; it pictures Jonah’s experience of being delivered from Sheol through the belly of a fish.</w:t>
+        <w:t>). The metaphor of Sheol as a belly is unique in the Old Testament. It pictures Jonah's rescue from Sheol through the belly of a fish.</w:t>
       </w:r>
       <w:r>
         <w:rPr>
@@ -1684,17 +1905,21 @@
       </w:r>
     </w:p>
     <w:p>
-      <w:pPr/>
-      <w:r>
-        <w:rPr>
-          <w:lang w:val="en_US" w:bidi="en_US"/>
-        </w:rPr>
-      </w:r>
-      <w:r>
-        <w:rPr>
-          <w:lang w:val="en_US" w:bidi="en_US"/>
-        </w:rPr>
-        <w:t>On the brink of drowning, Jonah called out for help, for life, and for God’s renewed presence. It is ironic that Jonah spoke of God as driving Jonah from his presence, for that was Jonah’s own aim in fleeing to Tarshish (</w:t>
+      <w:pPr>
+        <w:pStyle w:val="ListBullet"/>
+        <w:spacing w:line="240" w:lineRule="auto"/>
+        <w:ind w:left="720"/>
+      </w:pPr>
+      <w:r>
+        <w:rPr>
+          <w:lang w:val="en_US" w:bidi="en_US"/>
+        </w:rPr>
+      </w:r>
+      <w:r>
+        <w:rPr>
+          <w:lang w:val="en_US" w:bidi="en_US"/>
+        </w:rPr>
+        <w:t>As Jonah was about to drown, he called out for help, life, and God's renewed presence. It is ironic that Jonah mentioned God driving him away, as Jonah himself aimed to flee to Tarshish (</w:t>
       </w:r>
       <w:hyperlink r:id="rId51">
         <w:r>
@@ -1705,14 +1930,39 @@
             <w:color w:val="0000EE"/>
             <w:u w:val="single"/>
           </w:rPr>
-          <w:t>1:3</w:t>
+          <w:t>Jonah 1:3</w:t>
         </w:r>
       </w:hyperlink>
       <w:r>
         <w:rPr>
           <w:lang w:val="en_US" w:bidi="en_US"/>
         </w:rPr>
-        <w:t xml:space="preserve">). • I will look once more: Either Jonah was confident that he would be rescued and thus worship again in the Temple in Jerusalem, or he was calling to the Lord in his Temple from the sea (cp. </w:t>
+        <w:t xml:space="preserve">). </w:t>
+      </w:r>
+    </w:p>
+    <w:p>
+      <w:pPr>
+        <w:pStyle w:val="ListBullet"/>
+        <w:spacing w:line="240" w:lineRule="auto"/>
+        <w:ind w:left="720"/>
+      </w:pPr>
+      <w:r>
+        <w:rPr>
+          <w:lang w:val="en_US" w:bidi="en_US"/>
+        </w:rPr>
+      </w:r>
+      <w:r>
+        <w:rPr>
+          <w:i/>
+          <w:lang w:val="en_US" w:bidi="en_US"/>
+        </w:rPr>
+        <w:t>I will look once more</w:t>
+      </w:r>
+      <w:r>
+        <w:rPr>
+          <w:lang w:val="en_US" w:bidi="en_US"/>
+        </w:rPr>
+        <w:t xml:space="preserve">: Jonah was either confident he would be rescued and worship again in the temple in Jerusalem, or he was calling to the Lord in his temple from the sea (compare </w:t>
       </w:r>
       <w:hyperlink r:id="rId52">
         <w:r>
@@ -1723,7 +1973,7 @@
             <w:color w:val="0000EE"/>
             <w:u w:val="single"/>
           </w:rPr>
-          <w:t>2:7</w:t>
+          <w:t>Jonah 2:7</w:t>
         </w:r>
       </w:hyperlink>
       <w:r>
@@ -1768,30 +2018,53 @@
       </w:r>
     </w:p>
     <w:p>
-      <w:pPr/>
-      <w:r>
-        <w:rPr>
-          <w:lang w:val="en_US" w:bidi="en_US"/>
-        </w:rPr>
-      </w:r>
-      <w:r>
-        <w:rPr>
-          <w:lang w:val="en_US" w:bidi="en_US"/>
-        </w:rPr>
-        <w:t>Jonah’s metaphors (roots of the mountains</w:t>
+      <w:pPr>
+        <w:pStyle w:val="ListBullet"/>
+        <w:spacing w:line="240" w:lineRule="auto"/>
+        <w:ind w:left="720"/>
+      </w:pPr>
+      <w:r>
+        <w:rPr>
+          <w:lang w:val="en_US" w:bidi="en_US"/>
+        </w:rPr>
+      </w:r>
+      <w:r>
+        <w:rPr>
+          <w:lang w:val="en_US" w:bidi="en_US"/>
+        </w:rPr>
+        <w:t xml:space="preserve">Jonah’s metaphors, like </w:t>
       </w:r>
       <w:r>
         <w:rPr>
           <w:i/>
           <w:lang w:val="en_US" w:bidi="en_US"/>
         </w:rPr>
-        <w:t>;</w:t>
-      </w:r>
-      <w:r>
-        <w:rPr>
-          <w:lang w:val="en_US" w:bidi="en_US"/>
-        </w:rPr>
-        <w:t xml:space="preserve"> imprisoned in the earth) reflect ancient concepts of the underworld, with the dead being deep within the earth (see also </w:t>
+        <w:t>roots of the mountains</w:t>
+      </w:r>
+      <w:r>
+        <w:rPr>
+          <w:lang w:val="en_US" w:bidi="en_US"/>
+        </w:rPr>
+        <w:t xml:space="preserve"> and </w:t>
+      </w:r>
+      <w:r>
+        <w:rPr>
+          <w:i/>
+          <w:lang w:val="en_US" w:bidi="en_US"/>
+        </w:rPr>
+        <w:t>the earth beneath me barred me</w:t>
+      </w:r>
+      <w:r>
+        <w:rPr>
+          <w:lang w:val="en_US" w:bidi="en_US"/>
+        </w:rPr>
+        <w:t>,</w:t>
+      </w:r>
+      <w:r>
+        <w:rPr>
+          <w:lang w:val="en_US" w:bidi="en_US"/>
+        </w:rPr>
+        <w:t xml:space="preserve"> show ancient ideas about the underworld. People thought the dead were deep within the earth (see also </w:t>
       </w:r>
       <w:hyperlink r:id="rId53">
         <w:r>
@@ -1802,27 +2075,64 @@
             <w:color w:val="0000EE"/>
             <w:u w:val="single"/>
           </w:rPr>
-          <w:t>2:2</w:t>
+          <w:t>Jonah 2:2</w:t>
         </w:r>
       </w:hyperlink>
       <w:r>
         <w:rPr>
           <w:lang w:val="en_US" w:bidi="en_US"/>
         </w:rPr>
-        <w:t xml:space="preserve">). At one point Jonah felt hopelessly doomed to death’s prison. • But: The transition is powerful. Jonah, though certain of his own death, was not beyond God’s gracious reach. • the jaws of death (literally </w:t>
+        <w:t xml:space="preserve">). At one point, Jonah felt trapped and doomed to die. </w:t>
+      </w:r>
+    </w:p>
+    <w:p>
+      <w:pPr>
+        <w:pStyle w:val="ListBullet"/>
+        <w:spacing w:line="240" w:lineRule="auto"/>
+        <w:ind w:left="720"/>
+      </w:pPr>
+      <w:r>
+        <w:rPr>
+          <w:lang w:val="en_US" w:bidi="en_US"/>
+        </w:rPr>
       </w:r>
       <w:r>
         <w:rPr>
           <w:i/>
           <w:lang w:val="en_US" w:bidi="en_US"/>
         </w:rPr>
+        <w:t>But</w:t>
+      </w:r>
+      <w:r>
+        <w:rPr>
+          <w:lang w:val="en_US" w:bidi="en_US"/>
+        </w:rPr>
+        <w:t xml:space="preserve">: The change is striking. Jonah, though sure he would die, was still within God's gracious reach. </w:t>
+      </w:r>
+    </w:p>
+    <w:p>
+      <w:pPr>
+        <w:pStyle w:val="ListBullet"/>
+        <w:spacing w:line="240" w:lineRule="auto"/>
+        <w:ind w:left="720"/>
+      </w:pPr>
+      <w:r>
+        <w:rPr>
+          <w:lang w:val="en_US" w:bidi="en_US"/>
+        </w:rPr>
+      </w:r>
+      <w:r>
+        <w:rPr>
+          <w:i/>
+          <w:lang w:val="en_US" w:bidi="en_US"/>
+        </w:rPr>
         <w:t>the pit</w:t>
       </w:r>
       <w:r>
         <w:rPr>
           <w:lang w:val="en_US" w:bidi="en_US"/>
         </w:rPr>
-        <w:t>): The Hebrew term normally denotes the habitat of the dead. Jonah’s language again makes it clear that at this point he considered himself as good as dead.</w:t>
+        <w:t>: The Hebrew term usually refers to the place where the dead are thought to dwell. Jonah’s words show that, at this moment, he believed he was about to die.</w:t>
       </w:r>
       <w:r>
         <w:rPr>
@@ -1860,17 +2170,53 @@
       </w:r>
     </w:p>
     <w:p>
-      <w:pPr/>
-      <w:r>
-        <w:rPr>
-          <w:lang w:val="en_US" w:bidi="en_US"/>
-        </w:rPr>
-      </w:r>
-      <w:r>
-        <w:rPr>
-          <w:lang w:val="en_US" w:bidi="en_US"/>
-        </w:rPr>
-        <w:t>I remembered the Lord: In this context, Jonah’s statement means “I turned my thoughts to the Lord in prayer.” • earnest prayer . . . holy Temple: The Temple was God’s special dwelling place in Israel’s worship, even though God is present everywhere at all times (</w:t>
+      <w:pPr>
+        <w:pStyle w:val="ListBullet"/>
+        <w:spacing w:line="240" w:lineRule="auto"/>
+        <w:ind w:left="720"/>
+      </w:pPr>
+      <w:r>
+        <w:rPr>
+          <w:lang w:val="en_US" w:bidi="en_US"/>
+        </w:rPr>
+      </w:r>
+      <w:r>
+        <w:rPr>
+          <w:i/>
+          <w:lang w:val="en_US" w:bidi="en_US"/>
+        </w:rPr>
+        <w:t>I remembered the LORD</w:t>
+      </w:r>
+      <w:r>
+        <w:rPr>
+          <w:lang w:val="en_US" w:bidi="en_US"/>
+        </w:rPr>
+        <w:t xml:space="preserve">: Here, Jonah means, "I prayed to the Lord." </w:t>
+      </w:r>
+    </w:p>
+    <w:p>
+      <w:pPr>
+        <w:pStyle w:val="ListBullet"/>
+        <w:spacing w:line="240" w:lineRule="auto"/>
+        <w:ind w:left="720"/>
+      </w:pPr>
+      <w:r>
+        <w:rPr>
+          <w:lang w:val="en_US" w:bidi="en_US"/>
+        </w:rPr>
+      </w:r>
+      <w:r>
+        <w:rPr>
+          <w:i/>
+          <w:lang w:val="en_US" w:bidi="en_US"/>
+        </w:rPr>
+        <w:t>My prayer … holy temple</w:t>
+      </w:r>
+      <w:r>
+        <w:rPr>
+          <w:lang w:val="en_US" w:bidi="en_US"/>
+        </w:rPr>
+        <w:t>: The temple was God's special place for worship in Israel, even though God is everywhere all the time (</w:t>
       </w:r>
       <w:hyperlink r:id="rId16">
         <w:r>
@@ -1881,7 +2227,7 @@
             <w:color w:val="0000EE"/>
             <w:u w:val="single"/>
           </w:rPr>
-          <w:t>Ps 139:7–10</w:t>
+          <w:t>Psalm 139:7–10</w:t>
         </w:r>
       </w:hyperlink>
       <w:r>
@@ -1899,7 +2245,7 @@
             <w:color w:val="0000EE"/>
             <w:u w:val="single"/>
           </w:rPr>
-          <w:t>Jer 23:23–24</w:t>
+          <w:t>Jeremiah 23:23–24</w:t>
         </w:r>
       </w:hyperlink>
       <w:r>
@@ -1954,7 +2300,7 @@
         <w:rPr>
           <w:lang w:val="en_US" w:bidi="en_US"/>
         </w:rPr>
-        <w:t xml:space="preserve">The conclusion to Jonah’s psalm-prayer bears similarity to </w:t>
+        <w:t xml:space="preserve">The end of Jonah’s psalm-prayer is similar to </w:t>
       </w:r>
       <w:hyperlink r:id="rId42">
         <w:r>
@@ -1965,14 +2311,14 @@
             <w:color w:val="0000EE"/>
             <w:u w:val="single"/>
           </w:rPr>
-          <w:t>1:16</w:t>
+          <w:t>Jonah 1:16</w:t>
         </w:r>
       </w:hyperlink>
       <w:r>
         <w:rPr>
           <w:lang w:val="en_US" w:bidi="en_US"/>
         </w:rPr>
-        <w:t>: The sailors also responded to the Lord’s power to save and acts of mercy with sacrifices and vows.</w:t>
+        <w:t>: The sailors also reacted to the Lord’s saving power and mercy with sacrifices and promises.</w:t>
       </w:r>
       <w:r>
         <w:rPr>
@@ -2020,7 +2366,7 @@
         <w:rPr>
           <w:lang w:val="en_US" w:bidi="en_US"/>
         </w:rPr>
-        <w:t xml:space="preserve">The second part of the book opens as the first part did (see </w:t>
+        <w:t xml:space="preserve">The second part of the book begins in the same way as the first part (see </w:t>
       </w:r>
       <w:hyperlink r:id="rId55">
         <w:r>
@@ -2031,7 +2377,7 @@
             <w:color w:val="0000EE"/>
             <w:u w:val="single"/>
           </w:rPr>
-          <w:t>1:1–2</w:t>
+          <w:t>Jonah 1:1–2</w:t>
         </w:r>
       </w:hyperlink>
       <w:r>
@@ -2086,7 +2432,7 @@
         <w:rPr>
           <w:lang w:val="en_US" w:bidi="en_US"/>
         </w:rPr>
-        <w:t>God again commands Jonah to preach to Nineveh. This time Jonah obeys, leading to an irony: The city repents, as Jonah had feared, and he is angry at God.</w:t>
+        <w:t>God commands Jonah again to preach to Nineveh. This time, Jonah obeys. Ironically, the city repents, just as Jonah feared, and he becomes angry with God.</w:t>
       </w:r>
       <w:r>
         <w:rPr>
@@ -2124,17 +2470,28 @@
       </w:r>
     </w:p>
     <w:p>
-      <w:pPr/>
-      <w:r>
-        <w:rPr>
-          <w:lang w:val="en_US" w:bidi="en_US"/>
-        </w:rPr>
-      </w:r>
-      <w:r>
-        <w:rPr>
-          <w:lang w:val="en_US" w:bidi="en_US"/>
-        </w:rPr>
-        <w:t>a city so large that it took three days to see it all: God desired to save rather than destroy such a vast city, one teeming with human and natural resources (</w:t>
+      <w:pPr>
+        <w:pStyle w:val="ListBullet"/>
+        <w:spacing w:line="240" w:lineRule="auto"/>
+        <w:ind w:left="720"/>
+      </w:pPr>
+      <w:r>
+        <w:rPr>
+          <w:lang w:val="en_US" w:bidi="en_US"/>
+        </w:rPr>
+      </w:r>
+      <w:r>
+        <w:rPr>
+          <w:i/>
+          <w:lang w:val="en_US" w:bidi="en_US"/>
+        </w:rPr>
+        <w:t>an exceedingly great city, requiring a three-day journey</w:t>
+      </w:r>
+      <w:r>
+        <w:rPr>
+          <w:lang w:val="en_US" w:bidi="en_US"/>
+        </w:rPr>
+        <w:t>: God wanted to save this vast city, full of people and resources (</w:t>
       </w:r>
       <w:hyperlink r:id="rId56">
         <w:r>
@@ -2145,14 +2502,165 @@
             <w:color w:val="0000EE"/>
             <w:u w:val="single"/>
           </w:rPr>
-          <w:t>4:11</w:t>
+          <w:t>Jonah 4:11</w:t>
         </w:r>
       </w:hyperlink>
       <w:r>
         <w:rPr>
           <w:lang w:val="en_US" w:bidi="en_US"/>
         </w:rPr>
-        <w:t xml:space="preserve">). This desire on God’s part was precisely what Jonah fought against (see </w:t>
+        <w:t xml:space="preserve">). Jonah opposed God's desire (see </w:t>
+      </w:r>
+      <w:hyperlink r:id="rId20">
+        <w:r>
+          <w:rPr>
+            <w:lang w:val="en_US" w:bidi="en_US"/>
+          </w:rPr>
+          <w:rPr>
+            <w:color w:val="0000EE"/>
+            <w:u w:val="single"/>
+          </w:rPr>
+          <w:t>Jonah 4:2</w:t>
+        </w:r>
+      </w:hyperlink>
+      <w:r>
+        <w:rPr>
+          <w:lang w:val="en_US" w:bidi="en_US"/>
+        </w:rPr>
+        <w:t xml:space="preserve">, </w:t>
+      </w:r>
+      <w:hyperlink r:id="rId57">
+        <w:r>
+          <w:rPr>
+            <w:lang w:val="en_US" w:bidi="en_US"/>
+          </w:rPr>
+          <w:rPr>
+            <w:color w:val="0000EE"/>
+            <w:u w:val="single"/>
+          </w:rPr>
+          <w:t>10–11</w:t>
+        </w:r>
+      </w:hyperlink>
+      <w:r>
+        <w:rPr>
+          <w:lang w:val="en_US" w:bidi="en_US"/>
+        </w:rPr>
+        <w:t xml:space="preserve">). </w:t>
+      </w:r>
+    </w:p>
+    <w:p>
+      <w:pPr>
+        <w:pStyle w:val="ListBullet"/>
+        <w:spacing w:line="240" w:lineRule="auto"/>
+        <w:ind w:left="720"/>
+      </w:pPr>
+      <w:r>
+        <w:rPr>
+          <w:lang w:val="en_US" w:bidi="en_US"/>
+        </w:rPr>
+      </w:r>
+      <w:r>
+        <w:rPr>
+          <w:lang w:val="en_US" w:bidi="en_US"/>
+        </w:rPr>
+        <w:t>The city was about 4.8 kilometers (3 miles) in distance around it. It would not have taken three days to walk around the city itself. This description likely refers to the time Jonah needed to travel through the city and share his message. It may also include nearby villages along with the main city.</w:t>
+      </w:r>
+      <w:r>
+        <w:rPr>
+          <w:lang w:val="en_US" w:bidi="en_US"/>
+        </w:rPr>
+      </w:r>
+      <w:r>
+        <w:rPr>
+          <w:lang w:val="en_US" w:bidi="en_US"/>
+        </w:rPr>
+      </w:r>
+    </w:p>
+    <w:p>
+      <w:pPr/>
+      <w:r>
+        <w:rPr>
+          <w:lang w:val="en_US" w:bidi="en_US"/>
+        </w:rPr>
+      </w:r>
+    </w:p>
+    <w:p>
+      <w:pPr>
+        <w:pStyle w:val="Heading2"/>
+      </w:pPr>
+      <w:r>
+        <w:rPr>
+          <w:lang w:val="en_US" w:bidi="en_US"/>
+        </w:rPr>
+        <w:t>Jonah 3:4</w:t>
+      </w:r>
+      <w:r>
+        <w:rPr>
+          <w:lang w:val="en_US" w:bidi="en_US"/>
+        </w:rPr>
+      </w:r>
+    </w:p>
+    <w:p>
+      <w:pPr/>
+      <w:r>
+        <w:rPr>
+          <w:lang w:val="en_US" w:bidi="en_US"/>
+        </w:rPr>
+      </w:r>
+      <w:r>
+        <w:rPr>
+          <w:i/>
+          <w:lang w:val="en_US" w:bidi="en_US"/>
+        </w:rPr>
+        <w:t>Forty more days and Nineveh will be overturned!</w:t>
+      </w:r>
+      <w:r>
+        <w:rPr>
+          <w:lang w:val="en_US" w:bidi="en_US"/>
+        </w:rPr>
+        <w:t>:</w:t>
+      </w:r>
+      <w:r>
+        <w:rPr>
+          <w:lang w:val="en_US" w:bidi="en_US"/>
+        </w:rPr>
+        <w:t xml:space="preserve"> Jonah's message did not seem to include a condition, such as "But if you repent, God will not destroy you" (note the king’s uncertainty in </w:t>
+      </w:r>
+      <w:hyperlink r:id="rId58">
+        <w:r>
+          <w:rPr>
+            <w:lang w:val="en_US" w:bidi="en_US"/>
+          </w:rPr>
+          <w:rPr>
+            <w:color w:val="0000EE"/>
+            <w:u w:val="single"/>
+          </w:rPr>
+          <w:t>Jonah 3:9</w:t>
+        </w:r>
+      </w:hyperlink>
+      <w:r>
+        <w:rPr>
+          <w:lang w:val="en_US" w:bidi="en_US"/>
+        </w:rPr>
+        <w:t>). However, Jonah knew God wanted people to repent instead of being destroyed (</w:t>
+      </w:r>
+      <w:hyperlink r:id="rId59">
+        <w:r>
+          <w:rPr>
+            <w:lang w:val="en_US" w:bidi="en_US"/>
+          </w:rPr>
+          <w:rPr>
+            <w:color w:val="0000EE"/>
+            <w:u w:val="single"/>
+          </w:rPr>
+          <w:t>Jonah 3:10</w:t>
+        </w:r>
+      </w:hyperlink>
+      <w:r>
+        <w:rPr>
+          <w:lang w:val="en_US" w:bidi="en_US"/>
+        </w:rPr>
+        <w:t xml:space="preserve">; </w:t>
       </w:r>
       <w:hyperlink r:id="rId20">
         <w:r>
@@ -2170,9 +2678,61 @@
         <w:rPr>
           <w:lang w:val="en_US" w:bidi="en_US"/>
         </w:rPr>
-        <w:t xml:space="preserve">, </w:t>
-      </w:r>
-      <w:hyperlink r:id="rId57">
+        <w:t>).</w:t>
+      </w:r>
+      <w:r>
+        <w:rPr>
+          <w:lang w:val="en_US" w:bidi="en_US"/>
+        </w:rPr>
+      </w:r>
+      <w:r>
+        <w:rPr>
+          <w:lang w:val="en_US" w:bidi="en_US"/>
+        </w:rPr>
+      </w:r>
+    </w:p>
+    <w:p>
+      <w:pPr/>
+      <w:r>
+        <w:rPr>
+          <w:lang w:val="en_US" w:bidi="en_US"/>
+        </w:rPr>
+      </w:r>
+    </w:p>
+    <w:p>
+      <w:pPr>
+        <w:pStyle w:val="Heading2"/>
+      </w:pPr>
+      <w:r>
+        <w:rPr>
+          <w:lang w:val="en_US" w:bidi="en_US"/>
+        </w:rPr>
+        <w:t>Jonah 3:5–6</w:t>
+      </w:r>
+      <w:r>
+        <w:rPr>
+          <w:lang w:val="en_US" w:bidi="en_US"/>
+        </w:rPr>
+      </w:r>
+    </w:p>
+    <w:p>
+      <w:pPr>
+        <w:pStyle w:val="ListBullet"/>
+        <w:spacing w:line="240" w:lineRule="auto"/>
+        <w:ind w:left="720"/>
+      </w:pPr>
+      <w:r>
+        <w:rPr>
+          <w:lang w:val="en_US" w:bidi="en_US"/>
+        </w:rPr>
+      </w:r>
+      <w:r>
+        <w:rPr>
+          <w:lang w:val="en_US" w:bidi="en_US"/>
+        </w:rPr>
+        <w:t xml:space="preserve">For the second time in this short book, non-believers respond positively to the Lord (compare </w:t>
+      </w:r>
+      <w:hyperlink r:id="rId42">
         <w:r>
           <w:rPr>
             <w:lang w:val="en_US" w:bidi="en_US"/>
@@ -2181,64 +2741,34 @@
             <w:color w:val="0000EE"/>
             <w:u w:val="single"/>
           </w:rPr>
-          <w:t>10–11</w:t>
+          <w:t>Jonah 1:16</w:t>
         </w:r>
       </w:hyperlink>
       <w:r>
         <w:rPr>
           <w:lang w:val="en_US" w:bidi="en_US"/>
         </w:rPr>
-        <w:t>). • The city’s circumference was roughly three miles, and it would not have taken three days to walk around it. This description possibly indicates how long it took Jonah to spread his message throughout the city. It might also include the surrounding villages along with the city.</w:t>
-      </w:r>
-      <w:r>
-        <w:rPr>
-          <w:lang w:val="en_US" w:bidi="en_US"/>
-        </w:rPr>
-      </w:r>
-      <w:r>
-        <w:rPr>
-          <w:lang w:val="en_US" w:bidi="en_US"/>
-        </w:rPr>
-      </w:r>
-    </w:p>
-    <w:p>
-      <w:pPr/>
-      <w:r>
-        <w:rPr>
-          <w:lang w:val="en_US" w:bidi="en_US"/>
-        </w:rPr>
-      </w:r>
-    </w:p>
-    <w:p>
-      <w:pPr>
-        <w:pStyle w:val="Heading2"/>
-      </w:pPr>
-      <w:r>
-        <w:rPr>
-          <w:lang w:val="en_US" w:bidi="en_US"/>
-        </w:rPr>
-        <w:t>Jonah 3:4</w:t>
-      </w:r>
-      <w:r>
-        <w:rPr>
-          <w:lang w:val="en_US" w:bidi="en_US"/>
-        </w:rPr>
-      </w:r>
-    </w:p>
-    <w:p>
-      <w:pPr/>
-      <w:r>
-        <w:rPr>
-          <w:lang w:val="en_US" w:bidi="en_US"/>
-        </w:rPr>
-      </w:r>
-      <w:r>
-        <w:rPr>
-          <w:lang w:val="en_US" w:bidi="en_US"/>
-        </w:rPr>
-        <w:t xml:space="preserve">Forty days from now Nineveh will be destroyed! Jonah’s message apparently did not include a contingency clause—e.g., “But if you repent, God will not destroy you” (note the king’s uncertainty in </w:t>
-      </w:r>
-      <w:hyperlink r:id="rId58">
+        <w:t xml:space="preserve">). </w:t>
+      </w:r>
+    </w:p>
+    <w:p>
+      <w:pPr>
+        <w:pStyle w:val="ListBullet"/>
+        <w:spacing w:line="240" w:lineRule="auto"/>
+        <w:ind w:left="720"/>
+      </w:pPr>
+      <w:r>
+        <w:rPr>
+          <w:lang w:val="en_US" w:bidi="en_US"/>
+        </w:rPr>
+      </w:r>
+      <w:r>
+        <w:rPr>
+          <w:lang w:val="en_US" w:bidi="en_US"/>
+        </w:rPr>
+        <w:t xml:space="preserve">In ancient Israel, people often fasted during prayer and repentance in difficult times (see </w:t>
+      </w:r>
+      <w:hyperlink r:id="rId60">
         <w:r>
           <w:rPr>
             <w:lang w:val="en_US" w:bidi="en_US"/>
@@ -2247,16 +2777,16 @@
             <w:color w:val="0000EE"/>
             <w:u w:val="single"/>
           </w:rPr>
-          <w:t>3:9</w:t>
+          <w:t>2 Samuel 1:12</w:t>
         </w:r>
       </w:hyperlink>
       <w:r>
         <w:rPr>
           <w:lang w:val="en_US" w:bidi="en_US"/>
         </w:rPr>
-        <w:t>). Jonah knew, however, of God’s desire for people to repent rather than be destroyed (</w:t>
-      </w:r>
-      <w:hyperlink r:id="rId59">
+        <w:t xml:space="preserve">; </w:t>
+      </w:r>
+      <w:hyperlink r:id="rId61">
         <w:r>
           <w:rPr>
             <w:lang w:val="en_US" w:bidi="en_US"/>
@@ -2265,16 +2795,16 @@
             <w:color w:val="0000EE"/>
             <w:u w:val="single"/>
           </w:rPr>
-          <w:t>3:10</w:t>
+          <w:t>Nehemiah 1:4</w:t>
         </w:r>
       </w:hyperlink>
       <w:r>
         <w:rPr>
           <w:lang w:val="en_US" w:bidi="en_US"/>
         </w:rPr>
-        <w:t xml:space="preserve">; </w:t>
-      </w:r>
-      <w:hyperlink r:id="rId20">
+        <w:t xml:space="preserve">). Wearing burlap and sitting on ashes often showed mourning and deep repentance (see </w:t>
+      </w:r>
+      <w:hyperlink r:id="rId62">
         <w:r>
           <w:rPr>
             <w:lang w:val="en_US" w:bidi="en_US"/>
@@ -2283,127 +2813,7 @@
             <w:color w:val="0000EE"/>
             <w:u w:val="single"/>
           </w:rPr>
-          <w:t>4:2</w:t>
-        </w:r>
-      </w:hyperlink>
-      <w:r>
-        <w:rPr>
-          <w:lang w:val="en_US" w:bidi="en_US"/>
-        </w:rPr>
-        <w:t>).</w:t>
-      </w:r>
-      <w:r>
-        <w:rPr>
-          <w:lang w:val="en_US" w:bidi="en_US"/>
-        </w:rPr>
-      </w:r>
-      <w:r>
-        <w:rPr>
-          <w:lang w:val="en_US" w:bidi="en_US"/>
-        </w:rPr>
-      </w:r>
-    </w:p>
-    <w:p>
-      <w:pPr/>
-      <w:r>
-        <w:rPr>
-          <w:lang w:val="en_US" w:bidi="en_US"/>
-        </w:rPr>
-      </w:r>
-    </w:p>
-    <w:p>
-      <w:pPr>
-        <w:pStyle w:val="Heading2"/>
-      </w:pPr>
-      <w:r>
-        <w:rPr>
-          <w:lang w:val="en_US" w:bidi="en_US"/>
-        </w:rPr>
-        <w:t>Jonah 3:5–6</w:t>
-      </w:r>
-      <w:r>
-        <w:rPr>
-          <w:lang w:val="en_US" w:bidi="en_US"/>
-        </w:rPr>
-      </w:r>
-    </w:p>
-    <w:p>
-      <w:pPr/>
-      <w:r>
-        <w:rPr>
-          <w:lang w:val="en_US" w:bidi="en_US"/>
-        </w:rPr>
-      </w:r>
-      <w:r>
-        <w:rPr>
-          <w:lang w:val="en_US" w:bidi="en_US"/>
-        </w:rPr>
-        <w:t xml:space="preserve">For the second time in this short book, pagans respond favorably to the Lord (cp. </w:t>
-      </w:r>
-      <w:hyperlink r:id="rId42">
-        <w:r>
-          <w:rPr>
-            <w:lang w:val="en_US" w:bidi="en_US"/>
-          </w:rPr>
-          <w:rPr>
-            <w:color w:val="0000EE"/>
-            <w:u w:val="single"/>
-          </w:rPr>
-          <w:t>1:16</w:t>
-        </w:r>
-      </w:hyperlink>
-      <w:r>
-        <w:rPr>
-          <w:lang w:val="en_US" w:bidi="en_US"/>
-        </w:rPr>
-        <w:t xml:space="preserve">). • In ancient Israel, fasting would often accompany prayer and repentance in times of distress (see </w:t>
-      </w:r>
-      <w:hyperlink r:id="rId60">
-        <w:r>
-          <w:rPr>
-            <w:lang w:val="en_US" w:bidi="en_US"/>
-          </w:rPr>
-          <w:rPr>
-            <w:color w:val="0000EE"/>
-            <w:u w:val="single"/>
-          </w:rPr>
-          <w:t>2 Sam 1:12</w:t>
-        </w:r>
-      </w:hyperlink>
-      <w:r>
-        <w:rPr>
-          <w:lang w:val="en_US" w:bidi="en_US"/>
-        </w:rPr>
-        <w:t xml:space="preserve">; </w:t>
-      </w:r>
-      <w:hyperlink r:id="rId61">
-        <w:r>
-          <w:rPr>
-            <w:lang w:val="en_US" w:bidi="en_US"/>
-          </w:rPr>
-          <w:rPr>
-            <w:color w:val="0000EE"/>
-            <w:u w:val="single"/>
-          </w:rPr>
-          <w:t>Neh 1:4</w:t>
-        </w:r>
-      </w:hyperlink>
-      <w:r>
-        <w:rPr>
-          <w:lang w:val="en_US" w:bidi="en_US"/>
-        </w:rPr>
-        <w:t xml:space="preserve">). Wearing burlap and sitting on a heap of ashes would often accompany mourning and sorrowful repentance (see </w:t>
-      </w:r>
-      <w:hyperlink r:id="rId62">
-        <w:r>
-          <w:rPr>
-            <w:lang w:val="en_US" w:bidi="en_US"/>
-          </w:rPr>
-          <w:rPr>
-            <w:color w:val="0000EE"/>
-            <w:u w:val="single"/>
-          </w:rPr>
-          <w:t>Gen 37:34</w:t>
+          <w:t>Genesis 37:34</w:t>
         </w:r>
       </w:hyperlink>
       <w:r>
@@ -2439,14 +2849,32 @@
             <w:color w:val="0000EE"/>
             <w:u w:val="single"/>
           </w:rPr>
-          <w:t>Lam 2:10</w:t>
+          <w:t>Lamentations 2:10</w:t>
         </w:r>
       </w:hyperlink>
       <w:r>
         <w:rPr>
           <w:lang w:val="en_US" w:bidi="en_US"/>
         </w:rPr>
-        <w:t>). The Assyrians apparently had similar customs. These activities allowed the participants to express their grief in a tangible way for all, including God, to see. • The repentance of the Ninevites was an indictment against the hard-hearted in Jesus’ day (</w:t>
+        <w:t xml:space="preserve">). The Assyrians had similar customs. These actions allowed people to show their grief in a visible way for everyone, including God, to see. </w:t>
+      </w:r>
+    </w:p>
+    <w:p>
+      <w:pPr>
+        <w:pStyle w:val="ListBullet"/>
+        <w:spacing w:line="240" w:lineRule="auto"/>
+        <w:ind w:left="720"/>
+      </w:pPr>
+      <w:r>
+        <w:rPr>
+          <w:lang w:val="en_US" w:bidi="en_US"/>
+        </w:rPr>
+      </w:r>
+      <w:r>
+        <w:rPr>
+          <w:lang w:val="en_US" w:bidi="en_US"/>
+        </w:rPr>
+        <w:t>The repentance of the Ninevites criticized the stubbornness of people in the time of Jesus (</w:t>
       </w:r>
       <w:hyperlink r:id="rId65">
         <w:r>
@@ -2457,7 +2885,7 @@
             <w:color w:val="0000EE"/>
             <w:u w:val="single"/>
           </w:rPr>
-          <w:t>Matt 12:41</w:t>
+          <w:t>Matthew 12:41</w:t>
         </w:r>
       </w:hyperlink>
       <w:r>
@@ -2512,7 +2940,7 @@
         <w:rPr>
           <w:lang w:val="en_US" w:bidi="en_US"/>
         </w:rPr>
-        <w:t xml:space="preserve">The king of Nineveh was either an unknown governor of the city or perhaps the king of Assyria, who might have used Nineveh as a regular seat of government (cp. </w:t>
+        <w:t xml:space="preserve">The king of Nineveh may have been a local ruler who governed the city. It is also possible that he was the king of Assyria, who at times used Nineveh as a center of royal rule (compare </w:t>
       </w:r>
       <w:hyperlink r:id="rId66">
         <w:r>
@@ -2523,7 +2951,7 @@
             <w:color w:val="0000EE"/>
             <w:u w:val="single"/>
           </w:rPr>
-          <w:t>2 Kgs 19:9–13</w:t>
+          <w:t>2 Kings 19:9–13</w:t>
         </w:r>
       </w:hyperlink>
       <w:r>
@@ -2578,7 +3006,7 @@
         <w:rPr>
           <w:lang w:val="en_US" w:bidi="en_US"/>
         </w:rPr>
-        <w:t>By extending the fast and the mourning rituals to animals, the king communicated that this dire emergency required all normal operations to cease so that everyone might pray earnestly and repent of their evil ways. The violence that had come to permeate their society topped the list.</w:t>
+        <w:t>By including animals in fasting and mourning rituals, the king showed the seriousness of the situation. He wanted everyone to stop normal activities to pray and change their bad behavior. Violence was the main problem in their society.</w:t>
       </w:r>
       <w:r>
         <w:rPr>
@@ -2624,9 +3052,16 @@
       </w:r>
       <w:r>
         <w:rPr>
-          <w:lang w:val="en_US" w:bidi="en_US"/>
-        </w:rPr>
-        <w:t>he changed his mind: Had the people of Nineveh not repented, God would have destroyed them (</w:t>
+          <w:i/>
+          <w:lang w:val="en_US" w:bidi="en_US"/>
+        </w:rPr>
+        <w:t>He relented</w:t>
+      </w:r>
+      <w:r>
+        <w:rPr>
+          <w:lang w:val="en_US" w:bidi="en_US"/>
+        </w:rPr>
+        <w:t>: If the people of Nineveh had not repented, God would have destroyed them (</w:t>
       </w:r>
       <w:hyperlink r:id="rId67">
         <w:r>
@@ -2637,14 +3072,14 @@
             <w:color w:val="0000EE"/>
             <w:u w:val="single"/>
           </w:rPr>
-          <w:t>3:4</w:t>
+          <w:t>Jonah 3:4</w:t>
         </w:r>
       </w:hyperlink>
       <w:r>
         <w:rPr>
           <w:lang w:val="en_US" w:bidi="en_US"/>
         </w:rPr>
-        <w:t xml:space="preserve">). But God was ready to meet their repentance with mercy (see </w:t>
+        <w:t xml:space="preserve">). But God was ready to show mercy when they repented (see </w:t>
       </w:r>
       <w:hyperlink r:id="rId20">
         <w:r>
@@ -2655,7 +3090,7 @@
             <w:color w:val="0000EE"/>
             <w:u w:val="single"/>
           </w:rPr>
-          <w:t>4:2</w:t>
+          <w:t>Jonah 4:2</w:t>
         </w:r>
       </w:hyperlink>
       <w:r>
@@ -2680,7 +3115,21 @@
         <w:rPr>
           <w:lang w:val="en_US" w:bidi="en_US"/>
         </w:rPr>
-        <w:t xml:space="preserve">). In God’s mind, the change did not reverse his original intention, because his disposition always included the possibility of mercy. Nor does this change in God’s mind say anything about God’s foreknowledge. Historically, the church has believed that God knows the future fully (see </w:t>
+        <w:t xml:space="preserve">). In God's view, this change did not reverse his original plan, because he always considered the possibility of mercy. This change does not affect God's ability to know the future. </w:t>
+      </w:r>
+    </w:p>
+    <w:p>
+      <w:pPr/>
+      <w:r>
+        <w:rPr>
+          <w:lang w:val="en_US" w:bidi="en_US"/>
+        </w:rPr>
+      </w:r>
+      <w:r>
+        <w:rPr>
+          <w:lang w:val="en_US" w:bidi="en_US"/>
+        </w:rPr>
+        <w:t xml:space="preserve">Historically, the church has believed that God fully knows the future (see </w:t>
       </w:r>
       <w:hyperlink r:id="rId68">
         <w:r>
@@ -2691,7 +3140,7 @@
             <w:color w:val="0000EE"/>
             <w:u w:val="single"/>
           </w:rPr>
-          <w:t>Ps 139:4</w:t>
+          <w:t>Psalm 139:4</w:t>
         </w:r>
       </w:hyperlink>
       <w:r>
@@ -2709,7 +3158,7 @@
             <w:color w:val="0000EE"/>
             <w:u w:val="single"/>
           </w:rPr>
-          <w:t>Isa 46:10</w:t>
+          <w:t>Isaiah 46:10</w:t>
         </w:r>
       </w:hyperlink>
       <w:r>
@@ -2727,7 +3176,7 @@
             <w:color w:val="0000EE"/>
             <w:u w:val="single"/>
           </w:rPr>
-          <w:t>Dan 2:28–29</w:t>
+          <w:t>Daniel 2:28–29</w:t>
         </w:r>
       </w:hyperlink>
       <w:r>
@@ -2745,7 +3194,7 @@
             <w:color w:val="0000EE"/>
             <w:u w:val="single"/>
           </w:rPr>
-          <w:t>Matt 24:36</w:t>
+          <w:t>Matthew 24:36</w:t>
         </w:r>
       </w:hyperlink>
       <w:r>
@@ -2798,28 +3247,22 @@
       </w:r>
       <w:r>
         <w:rPr>
-          <w:lang w:val="en_US" w:bidi="en_US"/>
-        </w:rPr>
-        <w:t xml:space="preserve">This change of plans (literally </w:t>
-      </w:r>
-      <w:r>
-        <w:rPr>
           <w:i/>
           <w:lang w:val="en_US" w:bidi="en_US"/>
         </w:rPr>
-        <w:t>It</w:t>
-      </w:r>
-      <w:r>
-        <w:rPr>
-          <w:lang w:val="en_US" w:bidi="en_US"/>
-        </w:rPr>
-        <w:t xml:space="preserve">): See </w:t>
-      </w:r>
-      <w:r>
-        <w:rPr>
-          <w:lang w:val="en_US" w:bidi="en_US"/>
-        </w:rPr>
-        <w:t>study note on 3:10</w:t>
+        <w:t>however</w:t>
+      </w:r>
+      <w:r>
+        <w:rPr>
+          <w:lang w:val="en_US" w:bidi="en_US"/>
+        </w:rPr>
+        <w:t xml:space="preserve">: See </w:t>
+      </w:r>
+      <w:r>
+        <w:rPr>
+          <w:lang w:val="en_US" w:bidi="en_US"/>
+        </w:rPr>
+        <w:t>study note on Jonah 3:10</w:t>
       </w:r>
       <w:r>
         <w:rPr>
@@ -2873,7 +3316,7 @@
         <w:rPr>
           <w:lang w:val="en_US" w:bidi="en_US"/>
         </w:rPr>
-        <w:t xml:space="preserve">The account takes an unexpected turn. Jonah, himself a recipient of God’s mercy, complains about the mercy that the Lord has dispensed to the Assyrians. The prophet’s insolence only magnifies God’s grace (see </w:t>
+        <w:t xml:space="preserve">The story changes in a surprising way. Jonah, who had received God’s mercy himself, complains that the Lord has shown mercy to the Assyrians. The prophet’s disrespectful response emphasizes how great God’s grace truly is (see </w:t>
       </w:r>
       <w:hyperlink r:id="rId72">
         <w:r>
@@ -2884,14 +3327,14 @@
             <w:color w:val="0000EE"/>
             <w:u w:val="single"/>
           </w:rPr>
-          <w:t>4:8–11</w:t>
+          <w:t>Jonah 4:8–11</w:t>
         </w:r>
       </w:hyperlink>
       <w:r>
         <w:rPr>
           <w:lang w:val="en_US" w:bidi="en_US"/>
         </w:rPr>
-        <w:t xml:space="preserve"> for God’s response).</w:t>
+        <w:t xml:space="preserve"> for God's response).</w:t>
       </w:r>
       <w:r>
         <w:rPr>
@@ -2929,17 +3372,21 @@
       </w:r>
     </w:p>
     <w:p>
-      <w:pPr/>
-      <w:r>
-        <w:rPr>
-          <w:lang w:val="en_US" w:bidi="en_US"/>
-        </w:rPr>
-      </w:r>
-      <w:r>
-        <w:rPr>
-          <w:lang w:val="en_US" w:bidi="en_US"/>
-        </w:rPr>
-        <w:t>Jonah expresses his motive in originally fleeing from the Lord (</w:t>
+      <w:pPr>
+        <w:pStyle w:val="ListBullet"/>
+        <w:spacing w:line="240" w:lineRule="auto"/>
+        <w:ind w:left="720"/>
+      </w:pPr>
+      <w:r>
+        <w:rPr>
+          <w:lang w:val="en_US" w:bidi="en_US"/>
+        </w:rPr>
+      </w:r>
+      <w:r>
+        <w:rPr>
+          <w:lang w:val="en_US" w:bidi="en_US"/>
+        </w:rPr>
+        <w:t>Jonah explains why he initially ran away from the Lord (</w:t>
       </w:r>
       <w:hyperlink r:id="rId51">
         <w:r>
@@ -2950,14 +3397,39 @@
             <w:color w:val="0000EE"/>
             <w:u w:val="single"/>
           </w:rPr>
-          <w:t>1:3</w:t>
+          <w:t>Jonah 1:3</w:t>
         </w:r>
       </w:hyperlink>
       <w:r>
         <w:rPr>
           <w:lang w:val="en_US" w:bidi="en_US"/>
         </w:rPr>
-        <w:t xml:space="preserve">): He knew that the Lord would not destroy the wicked Ninevites if they repented. • I knew: Jonah practically quotes </w:t>
+        <w:t xml:space="preserve">): He knew the Lord would spare the wicked Ninevites if they repented. </w:t>
+      </w:r>
+    </w:p>
+    <w:p>
+      <w:pPr>
+        <w:pStyle w:val="ListBullet"/>
+        <w:spacing w:line="240" w:lineRule="auto"/>
+        <w:ind w:left="720"/>
+      </w:pPr>
+      <w:r>
+        <w:rPr>
+          <w:lang w:val="en_US" w:bidi="en_US"/>
+        </w:rPr>
+      </w:r>
+      <w:r>
+        <w:rPr>
+          <w:i/>
+          <w:lang w:val="en_US" w:bidi="en_US"/>
+        </w:rPr>
+        <w:t>I knew</w:t>
+      </w:r>
+      <w:r>
+        <w:rPr>
+          <w:lang w:val="en_US" w:bidi="en_US"/>
+        </w:rPr>
+        <w:t xml:space="preserve">: Jonah almost quotes </w:t>
       </w:r>
       <w:hyperlink r:id="rId73">
         <w:r>
@@ -2968,14 +3440,14 @@
             <w:color w:val="0000EE"/>
             <w:u w:val="single"/>
           </w:rPr>
-          <w:t>Exod 34:6–7</w:t>
+          <w:t>Exodus 34:6–7</w:t>
         </w:r>
       </w:hyperlink>
       <w:r>
         <w:rPr>
           <w:lang w:val="en_US" w:bidi="en_US"/>
         </w:rPr>
-        <w:t xml:space="preserve">, a passage set in the context of Israel’s covenant relationship with the Lord. Even in the Old Testament, God was concerned to spread salvation to the nations (cp. </w:t>
+        <w:t xml:space="preserve">, which is about Israel’s covenant with the Lord. Even in the Old Testament, God wanted to spread salvation to all nations (see </w:t>
       </w:r>
       <w:hyperlink r:id="rId74">
         <w:r>
@@ -2986,7 +3458,7 @@
             <w:color w:val="0000EE"/>
             <w:u w:val="single"/>
           </w:rPr>
-          <w:t>Matt 28:18–20</w:t>
+          <w:t>Matthew 28:18–20</w:t>
         </w:r>
       </w:hyperlink>
       <w:r>
@@ -3041,7 +3513,7 @@
         <w:rPr>
           <w:lang w:val="en_US" w:bidi="en_US"/>
         </w:rPr>
-        <w:t xml:space="preserve">Jonah’s desire to die rather than embrace God’s will (see also </w:t>
+        <w:t xml:space="preserve">Jonah’s desire to die rather than accept God’s will (see also </w:t>
       </w:r>
       <w:hyperlink r:id="rId75">
         <w:r>
@@ -3052,14 +3524,14 @@
             <w:color w:val="0000EE"/>
             <w:u w:val="single"/>
           </w:rPr>
-          <w:t>4:8–9</w:t>
+          <w:t>Jonah 4:8–9</w:t>
         </w:r>
       </w:hyperlink>
       <w:r>
         <w:rPr>
           <w:lang w:val="en_US" w:bidi="en_US"/>
         </w:rPr>
-        <w:t>), and his willingness to wait in hope that the city would be destroyed (</w:t>
+        <w:t>) and his choice to wait in hope that the city would be destroyed (</w:t>
       </w:r>
       <w:hyperlink r:id="rId76">
         <w:r>
@@ -3070,14 +3542,14 @@
             <w:color w:val="0000EE"/>
             <w:u w:val="single"/>
           </w:rPr>
-          <w:t>4:5</w:t>
+          <w:t>Jonah 4:5</w:t>
         </w:r>
       </w:hyperlink>
       <w:r>
         <w:rPr>
           <w:lang w:val="en_US" w:bidi="en_US"/>
         </w:rPr>
-        <w:t>), are signs of his hard-heartedness and his hatred for the Assyrians.</w:t>
+        <w:t>) show his hard heart (his refusal to change or show mercy) and his hatred for the Assyrians.</w:t>
       </w:r>
       <w:r>
         <w:rPr>
@@ -3125,7 +3597,7 @@
         <w:rPr>
           <w:lang w:val="en_US" w:bidi="en_US"/>
         </w:rPr>
-        <w:t>The Lord’s reply is a rhetorical question. The implied answer is “No, of course not!” The object lesson that follows (</w:t>
+        <w:t>The Lord responds with a rhetorical question, implying the answer is "No, of course not!" The lesson that follows shows why Jonah should not be angry (</w:t>
       </w:r>
       <w:hyperlink r:id="rId77">
         <w:r>
@@ -3136,14 +3608,14 @@
             <w:color w:val="0000EE"/>
             <w:u w:val="single"/>
           </w:rPr>
-          <w:t>4:6–11</w:t>
+          <w:t>Jonah 4:6–11</w:t>
         </w:r>
       </w:hyperlink>
       <w:r>
         <w:rPr>
           <w:lang w:val="en_US" w:bidi="en_US"/>
         </w:rPr>
-        <w:t>) reveals why Jonah ought not to be angry.</w:t>
+        <w:t>).</w:t>
       </w:r>
       <w:r>
         <w:rPr>
@@ -3181,17 +3653,34 @@
       </w:r>
     </w:p>
     <w:p>
-      <w:pPr/>
-      <w:r>
-        <w:rPr>
-          <w:lang w:val="en_US" w:bidi="en_US"/>
-        </w:rPr>
-      </w:r>
-      <w:r>
-        <w:rPr>
-          <w:lang w:val="en_US" w:bidi="en_US"/>
-        </w:rPr>
-        <w:t xml:space="preserve">The Lord is God’s covenant name in relation to Israel (see, e.g., </w:t>
+      <w:pPr>
+        <w:pStyle w:val="ListBullet"/>
+        <w:spacing w:line="240" w:lineRule="auto"/>
+        <w:ind w:left="720"/>
+      </w:pPr>
+      <w:r>
+        <w:rPr>
+          <w:lang w:val="en_US" w:bidi="en_US"/>
+        </w:rPr>
+      </w:r>
+      <w:r>
+        <w:rPr>
+          <w:lang w:val="en_US" w:bidi="en_US"/>
+        </w:rPr>
+        <w:t xml:space="preserve">LORD is the English title used in many Bible translations to represent God’s covenant name, </w:t>
+      </w:r>
+      <w:r>
+        <w:rPr>
+          <w:i/>
+          <w:lang w:val="en_US" w:bidi="en_US"/>
+        </w:rPr>
+        <w:t>Yahweh</w:t>
+      </w:r>
+      <w:r>
+        <w:rPr>
+          <w:lang w:val="en_US" w:bidi="en_US"/>
+        </w:rPr>
+        <w:t xml:space="preserve">, in his relationship with Israel(see, for example, </w:t>
       </w:r>
       <w:hyperlink r:id="rId78">
         <w:r>
@@ -3202,20 +3691,45 @@
             <w:color w:val="0000EE"/>
             <w:u w:val="single"/>
           </w:rPr>
-          <w:t>Ps 72:18</w:t>
+          <w:t>Psalm 72:18</w:t>
         </w:r>
       </w:hyperlink>
       <w:r>
         <w:rPr>
           <w:lang w:val="en_US" w:bidi="en_US"/>
         </w:rPr>
-        <w:t xml:space="preserve">). God did these things to show his covenant love toward Jonah and to those in Israel who had the same attitude. • arranged for: see </w:t>
-      </w:r>
-      <w:r>
-        <w:rPr>
-          <w:lang w:val="en_US" w:bidi="en_US"/>
-        </w:rPr>
-        <w:t>study note on Jon 1:17</w:t>
+        <w:t xml:space="preserve">). God did these things to show his covenant love toward Jonah and those in Israel with similar attitudes. </w:t>
+      </w:r>
+    </w:p>
+    <w:p>
+      <w:pPr>
+        <w:pStyle w:val="ListBullet"/>
+        <w:spacing w:line="240" w:lineRule="auto"/>
+        <w:ind w:left="720"/>
+      </w:pPr>
+      <w:r>
+        <w:rPr>
+          <w:lang w:val="en_US" w:bidi="en_US"/>
+        </w:rPr>
+      </w:r>
+      <w:r>
+        <w:rPr>
+          <w:i/>
+          <w:lang w:val="en_US" w:bidi="en_US"/>
+        </w:rPr>
+        <w:t>appointed</w:t>
+      </w:r>
+      <w:r>
+        <w:rPr>
+          <w:lang w:val="en_US" w:bidi="en_US"/>
+        </w:rPr>
+        <w:t xml:space="preserve">: see </w:t>
+      </w:r>
+      <w:r>
+        <w:rPr>
+          <w:lang w:val="en_US" w:bidi="en_US"/>
+        </w:rPr>
+        <w:t>study note on Jonah 1:17</w:t>
       </w:r>
       <w:r>
         <w:rPr>
@@ -3259,17 +3773,34 @@
       </w:r>
     </w:p>
     <w:p>
-      <w:pPr/>
-      <w:r>
-        <w:rPr>
-          <w:lang w:val="en_US" w:bidi="en_US"/>
-        </w:rPr>
-      </w:r>
-      <w:r>
-        <w:rPr>
-          <w:lang w:val="en_US" w:bidi="en_US"/>
-        </w:rPr>
-        <w:t xml:space="preserve">people living in spiritual darkness: God graciously sent the light of his prophetic word into a wicked city. Not all who encounter God’s light respond favorably (cp. </w:t>
+      <w:pPr>
+        <w:pStyle w:val="ListBullet"/>
+        <w:spacing w:line="240" w:lineRule="auto"/>
+        <w:ind w:left="720"/>
+      </w:pPr>
+      <w:r>
+        <w:rPr>
+          <w:lang w:val="en_US" w:bidi="en_US"/>
+        </w:rPr>
+      </w:r>
+      <w:r>
+        <w:rPr>
+          <w:i/>
+          <w:lang w:val="en_US" w:bidi="en_US"/>
+        </w:rPr>
+        <w:t>who cannot tell their right hand from their left</w:t>
+      </w:r>
+      <w:r>
+        <w:rPr>
+          <w:lang w:val="en_US" w:bidi="en_US"/>
+        </w:rPr>
+        <w:t xml:space="preserve">: </w:t>
+      </w:r>
+      <w:r>
+        <w:rPr>
+          <w:lang w:val="en_US" w:bidi="en_US"/>
+        </w:rPr>
+        <w:t xml:space="preserve">God sent his message through his prophetic word in a wicked city. Not everyone who encounters God's light responds positively (see </w:t>
       </w:r>
       <w:hyperlink r:id="rId79">
         <w:r>
@@ -3287,7 +3818,25 @@
         <w:rPr>
           <w:lang w:val="en_US" w:bidi="en_US"/>
         </w:rPr>
-        <w:t>), but God is eager to save those who receive his word in genuine repentance and faith. • The book closes abruptly, leaving the reader to ponder God’s final question to Jonah. God would rather save than destroy. Those who have received his mercy must be glad for that same mercy to be shown to others, even to their enemies.</w:t>
+        <w:t xml:space="preserve">), but God wants to save those who genuinely repent and have faith. </w:t>
+      </w:r>
+    </w:p>
+    <w:p>
+      <w:pPr>
+        <w:pStyle w:val="ListBullet"/>
+        <w:spacing w:line="240" w:lineRule="auto"/>
+        <w:ind w:left="720"/>
+      </w:pPr>
+      <w:r>
+        <w:rPr>
+          <w:lang w:val="en_US" w:bidi="en_US"/>
+        </w:rPr>
+      </w:r>
+      <w:r>
+        <w:rPr>
+          <w:lang w:val="en_US" w:bidi="en_US"/>
+        </w:rPr>
+        <w:t>The book ends suddenly, prompting the reader to consider God's final question to Jonah. God prefers to save rather than destroy. Those who have received his mercy should be happy for that same mercy to be shown to others, even their enemies.</w:t>
       </w:r>
       <w:r>
         <w:rPr>

--- a/eng/docx/32.content.docx
+++ b/eng/docx/32.content.docx
@@ -19,7 +19,7 @@
         <w:rPr>
           <w:lang w:val="en_US" w:bidi="en_US"/>
         </w:rPr>
-        <w:t>Resource: Study Notes (Tyndale)</w:t>
+        <w:t>Resource: Tyndale Open Study Notes</w:t>
       </w:r>
       <w:r>
         <w:rPr>
@@ -112,7 +112,7 @@
         <w:rPr>
           <w:lang w:val="en_US" w:bidi="en_US"/>
         </w:rPr>
-        <w:t>Study Notes (Tyndale)</w:t>
+        <w:t>Tyndale Open Study Notes</w:t>
       </w:r>
     </w:p>
     <w:p>

--- a/eng/docx/32.content.docx
+++ b/eng/docx/32.content.docx
@@ -19,7 +19,7 @@
         <w:rPr>
           <w:lang w:val="en_US" w:bidi="en_US"/>
         </w:rPr>
-        <w:t>Resource: Tyndale Open Study Notes</w:t>
+        <w:t>Resource: Aquifer Open Study Notes</w:t>
       </w:r>
       <w:r>
         <w:rPr>
@@ -112,7 +112,7 @@
         <w:rPr>
           <w:lang w:val="en_US" w:bidi="en_US"/>
         </w:rPr>
-        <w:t>Tyndale Open Study Notes</w:t>
+        <w:t>Aquifer Open Study Notes</w:t>
       </w:r>
     </w:p>
     <w:p>

--- a/eng/docx/32.content.docx
+++ b/eng/docx/32.content.docx
@@ -233,18 +233,12 @@
         </w:rPr>
         <w:t xml:space="preserve">Jonah, son of Amittai, came from Gath-hepher. This town was on the border between the tribal areas of Naphtali and Zebulun. He served the northern kingdom of Israel during the reign of Jeroboam II, from 793 to 753 BC (see </w:t>
       </w:r>
-      <w:hyperlink r:id="rId13">
-        <w:r>
-          <w:rPr>
-            <w:lang w:val="en_US" w:bidi="en_US"/>
-          </w:rPr>
-          <w:rPr>
-            <w:color w:val="0000EE"/>
-            <w:u w:val="single"/>
-          </w:rPr>
-          <w:t>2 Kings 14:25</w:t>
-        </w:r>
-      </w:hyperlink>
+      <w:r>
+        <w:rPr>
+          <w:lang w:val="en_US" w:bidi="en_US"/>
+        </w:rPr>
+        <w:t>2 Kings 14:25</w:t>
+      </w:r>
       <w:r>
         <w:rPr>
           <w:lang w:val="en_US" w:bidi="en_US"/>
@@ -351,36 +345,24 @@
         </w:rPr>
         <w:t xml:space="preserve">By the time of Jonah, Nineveh already had a long history (see </w:t>
       </w:r>
-      <w:hyperlink r:id="rId14">
-        <w:r>
-          <w:rPr>
-            <w:lang w:val="en_US" w:bidi="en_US"/>
-          </w:rPr>
-          <w:rPr>
-            <w:color w:val="0000EE"/>
-            <w:u w:val="single"/>
-          </w:rPr>
-          <w:t>Genesis 10:12</w:t>
-        </w:r>
-      </w:hyperlink>
+      <w:r>
+        <w:rPr>
+          <w:lang w:val="en_US" w:bidi="en_US"/>
+        </w:rPr>
+        <w:t>Genesis 10:12</w:t>
+      </w:r>
       <w:r>
         <w:rPr>
           <w:lang w:val="en_US" w:bidi="en_US"/>
         </w:rPr>
         <w:t xml:space="preserve">). It was an important city in the Assyrian Empire until it was destroyed in 612 BC (see </w:t>
       </w:r>
-      <w:hyperlink r:id="rId15">
-        <w:r>
-          <w:rPr>
-            <w:lang w:val="en_US" w:bidi="en_US"/>
-          </w:rPr>
-          <w:rPr>
-            <w:color w:val="0000EE"/>
-            <w:u w:val="single"/>
-          </w:rPr>
-          <w:t>Nahum 1–3</w:t>
-        </w:r>
-      </w:hyperlink>
+      <w:r>
+        <w:rPr>
+          <w:lang w:val="en_US" w:bidi="en_US"/>
+        </w:rPr>
+        <w:t>Nahum 1–3</w:t>
+      </w:r>
       <w:r>
         <w:rPr>
           <w:lang w:val="en_US" w:bidi="en_US"/>
@@ -476,90 +458,60 @@
         </w:rPr>
         <w:t>Jonah tried to run away from the Lord, but he could not succeed. No one can escape God (</w:t>
       </w:r>
-      <w:hyperlink r:id="rId16">
-        <w:r>
-          <w:rPr>
-            <w:lang w:val="en_US" w:bidi="en_US"/>
-          </w:rPr>
-          <w:rPr>
-            <w:color w:val="0000EE"/>
-            <w:u w:val="single"/>
-          </w:rPr>
-          <w:t>Psalm 139:7–10</w:t>
-        </w:r>
-      </w:hyperlink>
+      <w:r>
+        <w:rPr>
+          <w:lang w:val="en_US" w:bidi="en_US"/>
+        </w:rPr>
+        <w:t>Psalm 139:7–10</w:t>
+      </w:r>
       <w:r>
         <w:rPr>
           <w:lang w:val="en_US" w:bidi="en_US"/>
         </w:rPr>
         <w:t>) or disobey his will without facing consequences (</w:t>
       </w:r>
-      <w:hyperlink r:id="rId17">
-        <w:r>
-          <w:rPr>
-            <w:lang w:val="en_US" w:bidi="en_US"/>
-          </w:rPr>
-          <w:rPr>
-            <w:color w:val="0000EE"/>
-            <w:u w:val="single"/>
-          </w:rPr>
-          <w:t>Deuteronomy 8:5</w:t>
-        </w:r>
-      </w:hyperlink>
+      <w:r>
+        <w:rPr>
+          <w:lang w:val="en_US" w:bidi="en_US"/>
+        </w:rPr>
+        <w:t>Deuteronomy 8:5</w:t>
+      </w:r>
       <w:r>
         <w:rPr>
           <w:lang w:val="en_US" w:bidi="en_US"/>
         </w:rPr>
         <w:t>). Jonah's hesitation to go to Nineveh is understandable. Assyria was an enemy of Israel known for its violence (</w:t>
       </w:r>
-      <w:hyperlink r:id="rId18">
-        <w:r>
-          <w:rPr>
-            <w:lang w:val="en_US" w:bidi="en_US"/>
-          </w:rPr>
-          <w:rPr>
-            <w:color w:val="0000EE"/>
-            <w:u w:val="single"/>
-          </w:rPr>
-          <w:t>Jonah 3:8</w:t>
-        </w:r>
-      </w:hyperlink>
+      <w:r>
+        <w:rPr>
+          <w:lang w:val="en_US" w:bidi="en_US"/>
+        </w:rPr>
+        <w:t>Jonah 3:8</w:t>
+      </w:r>
       <w:r>
         <w:rPr>
           <w:lang w:val="en_US" w:bidi="en_US"/>
         </w:rPr>
         <w:t xml:space="preserve">; see also </w:t>
       </w:r>
-      <w:hyperlink r:id="rId19">
-        <w:r>
-          <w:rPr>
-            <w:lang w:val="en_US" w:bidi="en_US"/>
-          </w:rPr>
-          <w:rPr>
-            <w:color w:val="0000EE"/>
-            <w:u w:val="single"/>
-          </w:rPr>
-          <w:t>Nahum 3:1–4</w:t>
-        </w:r>
-      </w:hyperlink>
+      <w:r>
+        <w:rPr>
+          <w:lang w:val="en_US" w:bidi="en_US"/>
+        </w:rPr>
+        <w:t>Nahum 3:1–4</w:t>
+      </w:r>
       <w:r>
         <w:rPr>
           <w:lang w:val="en_US" w:bidi="en_US"/>
         </w:rPr>
         <w:t>). Jonah did not want these non-Israelites to have the chance to repent and be saved (</w:t>
       </w:r>
-      <w:hyperlink r:id="rId20">
-        <w:r>
-          <w:rPr>
-            <w:lang w:val="en_US" w:bidi="en_US"/>
-          </w:rPr>
-          <w:rPr>
-            <w:color w:val="0000EE"/>
-            <w:u w:val="single"/>
-          </w:rPr>
-          <w:t>Jonah 4:2</w:t>
-        </w:r>
-      </w:hyperlink>
+      <w:r>
+        <w:rPr>
+          <w:lang w:val="en_US" w:bidi="en_US"/>
+        </w:rPr>
+        <w:t>Jonah 4:2</w:t>
+      </w:r>
       <w:r>
         <w:rPr>
           <w:lang w:val="en_US" w:bidi="en_US"/>
@@ -584,36 +536,24 @@
         </w:rPr>
         <w:t>Joppa was an important port city on the Mediterranean coast (</w:t>
       </w:r>
-      <w:hyperlink r:id="rId21">
-        <w:r>
-          <w:rPr>
-            <w:lang w:val="en_US" w:bidi="en_US"/>
-          </w:rPr>
-          <w:rPr>
-            <w:color w:val="0000EE"/>
-            <w:u w:val="single"/>
-          </w:rPr>
-          <w:t>2 Chronicles 2:16</w:t>
-        </w:r>
-      </w:hyperlink>
+      <w:r>
+        <w:rPr>
+          <w:lang w:val="en_US" w:bidi="en_US"/>
+        </w:rPr>
+        <w:t>2 Chronicles 2:16</w:t>
+      </w:r>
       <w:r>
         <w:rPr>
           <w:lang w:val="en_US" w:bidi="en_US"/>
         </w:rPr>
         <w:t xml:space="preserve">; </w:t>
       </w:r>
-      <w:hyperlink r:id="rId22">
-        <w:r>
-          <w:rPr>
-            <w:lang w:val="en_US" w:bidi="en_US"/>
-          </w:rPr>
-          <w:rPr>
-            <w:color w:val="0000EE"/>
-            <w:u w:val="single"/>
-          </w:rPr>
-          <w:t>Ezra 3:7</w:t>
-        </w:r>
-      </w:hyperlink>
+      <w:r>
+        <w:rPr>
+          <w:lang w:val="en_US" w:bidi="en_US"/>
+        </w:rPr>
+        <w:t>Ezra 3:7</w:t>
+      </w:r>
       <w:r>
         <w:rPr>
           <w:lang w:val="en_US" w:bidi="en_US"/>
@@ -699,126 +639,84 @@
         </w:rPr>
         <w:t xml:space="preserve">God's control over nature is a key theme in the book of Jonah (see </w:t>
       </w:r>
-      <w:hyperlink r:id="rId23">
-        <w:r>
-          <w:rPr>
-            <w:lang w:val="en_US" w:bidi="en_US"/>
-          </w:rPr>
-          <w:rPr>
-            <w:color w:val="0000EE"/>
-            <w:u w:val="single"/>
-          </w:rPr>
-          <w:t>Jonah 1:4</w:t>
-        </w:r>
-      </w:hyperlink>
+      <w:r>
+        <w:rPr>
+          <w:lang w:val="en_US" w:bidi="en_US"/>
+        </w:rPr>
+        <w:t>Jonah 1:4</w:t>
+      </w:r>
       <w:r>
         <w:rPr>
           <w:lang w:val="en_US" w:bidi="en_US"/>
         </w:rPr>
         <w:t xml:space="preserve">, </w:t>
       </w:r>
-      <w:hyperlink r:id="rId24">
-        <w:r>
-          <w:rPr>
-            <w:lang w:val="en_US" w:bidi="en_US"/>
-          </w:rPr>
-          <w:rPr>
-            <w:color w:val="0000EE"/>
-            <w:u w:val="single"/>
-          </w:rPr>
-          <w:t>9</w:t>
-        </w:r>
-      </w:hyperlink>
+      <w:r>
+        <w:rPr>
+          <w:lang w:val="en_US" w:bidi="en_US"/>
+        </w:rPr>
+        <w:t>9</w:t>
+      </w:r>
       <w:r>
         <w:rPr>
           <w:lang w:val="en_US" w:bidi="en_US"/>
         </w:rPr>
         <w:t xml:space="preserve">, </w:t>
       </w:r>
-      <w:hyperlink r:id="rId25">
-        <w:r>
-          <w:rPr>
-            <w:lang w:val="en_US" w:bidi="en_US"/>
-          </w:rPr>
-          <w:rPr>
-            <w:color w:val="0000EE"/>
-            <w:u w:val="single"/>
-          </w:rPr>
-          <w:t>13–16</w:t>
-        </w:r>
-      </w:hyperlink>
+      <w:r>
+        <w:rPr>
+          <w:lang w:val="en_US" w:bidi="en_US"/>
+        </w:rPr>
+        <w:t>13–16</w:t>
+      </w:r>
       <w:r>
         <w:rPr>
           <w:lang w:val="en_US" w:bidi="en_US"/>
         </w:rPr>
         <w:t xml:space="preserve">, </w:t>
       </w:r>
-      <w:hyperlink r:id="rId26">
-        <w:r>
-          <w:rPr>
-            <w:lang w:val="en_US" w:bidi="en_US"/>
-          </w:rPr>
-          <w:rPr>
-            <w:color w:val="0000EE"/>
-            <w:u w:val="single"/>
-          </w:rPr>
-          <w:t>17</w:t>
-        </w:r>
-      </w:hyperlink>
+      <w:r>
+        <w:rPr>
+          <w:lang w:val="en_US" w:bidi="en_US"/>
+        </w:rPr>
+        <w:t>17</w:t>
+      </w:r>
       <w:r>
         <w:rPr>
           <w:lang w:val="en_US" w:bidi="en_US"/>
         </w:rPr>
         <w:t xml:space="preserve">; </w:t>
       </w:r>
-      <w:hyperlink r:id="rId27">
-        <w:r>
-          <w:rPr>
-            <w:lang w:val="en_US" w:bidi="en_US"/>
-          </w:rPr>
-          <w:rPr>
-            <w:color w:val="0000EE"/>
-            <w:u w:val="single"/>
-          </w:rPr>
-          <w:t>2:3</w:t>
-        </w:r>
-      </w:hyperlink>
+      <w:r>
+        <w:rPr>
+          <w:lang w:val="en_US" w:bidi="en_US"/>
+        </w:rPr>
+        <w:t>2:3</w:t>
+      </w:r>
       <w:r>
         <w:rPr>
           <w:lang w:val="en_US" w:bidi="en_US"/>
         </w:rPr>
         <w:t xml:space="preserve">, </w:t>
       </w:r>
-      <w:hyperlink r:id="rId28">
-        <w:r>
-          <w:rPr>
-            <w:lang w:val="en_US" w:bidi="en_US"/>
-          </w:rPr>
-          <w:rPr>
-            <w:color w:val="0000EE"/>
-            <w:u w:val="single"/>
-          </w:rPr>
-          <w:t>10</w:t>
-        </w:r>
-      </w:hyperlink>
+      <w:r>
+        <w:rPr>
+          <w:lang w:val="en_US" w:bidi="en_US"/>
+        </w:rPr>
+        <w:t>10</w:t>
+      </w:r>
       <w:r>
         <w:rPr>
           <w:lang w:val="en_US" w:bidi="en_US"/>
         </w:rPr>
         <w:t xml:space="preserve">; </w:t>
       </w:r>
-      <w:hyperlink r:id="rId29">
-        <w:r>
-          <w:rPr>
-            <w:lang w:val="en_US" w:bidi="en_US"/>
-          </w:rPr>
-          <w:rPr>
-            <w:color w:val="0000EE"/>
-            <w:u w:val="single"/>
-          </w:rPr>
-          <w:t>4:6–7</w:t>
-        </w:r>
-      </w:hyperlink>
+      <w:r>
+        <w:rPr>
+          <w:lang w:val="en_US" w:bidi="en_US"/>
+        </w:rPr>
+        <w:t>4:6–7</w:t>
+      </w:r>
       <w:r>
         <w:rPr>
           <w:lang w:val="en_US" w:bidi="en_US"/>
@@ -873,18 +771,12 @@
         </w:rPr>
         <w:t>God may have caused Jonah to keep sleeping to show that the sailors' gods could not help (</w:t>
       </w:r>
-      <w:hyperlink r:id="rId30">
-        <w:r>
-          <w:rPr>
-            <w:lang w:val="en_US" w:bidi="en_US"/>
-          </w:rPr>
-          <w:rPr>
-            <w:color w:val="0000EE"/>
-            <w:u w:val="single"/>
-          </w:rPr>
-          <w:t>Jonah 1:6</w:t>
-        </w:r>
-      </w:hyperlink>
+      <w:r>
+        <w:rPr>
+          <w:lang w:val="en_US" w:bidi="en_US"/>
+        </w:rPr>
+        <w:t>Jonah 1:6</w:t>
+      </w:r>
       <w:r>
         <w:rPr>
           <w:lang w:val="en_US" w:bidi="en_US"/>
@@ -943,90 +835,60 @@
         </w:rPr>
         <w:t xml:space="preserve">God permitted the use of lots for certain purposes, such as making decisions when people sought his will (see </w:t>
       </w:r>
-      <w:hyperlink r:id="rId31">
-        <w:r>
-          <w:rPr>
-            <w:lang w:val="en_US" w:bidi="en_US"/>
-          </w:rPr>
-          <w:rPr>
-            <w:color w:val="0000EE"/>
-            <w:u w:val="single"/>
-          </w:rPr>
-          <w:t>Leviticus 16:8</w:t>
-        </w:r>
-      </w:hyperlink>
+      <w:r>
+        <w:rPr>
+          <w:lang w:val="en_US" w:bidi="en_US"/>
+        </w:rPr>
+        <w:t>Leviticus 16:8</w:t>
+      </w:r>
       <w:r>
         <w:rPr>
           <w:lang w:val="en_US" w:bidi="en_US"/>
         </w:rPr>
         <w:t xml:space="preserve">; </w:t>
       </w:r>
-      <w:hyperlink r:id="rId32">
-        <w:r>
-          <w:rPr>
-            <w:lang w:val="en_US" w:bidi="en_US"/>
-          </w:rPr>
-          <w:rPr>
-            <w:color w:val="0000EE"/>
-            <w:u w:val="single"/>
-          </w:rPr>
-          <w:t>Joshua 18:6</w:t>
-        </w:r>
-      </w:hyperlink>
+      <w:r>
+        <w:rPr>
+          <w:lang w:val="en_US" w:bidi="en_US"/>
+        </w:rPr>
+        <w:t>Joshua 18:6</w:t>
+      </w:r>
       <w:r>
         <w:rPr>
           <w:lang w:val="en_US" w:bidi="en_US"/>
         </w:rPr>
         <w:t xml:space="preserve">; </w:t>
       </w:r>
-      <w:hyperlink r:id="rId33">
-        <w:r>
-          <w:rPr>
-            <w:lang w:val="en_US" w:bidi="en_US"/>
-          </w:rPr>
-          <w:rPr>
-            <w:color w:val="0000EE"/>
-            <w:u w:val="single"/>
-          </w:rPr>
-          <w:t>1 Chronicles 26:12–16</w:t>
-        </w:r>
-      </w:hyperlink>
+      <w:r>
+        <w:rPr>
+          <w:lang w:val="en_US" w:bidi="en_US"/>
+        </w:rPr>
+        <w:t>1 Chronicles 26:12–16</w:t>
+      </w:r>
       <w:r>
         <w:rPr>
           <w:lang w:val="en_US" w:bidi="en_US"/>
         </w:rPr>
         <w:t xml:space="preserve">; </w:t>
       </w:r>
-      <w:hyperlink r:id="rId34">
-        <w:r>
-          <w:rPr>
-            <w:lang w:val="en_US" w:bidi="en_US"/>
-          </w:rPr>
-          <w:rPr>
-            <w:color w:val="0000EE"/>
-            <w:u w:val="single"/>
-          </w:rPr>
-          <w:t>Acts 1:26</w:t>
-        </w:r>
-      </w:hyperlink>
+      <w:r>
+        <w:rPr>
+          <w:lang w:val="en_US" w:bidi="en_US"/>
+        </w:rPr>
+        <w:t>Acts 1:26</w:t>
+      </w:r>
       <w:r>
         <w:rPr>
           <w:lang w:val="en_US" w:bidi="en_US"/>
         </w:rPr>
         <w:t>). However, divination in general, as it was practiced throughout the ancient world, displeased the Lord because it sought guidance apart from him (</w:t>
       </w:r>
-      <w:hyperlink r:id="rId35">
-        <w:r>
-          <w:rPr>
-            <w:lang w:val="en_US" w:bidi="en_US"/>
-          </w:rPr>
-          <w:rPr>
-            <w:color w:val="0000EE"/>
-            <w:u w:val="single"/>
-          </w:rPr>
-          <w:t>Deuteronomy 18:9–13</w:t>
-        </w:r>
-      </w:hyperlink>
+      <w:r>
+        <w:rPr>
+          <w:lang w:val="en_US" w:bidi="en_US"/>
+        </w:rPr>
+        <w:t>Deuteronomy 18:9–13</w:t>
+      </w:r>
       <w:r>
         <w:rPr>
           <w:lang w:val="en_US" w:bidi="en_US"/>
@@ -1123,54 +985,36 @@
         </w:rPr>
         <w:t xml:space="preserve">: See also </w:t>
       </w:r>
-      <w:hyperlink r:id="rId36">
-        <w:r>
-          <w:rPr>
-            <w:lang w:val="en_US" w:bidi="en_US"/>
-          </w:rPr>
-          <w:rPr>
-            <w:color w:val="0000EE"/>
-            <w:u w:val="single"/>
-          </w:rPr>
-          <w:t>Genesis 41:12</w:t>
-        </w:r>
-      </w:hyperlink>
+      <w:r>
+        <w:rPr>
+          <w:lang w:val="en_US" w:bidi="en_US"/>
+        </w:rPr>
+        <w:t>Genesis 41:12</w:t>
+      </w:r>
       <w:r>
         <w:rPr>
           <w:lang w:val="en_US" w:bidi="en_US"/>
         </w:rPr>
         <w:t xml:space="preserve">; </w:t>
       </w:r>
-      <w:hyperlink r:id="rId37">
-        <w:r>
-          <w:rPr>
-            <w:lang w:val="en_US" w:bidi="en_US"/>
-          </w:rPr>
-          <w:rPr>
-            <w:color w:val="0000EE"/>
-            <w:u w:val="single"/>
-          </w:rPr>
-          <w:t>Exodus 1:15</w:t>
-        </w:r>
-      </w:hyperlink>
+      <w:r>
+        <w:rPr>
+          <w:lang w:val="en_US" w:bidi="en_US"/>
+        </w:rPr>
+        <w:t>Exodus 1:15</w:t>
+      </w:r>
       <w:r>
         <w:rPr>
           <w:lang w:val="en_US" w:bidi="en_US"/>
         </w:rPr>
         <w:t xml:space="preserve">; </w:t>
       </w:r>
-      <w:hyperlink r:id="rId38">
-        <w:r>
-          <w:rPr>
-            <w:lang w:val="en_US" w:bidi="en_US"/>
-          </w:rPr>
-          <w:rPr>
-            <w:color w:val="0000EE"/>
-            <w:u w:val="single"/>
-          </w:rPr>
-          <w:t>2:11</w:t>
-        </w:r>
-      </w:hyperlink>
+      <w:r>
+        <w:rPr>
+          <w:lang w:val="en_US" w:bidi="en_US"/>
+        </w:rPr>
+        <w:t>2:11</w:t>
+      </w:r>
       <w:r>
         <w:rPr>
           <w:lang w:val="en_US" w:bidi="en_US"/>
@@ -1208,36 +1052,24 @@
         </w:rPr>
         <w:t xml:space="preserve"> likely showed this deity's superiority, as heaven is the highest realm. The Old Testament consistently states that the Lord is the one true God (see, for example, </w:t>
       </w:r>
-      <w:hyperlink r:id="rId39">
-        <w:r>
-          <w:rPr>
-            <w:lang w:val="en_US" w:bidi="en_US"/>
-          </w:rPr>
-          <w:rPr>
-            <w:color w:val="0000EE"/>
-            <w:u w:val="single"/>
-          </w:rPr>
-          <w:t>Deuteronomy 6:4</w:t>
-        </w:r>
-      </w:hyperlink>
+      <w:r>
+        <w:rPr>
+          <w:lang w:val="en_US" w:bidi="en_US"/>
+        </w:rPr>
+        <w:t>Deuteronomy 6:4</w:t>
+      </w:r>
       <w:r>
         <w:rPr>
           <w:lang w:val="en_US" w:bidi="en_US"/>
         </w:rPr>
         <w:t xml:space="preserve">), sometimes using language to show his superiority over false gods imagined by pagan peoples (see </w:t>
       </w:r>
-      <w:hyperlink r:id="rId40">
-        <w:r>
-          <w:rPr>
-            <w:lang w:val="en_US" w:bidi="en_US"/>
-          </w:rPr>
-          <w:rPr>
-            <w:color w:val="0000EE"/>
-            <w:u w:val="single"/>
-          </w:rPr>
-          <w:t>Psalm 95:3–5</w:t>
-        </w:r>
-      </w:hyperlink>
+      <w:r>
+        <w:rPr>
+          <w:lang w:val="en_US" w:bidi="en_US"/>
+        </w:rPr>
+        <w:t>Psalm 95:3–5</w:t>
+      </w:r>
       <w:r>
         <w:rPr>
           <w:lang w:val="en_US" w:bidi="en_US"/>
@@ -1415,18 +1247,12 @@
         </w:rPr>
         <w:t xml:space="preserve">: God's power over the stormy sea led the sailors to worship. Although sacrifices and vows were part of Israelite worship (for example, </w:t>
       </w:r>
-      <w:hyperlink r:id="rId41">
-        <w:r>
-          <w:rPr>
-            <w:lang w:val="en_US" w:bidi="en_US"/>
-          </w:rPr>
-          <w:rPr>
-            <w:color w:val="0000EE"/>
-            <w:u w:val="single"/>
-          </w:rPr>
-          <w:t>Psalm 116:17–18</w:t>
-        </w:r>
-      </w:hyperlink>
+      <w:r>
+        <w:rPr>
+          <w:lang w:val="en_US" w:bidi="en_US"/>
+        </w:rPr>
+        <w:t>Psalm 116:17–18</w:t>
+      </w:r>
       <w:r>
         <w:rPr>
           <w:lang w:val="en_US" w:bidi="en_US"/>
@@ -1497,54 +1323,36 @@
         </w:rPr>
         <w:t>Some critics find it hard to believe that Jonah could survive inside a large fish. They challenge one of the book's main ideas, that God has complete control over nature. If God exists and created nature (</w:t>
       </w:r>
-      <w:hyperlink r:id="rId24">
-        <w:r>
-          <w:rPr>
-            <w:lang w:val="en_US" w:bidi="en_US"/>
-          </w:rPr>
-          <w:rPr>
-            <w:color w:val="0000EE"/>
-            <w:u w:val="single"/>
-          </w:rPr>
-          <w:t>Jonah 1:9</w:t>
-        </w:r>
-      </w:hyperlink>
+      <w:r>
+        <w:rPr>
+          <w:lang w:val="en_US" w:bidi="en_US"/>
+        </w:rPr>
+        <w:t>Jonah 1:9</w:t>
+      </w:r>
       <w:r>
         <w:rPr>
           <w:lang w:val="en_US" w:bidi="en_US"/>
         </w:rPr>
         <w:t xml:space="preserve">, </w:t>
       </w:r>
-      <w:hyperlink r:id="rId42">
-        <w:r>
-          <w:rPr>
-            <w:lang w:val="en_US" w:bidi="en_US"/>
-          </w:rPr>
-          <w:rPr>
-            <w:color w:val="0000EE"/>
-            <w:u w:val="single"/>
-          </w:rPr>
-          <w:t>16</w:t>
-        </w:r>
-      </w:hyperlink>
+      <w:r>
+        <w:rPr>
+          <w:lang w:val="en_US" w:bidi="en_US"/>
+        </w:rPr>
+        <w:t>16</w:t>
+      </w:r>
       <w:r>
         <w:rPr>
           <w:lang w:val="en_US" w:bidi="en_US"/>
         </w:rPr>
         <w:t xml:space="preserve">; see also </w:t>
       </w:r>
-      <w:hyperlink r:id="rId43">
-        <w:r>
-          <w:rPr>
-            <w:lang w:val="en_US" w:bidi="en_US"/>
-          </w:rPr>
-          <w:rPr>
-            <w:color w:val="0000EE"/>
-            <w:u w:val="single"/>
-          </w:rPr>
-          <w:t>Genesis 1:21</w:t>
-        </w:r>
-      </w:hyperlink>
+      <w:r>
+        <w:rPr>
+          <w:lang w:val="en_US" w:bidi="en_US"/>
+        </w:rPr>
+        <w:t>Genesis 1:21</w:t>
+      </w:r>
       <w:r>
         <w:rPr>
           <w:lang w:val="en_US" w:bidi="en_US"/>
@@ -1569,18 +1377,12 @@
         </w:rPr>
         <w:t xml:space="preserve">The species of the fish is not specified, nor is it important for the story's meaning. Given God's power, the fish could have been specially created for this event. If God can perform miracles, Jonah's need for air and protection from digestion is not a problem (see </w:t>
       </w:r>
-      <w:hyperlink r:id="rId44">
-        <w:r>
-          <w:rPr>
-            <w:lang w:val="en_US" w:bidi="en_US"/>
-          </w:rPr>
-          <w:rPr>
-            <w:color w:val="0000EE"/>
-            <w:u w:val="single"/>
-          </w:rPr>
-          <w:t>Daniel 3:14–27</w:t>
-        </w:r>
-      </w:hyperlink>
+      <w:r>
+        <w:rPr>
+          <w:lang w:val="en_US" w:bidi="en_US"/>
+        </w:rPr>
+        <w:t>Daniel 3:14–27</w:t>
+      </w:r>
       <w:r>
         <w:rPr>
           <w:lang w:val="en_US" w:bidi="en_US"/>
@@ -1605,18 +1407,12 @@
         </w:rPr>
         <w:t>Jesus later mentioned Jonah's three days and nights in the fish to predict his own time in the grave (</w:t>
       </w:r>
-      <w:hyperlink r:id="rId45">
-        <w:r>
-          <w:rPr>
-            <w:lang w:val="en_US" w:bidi="en_US"/>
-          </w:rPr>
-          <w:rPr>
-            <w:color w:val="0000EE"/>
-            <w:u w:val="single"/>
-          </w:rPr>
-          <w:t>Matthew 12:39–41</w:t>
-        </w:r>
-      </w:hyperlink>
+      <w:r>
+        <w:rPr>
+          <w:lang w:val="en_US" w:bidi="en_US"/>
+        </w:rPr>
+        <w:t>Matthew 12:39–41</w:t>
+      </w:r>
       <w:r>
         <w:rPr>
           <w:lang w:val="en_US" w:bidi="en_US"/>
@@ -1654,54 +1450,36 @@
         </w:rPr>
         <w:t xml:space="preserve"> appears four times in the book, showing God's easy control over nature (</w:t>
       </w:r>
-      <w:hyperlink r:id="rId46">
-        <w:r>
-          <w:rPr>
-            <w:lang w:val="en_US" w:bidi="en_US"/>
-          </w:rPr>
-          <w:rPr>
-            <w:color w:val="0000EE"/>
-            <w:u w:val="single"/>
-          </w:rPr>
-          <w:t>Jonah 4:6</w:t>
-        </w:r>
-      </w:hyperlink>
+      <w:r>
+        <w:rPr>
+          <w:lang w:val="en_US" w:bidi="en_US"/>
+        </w:rPr>
+        <w:t>Jonah 4:6</w:t>
+      </w:r>
       <w:r>
         <w:rPr>
           <w:lang w:val="en_US" w:bidi="en_US"/>
         </w:rPr>
         <w:t xml:space="preserve">, </w:t>
       </w:r>
-      <w:hyperlink r:id="rId47">
-        <w:r>
-          <w:rPr>
-            <w:lang w:val="en_US" w:bidi="en_US"/>
-          </w:rPr>
-          <w:rPr>
-            <w:color w:val="0000EE"/>
-            <w:u w:val="single"/>
-          </w:rPr>
-          <w:t>7</w:t>
-        </w:r>
-      </w:hyperlink>
+      <w:r>
+        <w:rPr>
+          <w:lang w:val="en_US" w:bidi="en_US"/>
+        </w:rPr>
+        <w:t>7</w:t>
+      </w:r>
       <w:r>
         <w:rPr>
           <w:lang w:val="en_US" w:bidi="en_US"/>
         </w:rPr>
         <w:t xml:space="preserve">, </w:t>
       </w:r>
-      <w:hyperlink r:id="rId48">
-        <w:r>
-          <w:rPr>
-            <w:lang w:val="en_US" w:bidi="en_US"/>
-          </w:rPr>
-          <w:rPr>
-            <w:color w:val="0000EE"/>
-            <w:u w:val="single"/>
-          </w:rPr>
-          <w:t>8</w:t>
-        </w:r>
-      </w:hyperlink>
+      <w:r>
+        <w:rPr>
+          <w:lang w:val="en_US" w:bidi="en_US"/>
+        </w:rPr>
+        <w:t>8</w:t>
+      </w:r>
       <w:r>
         <w:rPr>
           <w:lang w:val="en_US" w:bidi="en_US"/>
@@ -1833,36 +1611,24 @@
         </w:rPr>
         <w:t xml:space="preserve">: Sheol was believed to be the place where the dead lived (see </w:t>
       </w:r>
-      <w:hyperlink r:id="rId49">
-        <w:r>
-          <w:rPr>
-            <w:lang w:val="en_US" w:bidi="en_US"/>
-          </w:rPr>
-          <w:rPr>
-            <w:color w:val="0000EE"/>
-            <w:u w:val="single"/>
-          </w:rPr>
-          <w:t>Isaiah 14:15</w:t>
-        </w:r>
-      </w:hyperlink>
+      <w:r>
+        <w:rPr>
+          <w:lang w:val="en_US" w:bidi="en_US"/>
+        </w:rPr>
+        <w:t>Isaiah 14:15</w:t>
+      </w:r>
       <w:r>
         <w:rPr>
           <w:lang w:val="en_US" w:bidi="en_US"/>
         </w:rPr>
         <w:t xml:space="preserve">; </w:t>
       </w:r>
-      <w:hyperlink r:id="rId50">
-        <w:r>
-          <w:rPr>
-            <w:lang w:val="en_US" w:bidi="en_US"/>
-          </w:rPr>
-          <w:rPr>
-            <w:color w:val="0000EE"/>
-            <w:u w:val="single"/>
-          </w:rPr>
-          <w:t>Ezekiel 31:15–17</w:t>
-        </w:r>
-      </w:hyperlink>
+      <w:r>
+        <w:rPr>
+          <w:lang w:val="en_US" w:bidi="en_US"/>
+        </w:rPr>
+        <w:t>Ezekiel 31:15–17</w:t>
+      </w:r>
       <w:r>
         <w:rPr>
           <w:lang w:val="en_US" w:bidi="en_US"/>
@@ -1921,18 +1687,12 @@
         </w:rPr>
         <w:t>As Jonah was about to drown, he called out for help, life, and God's renewed presence. It is ironic that Jonah mentioned God driving him away, as Jonah himself aimed to flee to Tarshish (</w:t>
       </w:r>
-      <w:hyperlink r:id="rId51">
-        <w:r>
-          <w:rPr>
-            <w:lang w:val="en_US" w:bidi="en_US"/>
-          </w:rPr>
-          <w:rPr>
-            <w:color w:val="0000EE"/>
-            <w:u w:val="single"/>
-          </w:rPr>
-          <w:t>Jonah 1:3</w:t>
-        </w:r>
-      </w:hyperlink>
+      <w:r>
+        <w:rPr>
+          <w:lang w:val="en_US" w:bidi="en_US"/>
+        </w:rPr>
+        <w:t>Jonah 1:3</w:t>
+      </w:r>
       <w:r>
         <w:rPr>
           <w:lang w:val="en_US" w:bidi="en_US"/>
@@ -1964,18 +1724,12 @@
         </w:rPr>
         <w:t xml:space="preserve">: Jonah was either confident he would be rescued and worship again in the temple in Jerusalem, or he was calling to the Lord in his temple from the sea (compare </w:t>
       </w:r>
-      <w:hyperlink r:id="rId52">
-        <w:r>
-          <w:rPr>
-            <w:lang w:val="en_US" w:bidi="en_US"/>
-          </w:rPr>
-          <w:rPr>
-            <w:color w:val="0000EE"/>
-            <w:u w:val="single"/>
-          </w:rPr>
-          <w:t>Jonah 2:7</w:t>
-        </w:r>
-      </w:hyperlink>
+      <w:r>
+        <w:rPr>
+          <w:lang w:val="en_US" w:bidi="en_US"/>
+        </w:rPr>
+        <w:t>Jonah 2:7</w:t>
+      </w:r>
       <w:r>
         <w:rPr>
           <w:lang w:val="en_US" w:bidi="en_US"/>
@@ -2066,18 +1820,12 @@
         </w:rPr>
         <w:t xml:space="preserve"> show ancient ideas about the underworld. People thought the dead were deep within the earth (see also </w:t>
       </w:r>
-      <w:hyperlink r:id="rId53">
-        <w:r>
-          <w:rPr>
-            <w:lang w:val="en_US" w:bidi="en_US"/>
-          </w:rPr>
-          <w:rPr>
-            <w:color w:val="0000EE"/>
-            <w:u w:val="single"/>
-          </w:rPr>
-          <w:t>Jonah 2:2</w:t>
-        </w:r>
-      </w:hyperlink>
+      <w:r>
+        <w:rPr>
+          <w:lang w:val="en_US" w:bidi="en_US"/>
+        </w:rPr>
+        <w:t>Jonah 2:2</w:t>
+      </w:r>
       <w:r>
         <w:rPr>
           <w:lang w:val="en_US" w:bidi="en_US"/>
@@ -2218,36 +1966,24 @@
         </w:rPr>
         <w:t>: The temple was God's special place for worship in Israel, even though God is everywhere all the time (</w:t>
       </w:r>
-      <w:hyperlink r:id="rId16">
-        <w:r>
-          <w:rPr>
-            <w:lang w:val="en_US" w:bidi="en_US"/>
-          </w:rPr>
-          <w:rPr>
-            <w:color w:val="0000EE"/>
-            <w:u w:val="single"/>
-          </w:rPr>
-          <w:t>Psalm 139:7–10</w:t>
-        </w:r>
-      </w:hyperlink>
+      <w:r>
+        <w:rPr>
+          <w:lang w:val="en_US" w:bidi="en_US"/>
+        </w:rPr>
+        <w:t>Psalm 139:7–10</w:t>
+      </w:r>
       <w:r>
         <w:rPr>
           <w:lang w:val="en_US" w:bidi="en_US"/>
         </w:rPr>
         <w:t xml:space="preserve">; </w:t>
       </w:r>
-      <w:hyperlink r:id="rId54">
-        <w:r>
-          <w:rPr>
-            <w:lang w:val="en_US" w:bidi="en_US"/>
-          </w:rPr>
-          <w:rPr>
-            <w:color w:val="0000EE"/>
-            <w:u w:val="single"/>
-          </w:rPr>
-          <w:t>Jeremiah 23:23–24</w:t>
-        </w:r>
-      </w:hyperlink>
+      <w:r>
+        <w:rPr>
+          <w:lang w:val="en_US" w:bidi="en_US"/>
+        </w:rPr>
+        <w:t>Jeremiah 23:23–24</w:t>
+      </w:r>
       <w:r>
         <w:rPr>
           <w:lang w:val="en_US" w:bidi="en_US"/>
@@ -2302,18 +2038,12 @@
         </w:rPr>
         <w:t xml:space="preserve">The end of Jonah’s psalm-prayer is similar to </w:t>
       </w:r>
-      <w:hyperlink r:id="rId42">
-        <w:r>
-          <w:rPr>
-            <w:lang w:val="en_US" w:bidi="en_US"/>
-          </w:rPr>
-          <w:rPr>
-            <w:color w:val="0000EE"/>
-            <w:u w:val="single"/>
-          </w:rPr>
-          <w:t>Jonah 1:16</w:t>
-        </w:r>
-      </w:hyperlink>
+      <w:r>
+        <w:rPr>
+          <w:lang w:val="en_US" w:bidi="en_US"/>
+        </w:rPr>
+        <w:t>Jonah 1:16</w:t>
+      </w:r>
       <w:r>
         <w:rPr>
           <w:lang w:val="en_US" w:bidi="en_US"/>
@@ -2368,18 +2098,12 @@
         </w:rPr>
         <w:t xml:space="preserve">The second part of the book begins in the same way as the first part (see </w:t>
       </w:r>
-      <w:hyperlink r:id="rId55">
-        <w:r>
-          <w:rPr>
-            <w:lang w:val="en_US" w:bidi="en_US"/>
-          </w:rPr>
-          <w:rPr>
-            <w:color w:val="0000EE"/>
-            <w:u w:val="single"/>
-          </w:rPr>
-          <w:t>Jonah 1:1–2</w:t>
-        </w:r>
-      </w:hyperlink>
+      <w:r>
+        <w:rPr>
+          <w:lang w:val="en_US" w:bidi="en_US"/>
+        </w:rPr>
+        <w:t>Jonah 1:1–2</w:t>
+      </w:r>
       <w:r>
         <w:rPr>
           <w:lang w:val="en_US" w:bidi="en_US"/>
@@ -2493,54 +2217,36 @@
         </w:rPr>
         <w:t>: God wanted to save this vast city, full of people and resources (</w:t>
       </w:r>
-      <w:hyperlink r:id="rId56">
-        <w:r>
-          <w:rPr>
-            <w:lang w:val="en_US" w:bidi="en_US"/>
-          </w:rPr>
-          <w:rPr>
-            <w:color w:val="0000EE"/>
-            <w:u w:val="single"/>
-          </w:rPr>
-          <w:t>Jonah 4:11</w:t>
-        </w:r>
-      </w:hyperlink>
+      <w:r>
+        <w:rPr>
+          <w:lang w:val="en_US" w:bidi="en_US"/>
+        </w:rPr>
+        <w:t>Jonah 4:11</w:t>
+      </w:r>
       <w:r>
         <w:rPr>
           <w:lang w:val="en_US" w:bidi="en_US"/>
         </w:rPr>
         <w:t xml:space="preserve">). Jonah opposed God's desire (see </w:t>
       </w:r>
-      <w:hyperlink r:id="rId20">
-        <w:r>
-          <w:rPr>
-            <w:lang w:val="en_US" w:bidi="en_US"/>
-          </w:rPr>
-          <w:rPr>
-            <w:color w:val="0000EE"/>
-            <w:u w:val="single"/>
-          </w:rPr>
-          <w:t>Jonah 4:2</w:t>
-        </w:r>
-      </w:hyperlink>
+      <w:r>
+        <w:rPr>
+          <w:lang w:val="en_US" w:bidi="en_US"/>
+        </w:rPr>
+        <w:t>Jonah 4:2</w:t>
+      </w:r>
       <w:r>
         <w:rPr>
           <w:lang w:val="en_US" w:bidi="en_US"/>
         </w:rPr>
         <w:t xml:space="preserve">, </w:t>
       </w:r>
-      <w:hyperlink r:id="rId57">
-        <w:r>
-          <w:rPr>
-            <w:lang w:val="en_US" w:bidi="en_US"/>
-          </w:rPr>
-          <w:rPr>
-            <w:color w:val="0000EE"/>
-            <w:u w:val="single"/>
-          </w:rPr>
-          <w:t>10–11</w:t>
-        </w:r>
-      </w:hyperlink>
+      <w:r>
+        <w:rPr>
+          <w:lang w:val="en_US" w:bidi="en_US"/>
+        </w:rPr>
+        <w:t>10–11</w:t>
+      </w:r>
       <w:r>
         <w:rPr>
           <w:lang w:val="en_US" w:bidi="en_US"/>
@@ -2626,54 +2332,36 @@
         </w:rPr>
         <w:t xml:space="preserve"> Jonah's message did not seem to include a condition, such as "But if you repent, God will not destroy you" (note the king’s uncertainty in </w:t>
       </w:r>
-      <w:hyperlink r:id="rId58">
-        <w:r>
-          <w:rPr>
-            <w:lang w:val="en_US" w:bidi="en_US"/>
-          </w:rPr>
-          <w:rPr>
-            <w:color w:val="0000EE"/>
-            <w:u w:val="single"/>
-          </w:rPr>
-          <w:t>Jonah 3:9</w:t>
-        </w:r>
-      </w:hyperlink>
+      <w:r>
+        <w:rPr>
+          <w:lang w:val="en_US" w:bidi="en_US"/>
+        </w:rPr>
+        <w:t>Jonah 3:9</w:t>
+      </w:r>
       <w:r>
         <w:rPr>
           <w:lang w:val="en_US" w:bidi="en_US"/>
         </w:rPr>
         <w:t>). However, Jonah knew God wanted people to repent instead of being destroyed (</w:t>
       </w:r>
-      <w:hyperlink r:id="rId59">
-        <w:r>
-          <w:rPr>
-            <w:lang w:val="en_US" w:bidi="en_US"/>
-          </w:rPr>
-          <w:rPr>
-            <w:color w:val="0000EE"/>
-            <w:u w:val="single"/>
-          </w:rPr>
-          <w:t>Jonah 3:10</w:t>
-        </w:r>
-      </w:hyperlink>
+      <w:r>
+        <w:rPr>
+          <w:lang w:val="en_US" w:bidi="en_US"/>
+        </w:rPr>
+        <w:t>Jonah 3:10</w:t>
+      </w:r>
       <w:r>
         <w:rPr>
           <w:lang w:val="en_US" w:bidi="en_US"/>
         </w:rPr>
         <w:t xml:space="preserve">; </w:t>
       </w:r>
-      <w:hyperlink r:id="rId20">
-        <w:r>
-          <w:rPr>
-            <w:lang w:val="en_US" w:bidi="en_US"/>
-          </w:rPr>
-          <w:rPr>
-            <w:color w:val="0000EE"/>
-            <w:u w:val="single"/>
-          </w:rPr>
-          <w:t>4:2</w:t>
-        </w:r>
-      </w:hyperlink>
+      <w:r>
+        <w:rPr>
+          <w:lang w:val="en_US" w:bidi="en_US"/>
+        </w:rPr>
+        <w:t>4:2</w:t>
+      </w:r>
       <w:r>
         <w:rPr>
           <w:lang w:val="en_US" w:bidi="en_US"/>
@@ -2732,18 +2420,12 @@
         </w:rPr>
         <w:t xml:space="preserve">For the second time in this short book, non-believers respond positively to the Lord (compare </w:t>
       </w:r>
-      <w:hyperlink r:id="rId42">
-        <w:r>
-          <w:rPr>
-            <w:lang w:val="en_US" w:bidi="en_US"/>
-          </w:rPr>
-          <w:rPr>
-            <w:color w:val="0000EE"/>
-            <w:u w:val="single"/>
-          </w:rPr>
-          <w:t>Jonah 1:16</w:t>
-        </w:r>
-      </w:hyperlink>
+      <w:r>
+        <w:rPr>
+          <w:lang w:val="en_US" w:bidi="en_US"/>
+        </w:rPr>
+        <w:t>Jonah 1:16</w:t>
+      </w:r>
       <w:r>
         <w:rPr>
           <w:lang w:val="en_US" w:bidi="en_US"/>
@@ -2768,90 +2450,60 @@
         </w:rPr>
         <w:t xml:space="preserve">In ancient Israel, people often fasted during prayer and repentance in difficult times (see </w:t>
       </w:r>
-      <w:hyperlink r:id="rId60">
-        <w:r>
-          <w:rPr>
-            <w:lang w:val="en_US" w:bidi="en_US"/>
-          </w:rPr>
-          <w:rPr>
-            <w:color w:val="0000EE"/>
-            <w:u w:val="single"/>
-          </w:rPr>
-          <w:t>2 Samuel 1:12</w:t>
-        </w:r>
-      </w:hyperlink>
+      <w:r>
+        <w:rPr>
+          <w:lang w:val="en_US" w:bidi="en_US"/>
+        </w:rPr>
+        <w:t>2 Samuel 1:12</w:t>
+      </w:r>
       <w:r>
         <w:rPr>
           <w:lang w:val="en_US" w:bidi="en_US"/>
         </w:rPr>
         <w:t xml:space="preserve">; </w:t>
       </w:r>
-      <w:hyperlink r:id="rId61">
-        <w:r>
-          <w:rPr>
-            <w:lang w:val="en_US" w:bidi="en_US"/>
-          </w:rPr>
-          <w:rPr>
-            <w:color w:val="0000EE"/>
-            <w:u w:val="single"/>
-          </w:rPr>
-          <w:t>Nehemiah 1:4</w:t>
-        </w:r>
-      </w:hyperlink>
+      <w:r>
+        <w:rPr>
+          <w:lang w:val="en_US" w:bidi="en_US"/>
+        </w:rPr>
+        <w:t>Nehemiah 1:4</w:t>
+      </w:r>
       <w:r>
         <w:rPr>
           <w:lang w:val="en_US" w:bidi="en_US"/>
         </w:rPr>
         <w:t xml:space="preserve">). Wearing burlap and sitting on ashes often showed mourning and deep repentance (see </w:t>
       </w:r>
-      <w:hyperlink r:id="rId62">
-        <w:r>
-          <w:rPr>
-            <w:lang w:val="en_US" w:bidi="en_US"/>
-          </w:rPr>
-          <w:rPr>
-            <w:color w:val="0000EE"/>
-            <w:u w:val="single"/>
-          </w:rPr>
-          <w:t>Genesis 37:34</w:t>
-        </w:r>
-      </w:hyperlink>
+      <w:r>
+        <w:rPr>
+          <w:lang w:val="en_US" w:bidi="en_US"/>
+        </w:rPr>
+        <w:t>Genesis 37:34</w:t>
+      </w:r>
       <w:r>
         <w:rPr>
           <w:lang w:val="en_US" w:bidi="en_US"/>
         </w:rPr>
         <w:t xml:space="preserve">; </w:t>
       </w:r>
-      <w:hyperlink r:id="rId63">
-        <w:r>
-          <w:rPr>
-            <w:lang w:val="en_US" w:bidi="en_US"/>
-          </w:rPr>
-          <w:rPr>
-            <w:color w:val="0000EE"/>
-            <w:u w:val="single"/>
-          </w:rPr>
-          <w:t>Job 16:15</w:t>
-        </w:r>
-      </w:hyperlink>
+      <w:r>
+        <w:rPr>
+          <w:lang w:val="en_US" w:bidi="en_US"/>
+        </w:rPr>
+        <w:t>Job 16:15</w:t>
+      </w:r>
       <w:r>
         <w:rPr>
           <w:lang w:val="en_US" w:bidi="en_US"/>
         </w:rPr>
         <w:t xml:space="preserve">; </w:t>
       </w:r>
-      <w:hyperlink r:id="rId64">
-        <w:r>
-          <w:rPr>
-            <w:lang w:val="en_US" w:bidi="en_US"/>
-          </w:rPr>
-          <w:rPr>
-            <w:color w:val="0000EE"/>
-            <w:u w:val="single"/>
-          </w:rPr>
-          <w:t>Lamentations 2:10</w:t>
-        </w:r>
-      </w:hyperlink>
+      <w:r>
+        <w:rPr>
+          <w:lang w:val="en_US" w:bidi="en_US"/>
+        </w:rPr>
+        <w:t>Lamentations 2:10</w:t>
+      </w:r>
       <w:r>
         <w:rPr>
           <w:lang w:val="en_US" w:bidi="en_US"/>
@@ -2876,18 +2528,12 @@
         </w:rPr>
         <w:t>The repentance of the Ninevites criticized the stubbornness of people in the time of Jesus (</w:t>
       </w:r>
-      <w:hyperlink r:id="rId65">
-        <w:r>
-          <w:rPr>
-            <w:lang w:val="en_US" w:bidi="en_US"/>
-          </w:rPr>
-          <w:rPr>
-            <w:color w:val="0000EE"/>
-            <w:u w:val="single"/>
-          </w:rPr>
-          <w:t>Matthew 12:41</w:t>
-        </w:r>
-      </w:hyperlink>
+      <w:r>
+        <w:rPr>
+          <w:lang w:val="en_US" w:bidi="en_US"/>
+        </w:rPr>
+        <w:t>Matthew 12:41</w:t>
+      </w:r>
       <w:r>
         <w:rPr>
           <w:lang w:val="en_US" w:bidi="en_US"/>
@@ -2942,18 +2588,12 @@
         </w:rPr>
         <w:t xml:space="preserve">The king of Nineveh may have been a local ruler who governed the city. It is also possible that he was the king of Assyria, who at times used Nineveh as a center of royal rule (compare </w:t>
       </w:r>
-      <w:hyperlink r:id="rId66">
-        <w:r>
-          <w:rPr>
-            <w:lang w:val="en_US" w:bidi="en_US"/>
-          </w:rPr>
-          <w:rPr>
-            <w:color w:val="0000EE"/>
-            <w:u w:val="single"/>
-          </w:rPr>
-          <w:t>2 Kings 19:9–13</w:t>
-        </w:r>
-      </w:hyperlink>
+      <w:r>
+        <w:rPr>
+          <w:lang w:val="en_US" w:bidi="en_US"/>
+        </w:rPr>
+        <w:t>2 Kings 19:9–13</w:t>
+      </w:r>
       <w:r>
         <w:rPr>
           <w:lang w:val="en_US" w:bidi="en_US"/>
@@ -3063,54 +2703,36 @@
         </w:rPr>
         <w:t>: If the people of Nineveh had not repented, God would have destroyed them (</w:t>
       </w:r>
-      <w:hyperlink r:id="rId67">
-        <w:r>
-          <w:rPr>
-            <w:lang w:val="en_US" w:bidi="en_US"/>
-          </w:rPr>
-          <w:rPr>
-            <w:color w:val="0000EE"/>
-            <w:u w:val="single"/>
-          </w:rPr>
-          <w:t>Jonah 3:4</w:t>
-        </w:r>
-      </w:hyperlink>
+      <w:r>
+        <w:rPr>
+          <w:lang w:val="en_US" w:bidi="en_US"/>
+        </w:rPr>
+        <w:t>Jonah 3:4</w:t>
+      </w:r>
       <w:r>
         <w:rPr>
           <w:lang w:val="en_US" w:bidi="en_US"/>
         </w:rPr>
         <w:t xml:space="preserve">). But God was ready to show mercy when they repented (see </w:t>
       </w:r>
-      <w:hyperlink r:id="rId20">
-        <w:r>
-          <w:rPr>
-            <w:lang w:val="en_US" w:bidi="en_US"/>
-          </w:rPr>
-          <w:rPr>
-            <w:color w:val="0000EE"/>
-            <w:u w:val="single"/>
-          </w:rPr>
-          <w:t>Jonah 4:2</w:t>
-        </w:r>
-      </w:hyperlink>
+      <w:r>
+        <w:rPr>
+          <w:lang w:val="en_US" w:bidi="en_US"/>
+        </w:rPr>
+        <w:t>Jonah 4:2</w:t>
+      </w:r>
       <w:r>
         <w:rPr>
           <w:lang w:val="en_US" w:bidi="en_US"/>
         </w:rPr>
         <w:t xml:space="preserve">, </w:t>
       </w:r>
-      <w:hyperlink r:id="rId56">
-        <w:r>
-          <w:rPr>
-            <w:lang w:val="en_US" w:bidi="en_US"/>
-          </w:rPr>
-          <w:rPr>
-            <w:color w:val="0000EE"/>
-            <w:u w:val="single"/>
-          </w:rPr>
-          <w:t>11</w:t>
-        </w:r>
-      </w:hyperlink>
+      <w:r>
+        <w:rPr>
+          <w:lang w:val="en_US" w:bidi="en_US"/>
+        </w:rPr>
+        <w:t>11</w:t>
+      </w:r>
       <w:r>
         <w:rPr>
           <w:lang w:val="en_US" w:bidi="en_US"/>
@@ -3131,72 +2753,48 @@
         </w:rPr>
         <w:t xml:space="preserve">Historically, the church has believed that God fully knows the future (see </w:t>
       </w:r>
-      <w:hyperlink r:id="rId68">
-        <w:r>
-          <w:rPr>
-            <w:lang w:val="en_US" w:bidi="en_US"/>
-          </w:rPr>
-          <w:rPr>
-            <w:color w:val="0000EE"/>
-            <w:u w:val="single"/>
-          </w:rPr>
-          <w:t>Psalm 139:4</w:t>
-        </w:r>
-      </w:hyperlink>
+      <w:r>
+        <w:rPr>
+          <w:lang w:val="en_US" w:bidi="en_US"/>
+        </w:rPr>
+        <w:t>Psalm 139:4</w:t>
+      </w:r>
       <w:r>
         <w:rPr>
           <w:lang w:val="en_US" w:bidi="en_US"/>
         </w:rPr>
         <w:t xml:space="preserve">; </w:t>
       </w:r>
-      <w:hyperlink r:id="rId69">
-        <w:r>
-          <w:rPr>
-            <w:lang w:val="en_US" w:bidi="en_US"/>
-          </w:rPr>
-          <w:rPr>
-            <w:color w:val="0000EE"/>
-            <w:u w:val="single"/>
-          </w:rPr>
-          <w:t>Isaiah 46:10</w:t>
-        </w:r>
-      </w:hyperlink>
+      <w:r>
+        <w:rPr>
+          <w:lang w:val="en_US" w:bidi="en_US"/>
+        </w:rPr>
+        <w:t>Isaiah 46:10</w:t>
+      </w:r>
       <w:r>
         <w:rPr>
           <w:lang w:val="en_US" w:bidi="en_US"/>
         </w:rPr>
         <w:t xml:space="preserve">; </w:t>
       </w:r>
-      <w:hyperlink r:id="rId70">
-        <w:r>
-          <w:rPr>
-            <w:lang w:val="en_US" w:bidi="en_US"/>
-          </w:rPr>
-          <w:rPr>
-            <w:color w:val="0000EE"/>
-            <w:u w:val="single"/>
-          </w:rPr>
-          <w:t>Daniel 2:28–29</w:t>
-        </w:r>
-      </w:hyperlink>
+      <w:r>
+        <w:rPr>
+          <w:lang w:val="en_US" w:bidi="en_US"/>
+        </w:rPr>
+        <w:t>Daniel 2:28–29</w:t>
+      </w:r>
       <w:r>
         <w:rPr>
           <w:lang w:val="en_US" w:bidi="en_US"/>
         </w:rPr>
         <w:t xml:space="preserve">; </w:t>
       </w:r>
-      <w:hyperlink r:id="rId71">
-        <w:r>
-          <w:rPr>
-            <w:lang w:val="en_US" w:bidi="en_US"/>
-          </w:rPr>
-          <w:rPr>
-            <w:color w:val="0000EE"/>
-            <w:u w:val="single"/>
-          </w:rPr>
-          <w:t>Matthew 24:36</w:t>
-        </w:r>
-      </w:hyperlink>
+      <w:r>
+        <w:rPr>
+          <w:lang w:val="en_US" w:bidi="en_US"/>
+        </w:rPr>
+        <w:t>Matthew 24:36</w:t>
+      </w:r>
       <w:r>
         <w:rPr>
           <w:lang w:val="en_US" w:bidi="en_US"/>
@@ -3318,18 +2916,12 @@
         </w:rPr>
         <w:t xml:space="preserve">The story changes in a surprising way. Jonah, who had received God’s mercy himself, complains that the Lord has shown mercy to the Assyrians. The prophet’s disrespectful response emphasizes how great God’s grace truly is (see </w:t>
       </w:r>
-      <w:hyperlink r:id="rId72">
-        <w:r>
-          <w:rPr>
-            <w:lang w:val="en_US" w:bidi="en_US"/>
-          </w:rPr>
-          <w:rPr>
-            <w:color w:val="0000EE"/>
-            <w:u w:val="single"/>
-          </w:rPr>
-          <w:t>Jonah 4:8–11</w:t>
-        </w:r>
-      </w:hyperlink>
+      <w:r>
+        <w:rPr>
+          <w:lang w:val="en_US" w:bidi="en_US"/>
+        </w:rPr>
+        <w:t>Jonah 4:8–11</w:t>
+      </w:r>
       <w:r>
         <w:rPr>
           <w:lang w:val="en_US" w:bidi="en_US"/>
@@ -3388,18 +2980,12 @@
         </w:rPr>
         <w:t>Jonah explains why he initially ran away from the Lord (</w:t>
       </w:r>
-      <w:hyperlink r:id="rId51">
-        <w:r>
-          <w:rPr>
-            <w:lang w:val="en_US" w:bidi="en_US"/>
-          </w:rPr>
-          <w:rPr>
-            <w:color w:val="0000EE"/>
-            <w:u w:val="single"/>
-          </w:rPr>
-          <w:t>Jonah 1:3</w:t>
-        </w:r>
-      </w:hyperlink>
+      <w:r>
+        <w:rPr>
+          <w:lang w:val="en_US" w:bidi="en_US"/>
+        </w:rPr>
+        <w:t>Jonah 1:3</w:t>
+      </w:r>
       <w:r>
         <w:rPr>
           <w:lang w:val="en_US" w:bidi="en_US"/>
@@ -3431,36 +3017,24 @@
         </w:rPr>
         <w:t xml:space="preserve">: Jonah almost quotes </w:t>
       </w:r>
-      <w:hyperlink r:id="rId73">
-        <w:r>
-          <w:rPr>
-            <w:lang w:val="en_US" w:bidi="en_US"/>
-          </w:rPr>
-          <w:rPr>
-            <w:color w:val="0000EE"/>
-            <w:u w:val="single"/>
-          </w:rPr>
-          <w:t>Exodus 34:6–7</w:t>
-        </w:r>
-      </w:hyperlink>
+      <w:r>
+        <w:rPr>
+          <w:lang w:val="en_US" w:bidi="en_US"/>
+        </w:rPr>
+        <w:t>Exodus 34:6–7</w:t>
+      </w:r>
       <w:r>
         <w:rPr>
           <w:lang w:val="en_US" w:bidi="en_US"/>
         </w:rPr>
         <w:t xml:space="preserve">, which is about Israel’s covenant with the Lord. Even in the Old Testament, God wanted to spread salvation to all nations (see </w:t>
       </w:r>
-      <w:hyperlink r:id="rId74">
-        <w:r>
-          <w:rPr>
-            <w:lang w:val="en_US" w:bidi="en_US"/>
-          </w:rPr>
-          <w:rPr>
-            <w:color w:val="0000EE"/>
-            <w:u w:val="single"/>
-          </w:rPr>
-          <w:t>Matthew 28:18–20</w:t>
-        </w:r>
-      </w:hyperlink>
+      <w:r>
+        <w:rPr>
+          <w:lang w:val="en_US" w:bidi="en_US"/>
+        </w:rPr>
+        <w:t>Matthew 28:18–20</w:t>
+      </w:r>
       <w:r>
         <w:rPr>
           <w:lang w:val="en_US" w:bidi="en_US"/>
@@ -3515,36 +3089,24 @@
         </w:rPr>
         <w:t xml:space="preserve">Jonah’s desire to die rather than accept God’s will (see also </w:t>
       </w:r>
-      <w:hyperlink r:id="rId75">
-        <w:r>
-          <w:rPr>
-            <w:lang w:val="en_US" w:bidi="en_US"/>
-          </w:rPr>
-          <w:rPr>
-            <w:color w:val="0000EE"/>
-            <w:u w:val="single"/>
-          </w:rPr>
-          <w:t>Jonah 4:8–9</w:t>
-        </w:r>
-      </w:hyperlink>
+      <w:r>
+        <w:rPr>
+          <w:lang w:val="en_US" w:bidi="en_US"/>
+        </w:rPr>
+        <w:t>Jonah 4:8–9</w:t>
+      </w:r>
       <w:r>
         <w:rPr>
           <w:lang w:val="en_US" w:bidi="en_US"/>
         </w:rPr>
         <w:t>) and his choice to wait in hope that the city would be destroyed (</w:t>
       </w:r>
-      <w:hyperlink r:id="rId76">
-        <w:r>
-          <w:rPr>
-            <w:lang w:val="en_US" w:bidi="en_US"/>
-          </w:rPr>
-          <w:rPr>
-            <w:color w:val="0000EE"/>
-            <w:u w:val="single"/>
-          </w:rPr>
-          <w:t>Jonah 4:5</w:t>
-        </w:r>
-      </w:hyperlink>
+      <w:r>
+        <w:rPr>
+          <w:lang w:val="en_US" w:bidi="en_US"/>
+        </w:rPr>
+        <w:t>Jonah 4:5</w:t>
+      </w:r>
       <w:r>
         <w:rPr>
           <w:lang w:val="en_US" w:bidi="en_US"/>
@@ -3599,18 +3161,12 @@
         </w:rPr>
         <w:t>The Lord responds with a rhetorical question, implying the answer is "No, of course not!" The lesson that follows shows why Jonah should not be angry (</w:t>
       </w:r>
-      <w:hyperlink r:id="rId77">
-        <w:r>
-          <w:rPr>
-            <w:lang w:val="en_US" w:bidi="en_US"/>
-          </w:rPr>
-          <w:rPr>
-            <w:color w:val="0000EE"/>
-            <w:u w:val="single"/>
-          </w:rPr>
-          <w:t>Jonah 4:6–11</w:t>
-        </w:r>
-      </w:hyperlink>
+      <w:r>
+        <w:rPr>
+          <w:lang w:val="en_US" w:bidi="en_US"/>
+        </w:rPr>
+        <w:t>Jonah 4:6–11</w:t>
+      </w:r>
       <w:r>
         <w:rPr>
           <w:lang w:val="en_US" w:bidi="en_US"/>
@@ -3682,18 +3238,12 @@
         </w:rPr>
         <w:t xml:space="preserve">, in his relationship with Israel(see, for example, </w:t>
       </w:r>
-      <w:hyperlink r:id="rId78">
-        <w:r>
-          <w:rPr>
-            <w:lang w:val="en_US" w:bidi="en_US"/>
-          </w:rPr>
-          <w:rPr>
-            <w:color w:val="0000EE"/>
-            <w:u w:val="single"/>
-          </w:rPr>
-          <w:t>Psalm 72:18</w:t>
-        </w:r>
-      </w:hyperlink>
+      <w:r>
+        <w:rPr>
+          <w:lang w:val="en_US" w:bidi="en_US"/>
+        </w:rPr>
+        <w:t>Psalm 72:18</w:t>
+      </w:r>
       <w:r>
         <w:rPr>
           <w:lang w:val="en_US" w:bidi="en_US"/>
@@ -3802,18 +3352,12 @@
         </w:rPr>
         <w:t xml:space="preserve">God sent his message through his prophetic word in a wicked city. Not everyone who encounters God's light responds positively (see </w:t>
       </w:r>
-      <w:hyperlink r:id="rId79">
-        <w:r>
-          <w:rPr>
-            <w:lang w:val="en_US" w:bidi="en_US"/>
-          </w:rPr>
-          <w:rPr>
-            <w:color w:val="0000EE"/>
-            <w:u w:val="single"/>
-          </w:rPr>
-          <w:t>John 3:19–21</w:t>
-        </w:r>
-      </w:hyperlink>
+      <w:r>
+        <w:rPr>
+          <w:lang w:val="en_US" w:bidi="en_US"/>
+        </w:rPr>
+        <w:t>John 3:19–21</w:t>
+      </w:r>
       <w:r>
         <w:rPr>
           <w:lang w:val="en_US" w:bidi="en_US"/>
